--- a/shinmok1/pack/2510/H1MOGO25-10_29_SET.docx
+++ b/shinmok1/pack/2510/H1MOGO25-10_29_SET.docx
@@ -58,7 +58,7 @@
           <w:sz w:val="16"/>
           <w:u w:val="none"/>
         </w:rPr>
-        <w:t>(   )반 (   )번 이름(            )  CHECK ___/35  전용 ___/29.2점</w:t>
+        <w:t>(   )반 (   )번 이름(            )  CHECK ___/35  전용 ___/30.0점</w:t>
       </w:r>
     </w:p>
     <w:p>
@@ -1476,7 +1476,7 @@
           <w:sz w:val="18"/>
           <w:u w:val="none"/>
         </w:rPr>
-        <w:t>PART 2 · 전용문제  (선택형 8 · 서답형 2 · 29.2점)</w:t>
+        <w:t>PART 2 · 전용문제  (선택형 8 · 서답형 2 · 30.0점)</w:t>
       </w:r>
     </w:p>
     <w:p>
@@ -1501,7 +1501,25 @@
           <w:sz w:val="17"/>
           <w:u w:val="none"/>
         </w:rPr>
-        <w:t xml:space="preserve"> 다음 빈칸에 들어갈 말로 가장 적절한 것은? [2.7점]</w:t>
+        <w:t xml:space="preserve"> 다음 글에 대한 &lt;보기&gt;의 설명 중 </w:t>
+      </w:r>
+      <w:r>
+        <w:rPr>
+          <w:rFonts w:ascii="맑은 고딕" w:hAnsi="맑은 고딕" w:eastAsia="맑은 고딕"/>
+          <w:b w:val="0"/>
+          <w:sz w:val="17"/>
+          <w:u w:val="single"/>
+        </w:rPr>
+        <w:t>틀린</w:t>
+      </w:r>
+      <w:r>
+        <w:rPr>
+          <w:rFonts w:ascii="맑은 고딕" w:hAnsi="맑은 고딕" w:eastAsia="맑은 고딕"/>
+          <w:b w:val="0"/>
+          <w:sz w:val="17"/>
+          <w:u w:val="none"/>
+        </w:rPr>
+        <w:t xml:space="preserve"> 것만을 있는 대로 고른 것은? [3.2점]</w:t>
       </w:r>
     </w:p>
     <w:p>
@@ -1524,14 +1542,80 @@
           <w:sz w:val="17"/>
           <w:u w:val="none"/>
         </w:rPr>
-        <w:t>Human beings have evolved to make the most of the resources available to them in ways that are subtle and complicated. When we change our diets, especially when we do so quickly, we are effectively conducting huge experiments in nutrition. We ought to have more humility. Nutritional science is still young and there is so much we do not know. If we have eaten certain foods in certain ways for millennia, we should assume until it is proven otherwise that ______________________________. Traditional foods should generally be chosen over highly processed ones, even when the processed ones sit more comfortably on the contemporary dietary food plate.</w:t>
+        <w:t>Human beings have evolved to make the most of the resources available to them in ways that are subtle and complicated. When we change our diets, especially when we do so quickly, we are effectively conducting huge experiments in nutrition. (A) ________, we ought to have more humility. Nutritional science is still young and there is so much we do not know. If we have eaten certain foods in certain ways for millennia, we should assume until it is proven otherwise that there is probably a good reason why. Traditional foods that don’t fit neatly on the contemporary dietary food plate should generally be chosen over highly processed ones that do. We should assume that traditionally made fatty blood sausages are preferable to lean, factory-made salamis; that spoonfuls of honey are superior to sprinkles of sweeteners. Witnessing how ⓑ</w:t>
+      </w:r>
+      <w:r>
+        <w:rPr>
+          <w:rFonts w:ascii="맑은 고딕" w:hAnsi="맑은 고딕" w:eastAsia="맑은 고딕"/>
+          <w:b w:val="0"/>
+          <w:sz w:val="17"/>
+          <w:u w:val="single"/>
+        </w:rPr>
+        <w:t>poorly</w:t>
+      </w:r>
+      <w:r>
+        <w:rPr>
+          <w:rFonts w:ascii="맑은 고딕" w:hAnsi="맑은 고딕" w:eastAsia="맑은 고딕"/>
+          <w:b w:val="0"/>
+          <w:sz w:val="17"/>
+          <w:u w:val="none"/>
+        </w:rPr>
+        <w:t xml:space="preserve"> traditional societies are ⓐ</w:t>
+      </w:r>
+      <w:r>
+        <w:rPr>
+          <w:rFonts w:ascii="맑은 고딕" w:hAnsi="맑은 고딕" w:eastAsia="맑은 고딕"/>
+          <w:b w:val="0"/>
+          <w:sz w:val="17"/>
+          <w:u w:val="single"/>
+        </w:rPr>
+        <w:t>faring</w:t>
+      </w:r>
+      <w:r>
+        <w:rPr>
+          <w:rFonts w:ascii="맑은 고딕" w:hAnsi="맑은 고딕" w:eastAsia="맑은 고딕"/>
+          <w:b w:val="0"/>
+          <w:sz w:val="17"/>
+          <w:u w:val="none"/>
+        </w:rPr>
+        <w:t xml:space="preserve"> as they undergo a nutrition transition should make those who have already completed it question whether their diets have moved too far.</w:t>
       </w:r>
     </w:p>
     <w:p>
       <w:pPr>
-        <w:spacing w:before="0" w:after="0" w:line="269" w:lineRule="auto"/>
-        <w:ind w:left="180" w:hanging="180"/>
+        <w:spacing w:before="0" w:after="0" w:line="288" w:lineRule="auto"/>
+        <w:ind w:left="40"/>
         <w:snapToGrid w:val="0"/>
+        <w:pBdr>
+          <w:top w:val="single" w:sz="4" w:space="2" w:color="9B6BD0"/>
+          <w:left w:val="single" w:sz="4" w:space="2" w:color="9B6BD0"/>
+          <w:bottom w:val="single" w:sz="4" w:space="2" w:color="9B6BD0"/>
+          <w:right w:val="single" w:sz="4" w:space="2" w:color="9B6BD0"/>
+        </w:pBdr>
+        <w:shd w:val="clear" w:color="auto" w:fill="FAF5FF"/>
+      </w:pPr>
+      <w:r>
+        <w:rPr>
+          <w:rFonts w:ascii="맑은 고딕" w:hAnsi="맑은 고딕" w:eastAsia="맑은 고딕"/>
+          <w:b/>
+          <w:sz w:val="17"/>
+          <w:u w:val="none"/>
+        </w:rPr>
+        <w:t>&lt;보 기&gt;</w:t>
+      </w:r>
+    </w:p>
+    <w:p>
+      <w:pPr>
+        <w:spacing w:before="0" w:after="0" w:line="288" w:lineRule="auto"/>
+        <w:ind w:left="40"/>
+        <w:snapToGrid w:val="0"/>
+        <w:pBdr>
+          <w:top w:val="single" w:sz="4" w:space="2" w:color="9B6BD0"/>
+          <w:left w:val="single" w:sz="4" w:space="2" w:color="9B6BD0"/>
+          <w:bottom w:val="single" w:sz="4" w:space="2" w:color="9B6BD0"/>
+          <w:right w:val="single" w:sz="4" w:space="2" w:color="9B6BD0"/>
+        </w:pBdr>
+        <w:shd w:val="clear" w:color="auto" w:fill="FAF5FF"/>
       </w:pPr>
       <w:r>
         <w:rPr>
@@ -1540,14 +1624,21 @@
           <w:sz w:val="17"/>
           <w:u w:val="none"/>
         </w:rPr>
-        <w:t>① the practice has lasted for reasons we may not yet understand</w:t>
+        <w:t>(a) The writer regards a rapid change of diet as an experiment whose results we are not yet able to judge.</w:t>
       </w:r>
     </w:p>
     <w:p>
       <w:pPr>
-        <w:spacing w:before="0" w:after="0" w:line="269" w:lineRule="auto"/>
-        <w:ind w:left="180" w:hanging="180"/>
+        <w:spacing w:before="0" w:after="0" w:line="288" w:lineRule="auto"/>
+        <w:ind w:left="40"/>
         <w:snapToGrid w:val="0"/>
+        <w:pBdr>
+          <w:top w:val="single" w:sz="4" w:space="2" w:color="9B6BD0"/>
+          <w:left w:val="single" w:sz="4" w:space="2" w:color="9B6BD0"/>
+          <w:bottom w:val="single" w:sz="4" w:space="2" w:color="9B6BD0"/>
+          <w:right w:val="single" w:sz="4" w:space="2" w:color="9B6BD0"/>
+        </w:pBdr>
+        <w:shd w:val="clear" w:color="auto" w:fill="FAF5FF"/>
       </w:pPr>
       <w:r>
         <w:rPr>
@@ -1556,14 +1647,21 @@
           <w:sz w:val="17"/>
           <w:u w:val="none"/>
         </w:rPr>
-        <w:t>② the practice survived mainly because nothing better was available</w:t>
+        <w:t>(b) The appropriate expression for (A) is ‘Therefore’.</w:t>
       </w:r>
     </w:p>
     <w:p>
       <w:pPr>
-        <w:spacing w:before="0" w:after="0" w:line="269" w:lineRule="auto"/>
-        <w:ind w:left="180" w:hanging="180"/>
+        <w:spacing w:before="0" w:after="0" w:line="288" w:lineRule="auto"/>
+        <w:ind w:left="40"/>
         <w:snapToGrid w:val="0"/>
+        <w:pBdr>
+          <w:top w:val="single" w:sz="4" w:space="2" w:color="9B6BD0"/>
+          <w:left w:val="single" w:sz="4" w:space="2" w:color="9B6BD0"/>
+          <w:bottom w:val="single" w:sz="4" w:space="2" w:color="9B6BD0"/>
+          <w:right w:val="single" w:sz="4" w:space="2" w:color="9B6BD0"/>
+        </w:pBdr>
+        <w:shd w:val="clear" w:color="auto" w:fill="FAF5FF"/>
       </w:pPr>
       <w:r>
         <w:rPr>
@@ -1572,14 +1670,21 @@
           <w:sz w:val="17"/>
           <w:u w:val="none"/>
         </w:rPr>
-        <w:t>③ modern science will soon find a way to improve on the practice</w:t>
+        <w:t>(c) In ⓑ, ‘poorly’ should be changed to ‘poor’ because it describes ‘traditional societies’.</w:t>
       </w:r>
     </w:p>
     <w:p>
       <w:pPr>
-        <w:spacing w:before="0" w:after="0" w:line="269" w:lineRule="auto"/>
-        <w:ind w:left="180" w:hanging="180"/>
+        <w:spacing w:before="0" w:after="0" w:line="288" w:lineRule="auto"/>
+        <w:ind w:left="40"/>
         <w:snapToGrid w:val="0"/>
+        <w:pBdr>
+          <w:top w:val="single" w:sz="4" w:space="2" w:color="9B6BD0"/>
+          <w:left w:val="single" w:sz="4" w:space="2" w:color="9B6BD0"/>
+          <w:bottom w:val="single" w:sz="4" w:space="2" w:color="9B6BD0"/>
+          <w:right w:val="single" w:sz="4" w:space="2" w:color="9B6BD0"/>
+        </w:pBdr>
+        <w:shd w:val="clear" w:color="auto" w:fill="FAF5FF"/>
       </w:pPr>
       <w:r>
         <w:rPr>
@@ -1588,14 +1693,21 @@
           <w:sz w:val="17"/>
           <w:u w:val="none"/>
         </w:rPr>
-        <w:t>④ our ancestors understood nutrition better than scientists now do</w:t>
+        <w:t>(d) In the context, ⓐ ‘faring’ can be replaced by ‘thriving’ without changing the meaning.</w:t>
       </w:r>
     </w:p>
     <w:p>
       <w:pPr>
-        <w:spacing w:before="0" w:after="0" w:line="269" w:lineRule="auto"/>
-        <w:ind w:left="180" w:hanging="180"/>
+        <w:spacing w:before="0" w:after="60" w:line="288" w:lineRule="auto"/>
+        <w:ind w:left="40"/>
         <w:snapToGrid w:val="0"/>
+        <w:pBdr>
+          <w:top w:val="single" w:sz="4" w:space="2" w:color="9B6BD0"/>
+          <w:left w:val="single" w:sz="4" w:space="2" w:color="9B6BD0"/>
+          <w:bottom w:val="single" w:sz="4" w:space="2" w:color="9B6BD0"/>
+          <w:right w:val="single" w:sz="4" w:space="2" w:color="9B6BD0"/>
+        </w:pBdr>
+        <w:shd w:val="clear" w:color="auto" w:fill="FAF5FF"/>
       </w:pPr>
       <w:r>
         <w:rPr>
@@ -1604,7 +1716,23 @@
           <w:sz w:val="17"/>
           <w:u w:val="none"/>
         </w:rPr>
-        <w:t>⑤ such foods suit only the societies that first produced them</w:t>
+        <w:t>(e) The writer takes a food’s long history of being eaten as a sign that there is probably a reason for it.</w:t>
+      </w:r>
+    </w:p>
+    <w:p>
+      <w:pPr>
+        <w:spacing w:before="0" w:after="20" w:line="276" w:lineRule="auto"/>
+        <w:ind w:left="80"/>
+        <w:snapToGrid w:val="0"/>
+      </w:pPr>
+      <w:r>
+        <w:rPr>
+          <w:rFonts w:ascii="맑은 고딕" w:hAnsi="맑은 고딕" w:eastAsia="맑은 고딕"/>
+          <w:b w:val="0"/>
+          <w:sz w:val="17"/>
+          <w:u w:val="none"/>
+        </w:rPr>
+        <w:t>① (a), (c)    ② (b), (d), (e)    ③ (c), (e)    ④ (a), (d)    ⑤ (c), (d)</w:t>
       </w:r>
     </w:p>
     <w:p>
@@ -1629,7 +1757,25 @@
           <w:sz w:val="17"/>
           <w:u w:val="none"/>
         </w:rPr>
-        <w:t xml:space="preserve"> 다음 글의 내용을 한 문장으로 요약하고자 한다. 빈칸 (A), (B)에 들어갈 말로 가장 적절한 것은? [3.0점]</w:t>
+        <w:t xml:space="preserve"> 다음 글의 밑줄 친 ⓐ ~ ⓕ 중, 어법상 </w:t>
+      </w:r>
+      <w:r>
+        <w:rPr>
+          <w:rFonts w:ascii="맑은 고딕" w:hAnsi="맑은 고딕" w:eastAsia="맑은 고딕"/>
+          <w:b w:val="0"/>
+          <w:sz w:val="17"/>
+          <w:u w:val="single"/>
+        </w:rPr>
+        <w:t>틀린</w:t>
+      </w:r>
+      <w:r>
+        <w:rPr>
+          <w:rFonts w:ascii="맑은 고딕" w:hAnsi="맑은 고딕" w:eastAsia="맑은 고딕"/>
+          <w:b w:val="0"/>
+          <w:sz w:val="17"/>
+          <w:u w:val="none"/>
+        </w:rPr>
+        <w:t xml:space="preserve"> 것을 모두 고른 것은? [3.1점]</w:t>
       </w:r>
     </w:p>
     <w:p>
@@ -1652,7 +1798,950 @@
           <w:sz w:val="17"/>
           <w:u w:val="none"/>
         </w:rPr>
-        <w:t>Humans have evolved to make the most of the resources available to them in subtle and complicated ways, so a rapid change of diet is effectively a huge experiment in nutrition. Nutritional science is still young, and there is so much we do not know. That is why we ought to have more humility. Foods that have been eaten in certain ways for millennia probably have a good reason behind them, and until it is proven otherwise, they should generally be chosen over highly processed ones — even ones that fit the contemporary dietary food plate more neatly.</w:t>
+        <w:t>Human beings have evolved to make the most of the resources available to them in ways ⓐ</w:t>
+      </w:r>
+      <w:r>
+        <w:rPr>
+          <w:rFonts w:ascii="맑은 고딕" w:hAnsi="맑은 고딕" w:eastAsia="맑은 고딕"/>
+          <w:b w:val="0"/>
+          <w:sz w:val="17"/>
+          <w:u w:val="single"/>
+        </w:rPr>
+        <w:t>that</w:t>
+      </w:r>
+      <w:r>
+        <w:rPr>
+          <w:rFonts w:ascii="맑은 고딕" w:hAnsi="맑은 고딕" w:eastAsia="맑은 고딕"/>
+          <w:b w:val="0"/>
+          <w:sz w:val="17"/>
+          <w:u w:val="none"/>
+        </w:rPr>
+        <w:t xml:space="preserve"> are subtle and complicated. When we change our diets, especially when we do so quickly, we are effectively conducting huge experiments in nutrition. We ought to have more humility. Nutritional science is still young and there is so much we do not know. If we ⓑ</w:t>
+      </w:r>
+      <w:r>
+        <w:rPr>
+          <w:rFonts w:ascii="맑은 고딕" w:hAnsi="맑은 고딕" w:eastAsia="맑은 고딕"/>
+          <w:b w:val="0"/>
+          <w:sz w:val="17"/>
+          <w:u w:val="single"/>
+        </w:rPr>
+        <w:t>have eaten</w:t>
+      </w:r>
+      <w:r>
+        <w:rPr>
+          <w:rFonts w:ascii="맑은 고딕" w:hAnsi="맑은 고딕" w:eastAsia="맑은 고딕"/>
+          <w:b w:val="0"/>
+          <w:sz w:val="17"/>
+          <w:u w:val="none"/>
+        </w:rPr>
+        <w:t xml:space="preserve"> certain foods in certain ways for millennia, we should assume until it ⓒ</w:t>
+      </w:r>
+      <w:r>
+        <w:rPr>
+          <w:rFonts w:ascii="맑은 고딕" w:hAnsi="맑은 고딕" w:eastAsia="맑은 고딕"/>
+          <w:b w:val="0"/>
+          <w:sz w:val="17"/>
+          <w:u w:val="single"/>
+        </w:rPr>
+        <w:t>proves</w:t>
+      </w:r>
+      <w:r>
+        <w:rPr>
+          <w:rFonts w:ascii="맑은 고딕" w:hAnsi="맑은 고딕" w:eastAsia="맑은 고딕"/>
+          <w:b w:val="0"/>
+          <w:sz w:val="17"/>
+          <w:u w:val="none"/>
+        </w:rPr>
+        <w:t xml:space="preserve"> otherwise that there is probably a good reason why. Traditional foods that don’t fit neatly on the contemporary dietary food plate should generally be chosen over highly processed ones that ⓓ</w:t>
+      </w:r>
+      <w:r>
+        <w:rPr>
+          <w:rFonts w:ascii="맑은 고딕" w:hAnsi="맑은 고딕" w:eastAsia="맑은 고딕"/>
+          <w:b w:val="0"/>
+          <w:sz w:val="17"/>
+          <w:u w:val="single"/>
+        </w:rPr>
+        <w:t>does</w:t>
+      </w:r>
+      <w:r>
+        <w:rPr>
+          <w:rFonts w:ascii="맑은 고딕" w:hAnsi="맑은 고딕" w:eastAsia="맑은 고딕"/>
+          <w:b w:val="0"/>
+          <w:sz w:val="17"/>
+          <w:u w:val="none"/>
+        </w:rPr>
+        <w:t>. We should assume that traditionally made fatty blood sausages are preferable to lean, factory-made salamis; that spoonfuls of honey are superior to sprinkles of sweeteners. ⓔ</w:t>
+      </w:r>
+      <w:r>
+        <w:rPr>
+          <w:rFonts w:ascii="맑은 고딕" w:hAnsi="맑은 고딕" w:eastAsia="맑은 고딕"/>
+          <w:b w:val="0"/>
+          <w:sz w:val="17"/>
+          <w:u w:val="single"/>
+        </w:rPr>
+        <w:t>Witnessing</w:t>
+      </w:r>
+      <w:r>
+        <w:rPr>
+          <w:rFonts w:ascii="맑은 고딕" w:hAnsi="맑은 고딕" w:eastAsia="맑은 고딕"/>
+          <w:b w:val="0"/>
+          <w:sz w:val="17"/>
+          <w:u w:val="none"/>
+        </w:rPr>
+        <w:t xml:space="preserve"> how poorly traditional societies are faring as they undergo a nutrition transition should make those who have already completed it ⓕ</w:t>
+      </w:r>
+      <w:r>
+        <w:rPr>
+          <w:rFonts w:ascii="맑은 고딕" w:hAnsi="맑은 고딕" w:eastAsia="맑은 고딕"/>
+          <w:b w:val="0"/>
+          <w:sz w:val="17"/>
+          <w:u w:val="single"/>
+        </w:rPr>
+        <w:t>to question</w:t>
+      </w:r>
+      <w:r>
+        <w:rPr>
+          <w:rFonts w:ascii="맑은 고딕" w:hAnsi="맑은 고딕" w:eastAsia="맑은 고딕"/>
+          <w:b w:val="0"/>
+          <w:sz w:val="17"/>
+          <w:u w:val="none"/>
+        </w:rPr>
+        <w:t xml:space="preserve"> whether their diets have moved too far.</w:t>
+      </w:r>
+    </w:p>
+    <w:p>
+      <w:pPr>
+        <w:spacing w:before="0" w:after="20" w:line="276" w:lineRule="auto"/>
+        <w:ind w:left="80"/>
+        <w:snapToGrid w:val="0"/>
+      </w:pPr>
+      <w:r>
+        <w:rPr>
+          <w:rFonts w:ascii="맑은 고딕" w:hAnsi="맑은 고딕" w:eastAsia="맑은 고딕"/>
+          <w:b w:val="0"/>
+          <w:sz w:val="17"/>
+          <w:u w:val="none"/>
+        </w:rPr>
+        <w:t>① ⓐ, ⓑ    ② ⓒ, ⓓ    ③ ⓒ, ⓓ, ⓕ    ④ ⓐ, ⓔ, ⓕ    ⑤ ⓑ, ⓓ, ⓔ</w:t>
+      </w:r>
+    </w:p>
+    <w:p>
+      <w:pPr>
+        <w:keepNext/>
+        <w:spacing w:before="80" w:after="20" w:line="276" w:lineRule="auto"/>
+        <w:snapToGrid w:val="0"/>
+      </w:pPr>
+      <w:r>
+        <w:rPr>
+          <w:rFonts w:ascii="맑은 고딕" w:hAnsi="맑은 고딕" w:eastAsia="맑은 고딕"/>
+          <w:b/>
+          <w:sz w:val="17"/>
+          <w:u w:val="none"/>
+        </w:rPr>
+        <w:t>29-3.</w:t>
+      </w:r>
+      <w:r>
+        <w:rPr>
+          <w:rFonts w:ascii="맑은 고딕" w:hAnsi="맑은 고딕" w:eastAsia="맑은 고딕"/>
+          <w:b w:val="0"/>
+          <w:sz w:val="17"/>
+          <w:u w:val="none"/>
+        </w:rPr>
+        <w:t xml:space="preserve"> 다음 글의 (A), (B), (C)의 각 괄호 안에서 문맥과 어법에 맞는 표현으로 가장 적절한 것은? [3.0점]</w:t>
+      </w:r>
+    </w:p>
+    <w:p>
+      <w:pPr>
+        <w:spacing w:before="0" w:after="60" w:line="288" w:lineRule="auto"/>
+        <w:ind w:left="40"/>
+        <w:snapToGrid w:val="0"/>
+        <w:pBdr>
+          <w:top w:val="single" w:sz="4" w:space="2" w:color="999999"/>
+          <w:left w:val="single" w:sz="4" w:space="2" w:color="999999"/>
+          <w:bottom w:val="single" w:sz="4" w:space="2" w:color="999999"/>
+          <w:right w:val="single" w:sz="4" w:space="2" w:color="999999"/>
+        </w:pBdr>
+        <w:shd w:val="clear" w:color="auto" w:fill="F6F3EA"/>
+      </w:pPr>
+      <w:r>
+        <w:rPr>
+          <w:rFonts w:ascii="맑은 고딕" w:hAnsi="맑은 고딕" w:eastAsia="맑은 고딕"/>
+          <w:b w:val="0"/>
+          <w:sz w:val="17"/>
+          <w:u w:val="none"/>
+        </w:rPr>
+        <w:t>Human beings have evolved to make the most of the resources available to them in ways that are (A) [subtle / obvious] and complicated. When we change our diets, especially when we do so quickly, we are effectively conducting huge experiments in nutrition. We ought to have more humility. Nutritional science is still young and there is so much we do not know. If we have eaten certain foods in certain ways for millennia, we should assume until it is (B) [proven / proving] otherwise that there is probably a good reason why. Traditional foods that don’t fit neatly on the contemporary dietary food plate should (C) [generally / rarely] be chosen over highly processed ones that do. We should assume that traditionally made fatty blood sausages are preferable to lean, factory-made salamis; that spoonfuls of honey are superior to sprinkles of sweeteners.</w:t>
+      </w:r>
+    </w:p>
+    <w:p>
+      <w:pPr>
+        <w:spacing w:before="0" w:after="0" w:line="269" w:lineRule="auto"/>
+        <w:ind w:left="180" w:hanging="180"/>
+        <w:snapToGrid w:val="0"/>
+      </w:pPr>
+      <w:r>
+        <w:rPr>
+          <w:rFonts w:ascii="맑은 고딕" w:hAnsi="맑은 고딕" w:eastAsia="맑은 고딕"/>
+          <w:b w:val="0"/>
+          <w:sz w:val="17"/>
+          <w:u w:val="none"/>
+        </w:rPr>
+        <w:t>① (A) obvious  (B) proven  (C) rarely</w:t>
+      </w:r>
+    </w:p>
+    <w:p>
+      <w:pPr>
+        <w:spacing w:before="0" w:after="0" w:line="269" w:lineRule="auto"/>
+        <w:ind w:left="180" w:hanging="180"/>
+        <w:snapToGrid w:val="0"/>
+      </w:pPr>
+      <w:r>
+        <w:rPr>
+          <w:rFonts w:ascii="맑은 고딕" w:hAnsi="맑은 고딕" w:eastAsia="맑은 고딕"/>
+          <w:b w:val="0"/>
+          <w:sz w:val="17"/>
+          <w:u w:val="none"/>
+        </w:rPr>
+        <w:t>② (A) subtle  (B) proving  (C) rarely</w:t>
+      </w:r>
+    </w:p>
+    <w:p>
+      <w:pPr>
+        <w:spacing w:before="0" w:after="0" w:line="269" w:lineRule="auto"/>
+        <w:ind w:left="180" w:hanging="180"/>
+        <w:snapToGrid w:val="0"/>
+      </w:pPr>
+      <w:r>
+        <w:rPr>
+          <w:rFonts w:ascii="맑은 고딕" w:hAnsi="맑은 고딕" w:eastAsia="맑은 고딕"/>
+          <w:b w:val="0"/>
+          <w:sz w:val="17"/>
+          <w:u w:val="none"/>
+        </w:rPr>
+        <w:t>③ (A) obvious  (B) proven  (C) generally</w:t>
+      </w:r>
+    </w:p>
+    <w:p>
+      <w:pPr>
+        <w:spacing w:before="0" w:after="0" w:line="269" w:lineRule="auto"/>
+        <w:ind w:left="180" w:hanging="180"/>
+        <w:snapToGrid w:val="0"/>
+      </w:pPr>
+      <w:r>
+        <w:rPr>
+          <w:rFonts w:ascii="맑은 고딕" w:hAnsi="맑은 고딕" w:eastAsia="맑은 고딕"/>
+          <w:b w:val="0"/>
+          <w:sz w:val="17"/>
+          <w:u w:val="none"/>
+        </w:rPr>
+        <w:t>④ (A) subtle  (B) proven  (C) generally</w:t>
+      </w:r>
+    </w:p>
+    <w:p>
+      <w:pPr>
+        <w:spacing w:before="0" w:after="0" w:line="269" w:lineRule="auto"/>
+        <w:ind w:left="180" w:hanging="180"/>
+        <w:snapToGrid w:val="0"/>
+      </w:pPr>
+      <w:r>
+        <w:rPr>
+          <w:rFonts w:ascii="맑은 고딕" w:hAnsi="맑은 고딕" w:eastAsia="맑은 고딕"/>
+          <w:b w:val="0"/>
+          <w:sz w:val="17"/>
+          <w:u w:val="none"/>
+        </w:rPr>
+        <w:t>⑤ (A) subtle  (B) proving  (C) generally</w:t>
+      </w:r>
+    </w:p>
+    <w:p>
+      <w:pPr>
+        <w:keepNext/>
+        <w:spacing w:before="80" w:after="20" w:line="276" w:lineRule="auto"/>
+        <w:snapToGrid w:val="0"/>
+      </w:pPr>
+      <w:r>
+        <w:rPr>
+          <w:rFonts w:ascii="맑은 고딕" w:hAnsi="맑은 고딕" w:eastAsia="맑은 고딕"/>
+          <w:b/>
+          <w:sz w:val="17"/>
+          <w:u w:val="none"/>
+        </w:rPr>
+        <w:t>29-4.</w:t>
+      </w:r>
+      <w:r>
+        <w:rPr>
+          <w:rFonts w:ascii="맑은 고딕" w:hAnsi="맑은 고딕" w:eastAsia="맑은 고딕"/>
+          <w:b w:val="0"/>
+          <w:sz w:val="17"/>
+          <w:u w:val="none"/>
+        </w:rPr>
+        <w:t xml:space="preserve"> According to the passage, which of the following is </w:t>
+      </w:r>
+      <w:r>
+        <w:rPr>
+          <w:rFonts w:ascii="맑은 고딕" w:hAnsi="맑은 고딕" w:eastAsia="맑은 고딕"/>
+          <w:b w:val="0"/>
+          <w:sz w:val="17"/>
+          <w:u w:val="single"/>
+        </w:rPr>
+        <w:t>NOT</w:t>
+      </w:r>
+      <w:r>
+        <w:rPr>
+          <w:rFonts w:ascii="맑은 고딕" w:hAnsi="맑은 고딕" w:eastAsia="맑은 고딕"/>
+          <w:b w:val="0"/>
+          <w:sz w:val="17"/>
+          <w:u w:val="none"/>
+        </w:rPr>
+        <w:t xml:space="preserve"> true? [2.8점]</w:t>
+      </w:r>
+    </w:p>
+    <w:p>
+      <w:pPr>
+        <w:spacing w:before="0" w:after="60" w:line="288" w:lineRule="auto"/>
+        <w:ind w:left="40"/>
+        <w:snapToGrid w:val="0"/>
+        <w:pBdr>
+          <w:top w:val="single" w:sz="4" w:space="2" w:color="999999"/>
+          <w:left w:val="single" w:sz="4" w:space="2" w:color="999999"/>
+          <w:bottom w:val="single" w:sz="4" w:space="2" w:color="999999"/>
+          <w:right w:val="single" w:sz="4" w:space="2" w:color="999999"/>
+        </w:pBdr>
+        <w:shd w:val="clear" w:color="auto" w:fill="F6F3EA"/>
+      </w:pPr>
+      <w:r>
+        <w:rPr>
+          <w:rFonts w:ascii="맑은 고딕" w:hAnsi="맑은 고딕" w:eastAsia="맑은 고딕"/>
+          <w:b w:val="0"/>
+          <w:sz w:val="17"/>
+          <w:u w:val="none"/>
+        </w:rPr>
+        <w:t>Human beings have evolved to make the most of the resources available to them in ways that are subtle and complicated. When we change our diets, especially when we do so quickly, we are effectively conducting huge experiments in nutrition. We ought to have more humility. Nutritional science is still young and there is so much we do not know. If we have eaten certain foods in certain ways for millennia, we should assume until it is proven otherwise that there is probably a good reason why. Traditional foods that don’t fit neatly on the contemporary dietary food plate should generally be chosen over highly processed ones that do. We should assume that traditionally made fatty blood sausages are preferable to lean, factory-made salamis; that spoonfuls of honey are superior to sprinkles of sweeteners. Witnessing how poorly traditional societies are faring as they undergo a nutrition transition should make those who have already completed it question whether their diets have moved too far.</w:t>
+      </w:r>
+    </w:p>
+    <w:p>
+      <w:pPr>
+        <w:spacing w:before="0" w:after="0" w:line="269" w:lineRule="auto"/>
+        <w:ind w:left="180" w:hanging="180"/>
+        <w:snapToGrid w:val="0"/>
+      </w:pPr>
+      <w:r>
+        <w:rPr>
+          <w:rFonts w:ascii="맑은 고딕" w:hAnsi="맑은 고딕" w:eastAsia="맑은 고딕"/>
+          <w:b w:val="0"/>
+          <w:sz w:val="17"/>
+          <w:u w:val="none"/>
+        </w:rPr>
+        <w:t>① Humans have developed subtle and complex ways of getting the most out of what is available to them.</w:t>
+      </w:r>
+    </w:p>
+    <w:p>
+      <w:pPr>
+        <w:spacing w:before="0" w:after="0" w:line="269" w:lineRule="auto"/>
+        <w:ind w:left="180" w:hanging="180"/>
+        <w:snapToGrid w:val="0"/>
+      </w:pPr>
+      <w:r>
+        <w:rPr>
+          <w:rFonts w:ascii="맑은 고딕" w:hAnsi="맑은 고딕" w:eastAsia="맑은 고딕"/>
+          <w:b w:val="0"/>
+          <w:sz w:val="17"/>
+          <w:u w:val="none"/>
+        </w:rPr>
+        <w:t>② Altering what we eat in a short period is compared to running a large-scale nutritional experiment.</w:t>
+      </w:r>
+    </w:p>
+    <w:p>
+      <w:pPr>
+        <w:spacing w:before="0" w:after="0" w:line="269" w:lineRule="auto"/>
+        <w:ind w:left="180" w:hanging="180"/>
+        <w:snapToGrid w:val="0"/>
+      </w:pPr>
+      <w:r>
+        <w:rPr>
+          <w:rFonts w:ascii="맑은 고딕" w:hAnsi="맑은 고딕" w:eastAsia="맑은 고딕"/>
+          <w:b w:val="0"/>
+          <w:sz w:val="17"/>
+          <w:u w:val="none"/>
+        </w:rPr>
+        <w:t>③ People who are now going through a nutrition transition are urged to ask whether their own diets have gone too far.</w:t>
+      </w:r>
+    </w:p>
+    <w:p>
+      <w:pPr>
+        <w:spacing w:before="0" w:after="0" w:line="269" w:lineRule="auto"/>
+        <w:ind w:left="180" w:hanging="180"/>
+        <w:snapToGrid w:val="0"/>
+      </w:pPr>
+      <w:r>
+        <w:rPr>
+          <w:rFonts w:ascii="맑은 고딕" w:hAnsi="맑은 고딕" w:eastAsia="맑은 고딕"/>
+          <w:b w:val="0"/>
+          <w:sz w:val="17"/>
+          <w:u w:val="none"/>
+        </w:rPr>
+        <w:t>④ A traditional food can deserve preference over a processed one even when the processed one matches today’s dietary guidelines better.</w:t>
+      </w:r>
+    </w:p>
+    <w:p>
+      <w:pPr>
+        <w:spacing w:before="0" w:after="0" w:line="269" w:lineRule="auto"/>
+        <w:ind w:left="180" w:hanging="180"/>
+        <w:snapToGrid w:val="0"/>
+      </w:pPr>
+      <w:r>
+        <w:rPr>
+          <w:rFonts w:ascii="맑은 고딕" w:hAnsi="맑은 고딕" w:eastAsia="맑은 고딕"/>
+          <w:b w:val="0"/>
+          <w:sz w:val="17"/>
+          <w:u w:val="none"/>
+        </w:rPr>
+        <w:t>⑤ The writer would rather take honey by the spoonful than use a sprinkle of artificial sweetener.</w:t>
+      </w:r>
+    </w:p>
+    <w:p>
+      <w:pPr>
+        <w:keepNext/>
+        <w:spacing w:before="80" w:after="20" w:line="276" w:lineRule="auto"/>
+        <w:snapToGrid w:val="0"/>
+      </w:pPr>
+      <w:r>
+        <w:rPr>
+          <w:rFonts w:ascii="맑은 고딕" w:hAnsi="맑은 고딕" w:eastAsia="맑은 고딕"/>
+          <w:b/>
+          <w:sz w:val="17"/>
+          <w:u w:val="none"/>
+        </w:rPr>
+        <w:t>29-5.</w:t>
+      </w:r>
+      <w:r>
+        <w:rPr>
+          <w:rFonts w:ascii="맑은 고딕" w:hAnsi="맑은 고딕" w:eastAsia="맑은 고딕"/>
+          <w:b w:val="0"/>
+          <w:sz w:val="17"/>
+          <w:u w:val="none"/>
+        </w:rPr>
+        <w:t xml:space="preserve"> [A]와 [B]를 읽고 이해한 것으로 가장 적절한 것은? [3.2점]</w:t>
+      </w:r>
+    </w:p>
+    <w:p>
+      <w:pPr>
+        <w:spacing w:before="0" w:after="60" w:line="288" w:lineRule="auto"/>
+        <w:ind w:left="40"/>
+        <w:snapToGrid w:val="0"/>
+        <w:pBdr>
+          <w:top w:val="single" w:sz="4" w:space="2" w:color="999999"/>
+          <w:left w:val="single" w:sz="4" w:space="2" w:color="999999"/>
+          <w:bottom w:val="single" w:sz="4" w:space="2" w:color="999999"/>
+          <w:right w:val="single" w:sz="4" w:space="2" w:color="999999"/>
+        </w:pBdr>
+        <w:shd w:val="clear" w:color="auto" w:fill="F6F3EA"/>
+      </w:pPr>
+      <w:r>
+        <w:rPr>
+          <w:rFonts w:ascii="맑은 고딕" w:hAnsi="맑은 고딕" w:eastAsia="맑은 고딕"/>
+          <w:b w:val="0"/>
+          <w:sz w:val="17"/>
+          <w:u w:val="none"/>
+        </w:rPr>
+        <w:t>[A] Nutritional science is still young and there is so much we do not know. If we have eaten certain foods in certain ways for millennia, we should assume until it is proven otherwise that there is probably a good reason why. Traditional foods that don’t fit neatly on the contemporary dietary food plate should generally be chosen over highly processed ones that do. Witnessing how poorly traditional societies are faring as they undergo a nutrition transition should make those who have already completed it question whether their diets have moved too far.</w:t>
+      </w:r>
+    </w:p>
+    <w:p>
+      <w:pPr>
+        <w:spacing w:before="0" w:after="60" w:line="288" w:lineRule="auto"/>
+        <w:ind w:left="40"/>
+        <w:snapToGrid w:val="0"/>
+        <w:pBdr>
+          <w:top w:val="single" w:sz="4" w:space="2" w:color="6B7FB8"/>
+          <w:left w:val="single" w:sz="4" w:space="2" w:color="6B7FB8"/>
+          <w:bottom w:val="single" w:sz="4" w:space="2" w:color="6B7FB8"/>
+          <w:right w:val="single" w:sz="4" w:space="2" w:color="6B7FB8"/>
+        </w:pBdr>
+        <w:shd w:val="clear" w:color="auto" w:fill="EEF2FF"/>
+      </w:pPr>
+      <w:r>
+        <w:rPr>
+          <w:rFonts w:ascii="맑은 고딕" w:hAnsi="맑은 고딕" w:eastAsia="맑은 고딕"/>
+          <w:b w:val="0"/>
+          <w:sz w:val="17"/>
+          <w:u w:val="none"/>
+        </w:rPr>
+        <w:t>[B] In farming, too, haste can be a form of arrogance. In many regions farmers kept growing the local grain varieties their ancestors had selected over countless seasons, even when newer seeds promised faster growth. The old varieties had come through the droughts, pests, and poor soils of that particular place, and their persistence was itself a kind of knowledge. Where villages replaced them all at once with a single imported variety, one bad year could wipe out an entire harvest. The lesson is not that new seeds are worthless, but that a variety which has fed a region for generations deserves the benefit of the doubt until it is clearly shown to be inferior.</w:t>
+      </w:r>
+    </w:p>
+    <w:p>
+      <w:pPr>
+        <w:spacing w:before="0" w:after="0" w:line="269" w:lineRule="auto"/>
+        <w:ind w:left="180" w:hanging="180"/>
+        <w:snapToGrid w:val="0"/>
+      </w:pPr>
+      <w:r>
+        <w:rPr>
+          <w:rFonts w:ascii="맑은 고딕" w:hAnsi="맑은 고딕" w:eastAsia="맑은 고딕"/>
+          <w:b w:val="0"/>
+          <w:sz w:val="17"/>
+          <w:u w:val="none"/>
+        </w:rPr>
+        <w:t>① [A] blames nutritional scientists for the decline of traditional societies, while [B] blames farmers for abandoning their seeds.</w:t>
+      </w:r>
+    </w:p>
+    <w:p>
+      <w:pPr>
+        <w:spacing w:before="0" w:after="0" w:line="269" w:lineRule="auto"/>
+        <w:ind w:left="180" w:hanging="180"/>
+        <w:snapToGrid w:val="0"/>
+      </w:pPr>
+      <w:r>
+        <w:rPr>
+          <w:rFonts w:ascii="맑은 고딕" w:hAnsi="맑은 고딕" w:eastAsia="맑은 고딕"/>
+          <w:b w:val="0"/>
+          <w:sz w:val="17"/>
+          <w:u w:val="none"/>
+        </w:rPr>
+        <w:t>② Both texts hold that whatever is new is bound to be worse than whatever is old.</w:t>
+      </w:r>
+    </w:p>
+    <w:p>
+      <w:pPr>
+        <w:spacing w:before="0" w:after="0" w:line="269" w:lineRule="auto"/>
+        <w:ind w:left="180" w:hanging="180"/>
+        <w:snapToGrid w:val="0"/>
+      </w:pPr>
+      <w:r>
+        <w:rPr>
+          <w:rFonts w:ascii="맑은 고딕" w:hAnsi="맑은 고딕" w:eastAsia="맑은 고딕"/>
+          <w:b w:val="0"/>
+          <w:sz w:val="17"/>
+          <w:u w:val="none"/>
+        </w:rPr>
+        <w:t>③ Both texts argue that something which has lasted for a very long time should be trusted until it is proven otherwise — [A] about foods, [B] about crop varieties.</w:t>
+      </w:r>
+    </w:p>
+    <w:p>
+      <w:pPr>
+        <w:spacing w:before="0" w:after="0" w:line="269" w:lineRule="auto"/>
+        <w:ind w:left="180" w:hanging="180"/>
+        <w:snapToGrid w:val="0"/>
+      </w:pPr>
+      <w:r>
+        <w:rPr>
+          <w:rFonts w:ascii="맑은 고딕" w:hAnsi="맑은 고딕" w:eastAsia="맑은 고딕"/>
+          <w:b w:val="0"/>
+          <w:sz w:val="17"/>
+          <w:u w:val="none"/>
+        </w:rPr>
+        <w:t>④ [A] treats a rapid change of diet as an experiment, whereas [B] sees replacing old seeds gradually as no safer than replacing them all at once.</w:t>
+      </w:r>
+    </w:p>
+    <w:p>
+      <w:pPr>
+        <w:spacing w:before="0" w:after="0" w:line="269" w:lineRule="auto"/>
+        <w:ind w:left="180" w:hanging="180"/>
+        <w:snapToGrid w:val="0"/>
+      </w:pPr>
+      <w:r>
+        <w:rPr>
+          <w:rFonts w:ascii="맑은 고딕" w:hAnsi="맑은 고딕" w:eastAsia="맑은 고딕"/>
+          <w:b w:val="0"/>
+          <w:sz w:val="17"/>
+          <w:u w:val="none"/>
+        </w:rPr>
+        <w:t>⑤ [B] regards the survival of old varieties as mere luck, while [A] regards a food’s long use as evidence of a reason behind it.</w:t>
+      </w:r>
+    </w:p>
+    <w:p>
+      <w:pPr>
+        <w:keepNext/>
+        <w:spacing w:before="80" w:after="20" w:line="276" w:lineRule="auto"/>
+        <w:snapToGrid w:val="0"/>
+      </w:pPr>
+      <w:r>
+        <w:rPr>
+          <w:rFonts w:ascii="맑은 고딕" w:hAnsi="맑은 고딕" w:eastAsia="맑은 고딕"/>
+          <w:b/>
+          <w:sz w:val="17"/>
+          <w:u w:val="none"/>
+        </w:rPr>
+        <w:t>29-6.</w:t>
+      </w:r>
+      <w:r>
+        <w:rPr>
+          <w:rFonts w:ascii="맑은 고딕" w:hAnsi="맑은 고딕" w:eastAsia="맑은 고딕"/>
+          <w:b w:val="0"/>
+          <w:sz w:val="17"/>
+          <w:u w:val="none"/>
+        </w:rPr>
+        <w:t xml:space="preserve"> 윗글의 밑줄 친 </w:t>
+      </w:r>
+      <w:r>
+        <w:rPr>
+          <w:rFonts w:ascii="맑은 고딕" w:hAnsi="맑은 고딕" w:eastAsia="맑은 고딕"/>
+          <w:b w:val="0"/>
+          <w:sz w:val="17"/>
+          <w:u w:val="single"/>
+        </w:rPr>
+        <w:t>whether their diets have moved too far</w:t>
+      </w:r>
+      <w:r>
+        <w:rPr>
+          <w:rFonts w:ascii="맑은 고딕" w:hAnsi="맑은 고딕" w:eastAsia="맑은 고딕"/>
+          <w:b w:val="0"/>
+          <w:sz w:val="17"/>
+          <w:u w:val="none"/>
+        </w:rPr>
+        <w:t>가 의미하는 바로 가장 적절한 것은? [2.9점]</w:t>
+      </w:r>
+    </w:p>
+    <w:p>
+      <w:pPr>
+        <w:spacing w:before="0" w:after="60" w:line="288" w:lineRule="auto"/>
+        <w:ind w:left="40"/>
+        <w:snapToGrid w:val="0"/>
+        <w:pBdr>
+          <w:top w:val="single" w:sz="4" w:space="2" w:color="999999"/>
+          <w:left w:val="single" w:sz="4" w:space="2" w:color="999999"/>
+          <w:bottom w:val="single" w:sz="4" w:space="2" w:color="999999"/>
+          <w:right w:val="single" w:sz="4" w:space="2" w:color="999999"/>
+        </w:pBdr>
+        <w:shd w:val="clear" w:color="auto" w:fill="F6F3EA"/>
+      </w:pPr>
+      <w:r>
+        <w:rPr>
+          <w:rFonts w:ascii="맑은 고딕" w:hAnsi="맑은 고딕" w:eastAsia="맑은 고딕"/>
+          <w:b w:val="0"/>
+          <w:sz w:val="17"/>
+          <w:u w:val="none"/>
+        </w:rPr>
+        <w:t xml:space="preserve">If we have eaten certain foods in certain ways for millennia, we should assume until it is proven otherwise that there is probably a good reason why. Traditional foods that don’t fit neatly on the contemporary dietary food plate should generally be chosen over highly processed ones that do. We should assume that traditionally made fatty blood sausages are preferable to lean, factory-made salamis; that spoonfuls of honey are superior to sprinkles of sweeteners. Witnessing how poorly traditional societies are faring as they undergo a nutrition transition should make those who have already completed it question </w:t>
+      </w:r>
+      <w:r>
+        <w:rPr>
+          <w:rFonts w:ascii="맑은 고딕" w:hAnsi="맑은 고딕" w:eastAsia="맑은 고딕"/>
+          <w:b w:val="0"/>
+          <w:sz w:val="17"/>
+          <w:u w:val="single"/>
+        </w:rPr>
+        <w:t>whether their diets have moved too far</w:t>
+      </w:r>
+      <w:r>
+        <w:rPr>
+          <w:rFonts w:ascii="맑은 고딕" w:hAnsi="맑은 고딕" w:eastAsia="맑은 고딕"/>
+          <w:b w:val="0"/>
+          <w:sz w:val="17"/>
+          <w:u w:val="none"/>
+        </w:rPr>
+        <w:t>.</w:t>
+      </w:r>
+    </w:p>
+    <w:p>
+      <w:pPr>
+        <w:spacing w:before="0" w:after="0" w:line="269" w:lineRule="auto"/>
+        <w:ind w:left="180" w:hanging="180"/>
+        <w:snapToGrid w:val="0"/>
+      </w:pPr>
+      <w:r>
+        <w:rPr>
+          <w:rFonts w:ascii="맑은 고딕" w:hAnsi="맑은 고딕" w:eastAsia="맑은 고딕"/>
+          <w:b w:val="0"/>
+          <w:sz w:val="17"/>
+          <w:u w:val="none"/>
+        </w:rPr>
+        <w:t>① whether they are now eating far more than their bodies actually need</w:t>
+      </w:r>
+    </w:p>
+    <w:p>
+      <w:pPr>
+        <w:spacing w:before="0" w:after="0" w:line="269" w:lineRule="auto"/>
+        <w:ind w:left="180" w:hanging="180"/>
+        <w:snapToGrid w:val="0"/>
+      </w:pPr>
+      <w:r>
+        <w:rPr>
+          <w:rFonts w:ascii="맑은 고딕" w:hAnsi="맑은 고딕" w:eastAsia="맑은 고딕"/>
+          <w:b w:val="0"/>
+          <w:sz w:val="17"/>
+          <w:u w:val="none"/>
+        </w:rPr>
+        <w:t>② whether they have given up too much of the way their ancestors used to eat</w:t>
+      </w:r>
+    </w:p>
+    <w:p>
+      <w:pPr>
+        <w:spacing w:before="0" w:after="0" w:line="269" w:lineRule="auto"/>
+        <w:ind w:left="180" w:hanging="180"/>
+        <w:snapToGrid w:val="0"/>
+      </w:pPr>
+      <w:r>
+        <w:rPr>
+          <w:rFonts w:ascii="맑은 고딕" w:hAnsi="맑은 고딕" w:eastAsia="맑은 고딕"/>
+          <w:b w:val="0"/>
+          <w:sz w:val="17"/>
+          <w:u w:val="none"/>
+        </w:rPr>
+        <w:t>③ whether the food they eat is transported over too great a distance</w:t>
+      </w:r>
+    </w:p>
+    <w:p>
+      <w:pPr>
+        <w:spacing w:before="0" w:after="0" w:line="269" w:lineRule="auto"/>
+        <w:ind w:left="180" w:hanging="180"/>
+        <w:snapToGrid w:val="0"/>
+      </w:pPr>
+      <w:r>
+        <w:rPr>
+          <w:rFonts w:ascii="맑은 고딕" w:hAnsi="맑은 고딕" w:eastAsia="맑은 고딕"/>
+          <w:b w:val="0"/>
+          <w:sz w:val="17"/>
+          <w:u w:val="none"/>
+        </w:rPr>
+        <w:t>④ whether they changed their eating habits too slowly to keep up with science</w:t>
+      </w:r>
+    </w:p>
+    <w:p>
+      <w:pPr>
+        <w:spacing w:before="0" w:after="0" w:line="269" w:lineRule="auto"/>
+        <w:ind w:left="180" w:hanging="180"/>
+        <w:snapToGrid w:val="0"/>
+      </w:pPr>
+      <w:r>
+        <w:rPr>
+          <w:rFonts w:ascii="맑은 고딕" w:hAnsi="맑은 고딕" w:eastAsia="맑은 고딕"/>
+          <w:b w:val="0"/>
+          <w:sz w:val="17"/>
+          <w:u w:val="none"/>
+        </w:rPr>
+        <w:t>⑤ whether the societies now in transition will eventually eat as they do</w:t>
+      </w:r>
+    </w:p>
+    <w:p>
+      <w:pPr>
+        <w:keepNext/>
+        <w:spacing w:before="80" w:after="20" w:line="276" w:lineRule="auto"/>
+        <w:snapToGrid w:val="0"/>
+      </w:pPr>
+      <w:r>
+        <w:rPr>
+          <w:rFonts w:ascii="맑은 고딕" w:hAnsi="맑은 고딕" w:eastAsia="맑은 고딕"/>
+          <w:b/>
+          <w:sz w:val="17"/>
+          <w:u w:val="none"/>
+        </w:rPr>
+        <w:t>29-7.</w:t>
+      </w:r>
+      <w:r>
+        <w:rPr>
+          <w:rFonts w:ascii="맑은 고딕" w:hAnsi="맑은 고딕" w:eastAsia="맑은 고딕"/>
+          <w:b w:val="0"/>
+          <w:sz w:val="17"/>
+          <w:u w:val="none"/>
+        </w:rPr>
+        <w:t xml:space="preserve"> 다음 글을 읽고 이해한 학생의 반응으로 적절하지 </w:t>
+      </w:r>
+      <w:r>
+        <w:rPr>
+          <w:rFonts w:ascii="맑은 고딕" w:hAnsi="맑은 고딕" w:eastAsia="맑은 고딕"/>
+          <w:b w:val="0"/>
+          <w:sz w:val="17"/>
+          <w:u w:val="single"/>
+        </w:rPr>
+        <w:t>않은</w:t>
+      </w:r>
+      <w:r>
+        <w:rPr>
+          <w:rFonts w:ascii="맑은 고딕" w:hAnsi="맑은 고딕" w:eastAsia="맑은 고딕"/>
+          <w:b w:val="0"/>
+          <w:sz w:val="17"/>
+          <w:u w:val="none"/>
+        </w:rPr>
+        <w:t xml:space="preserve"> 것은? [3.1점]</w:t>
+      </w:r>
+    </w:p>
+    <w:p>
+      <w:pPr>
+        <w:spacing w:before="0" w:after="60" w:line="288" w:lineRule="auto"/>
+        <w:ind w:left="40"/>
+        <w:snapToGrid w:val="0"/>
+        <w:pBdr>
+          <w:top w:val="single" w:sz="4" w:space="2" w:color="999999"/>
+          <w:left w:val="single" w:sz="4" w:space="2" w:color="999999"/>
+          <w:bottom w:val="single" w:sz="4" w:space="2" w:color="999999"/>
+          <w:right w:val="single" w:sz="4" w:space="2" w:color="999999"/>
+        </w:pBdr>
+        <w:shd w:val="clear" w:color="auto" w:fill="F6F3EA"/>
+      </w:pPr>
+      <w:r>
+        <w:rPr>
+          <w:rFonts w:ascii="맑은 고딕" w:hAnsi="맑은 고딕" w:eastAsia="맑은 고딕"/>
+          <w:b w:val="0"/>
+          <w:sz w:val="17"/>
+          <w:u w:val="none"/>
+        </w:rPr>
+        <w:t>When we change our diets, especially when we do so quickly, we are effectively conducting huge experiments in nutrition. We ought to have more humility. Nutritional science is still young and there is so much we do not know. If we have eaten certain foods in certain ways for millennia, we should assume until it is proven otherwise that there is probably a good reason why. Traditional foods that don’t fit neatly on the contemporary dietary food plate should generally be chosen over highly processed ones that do. Witnessing how poorly traditional societies are faring as they undergo a nutrition transition should make those who have already completed it question whether their diets have moved too far.</w:t>
+      </w:r>
+    </w:p>
+    <w:p>
+      <w:pPr>
+        <w:spacing w:before="0" w:after="0" w:line="269" w:lineRule="auto"/>
+        <w:ind w:left="180" w:hanging="180"/>
+        <w:snapToGrid w:val="0"/>
+      </w:pPr>
+      <w:r>
+        <w:rPr>
+          <w:rFonts w:ascii="맑은 고딕" w:hAnsi="맑은 고딕" w:eastAsia="맑은 고딕"/>
+          <w:b w:val="0"/>
+          <w:sz w:val="17"/>
+          <w:u w:val="none"/>
+        </w:rPr>
+        <w:t>① 민호: 할머니가 담가 주시던 발효 음식은 해롭다는 연구가 분명히 나오기 전까지는 계속 먹어도 되겠구나.</w:t>
+      </w:r>
+    </w:p>
+    <w:p>
+      <w:pPr>
+        <w:spacing w:before="0" w:after="0" w:line="269" w:lineRule="auto"/>
+        <w:ind w:left="180" w:hanging="180"/>
+        <w:snapToGrid w:val="0"/>
+      </w:pPr>
+      <w:r>
+        <w:rPr>
+          <w:rFonts w:ascii="맑은 고딕" w:hAnsi="맑은 고딕" w:eastAsia="맑은 고딕"/>
+          <w:b w:val="0"/>
+          <w:sz w:val="17"/>
+          <w:u w:val="none"/>
+        </w:rPr>
+        <w:t>② 수민: 영양학이 아직 역사가 짧으니, 모든 전통 음식은 어떤 가공 식품보다도 반드시 더 건강에 좋다는 뜻이네.</w:t>
+      </w:r>
+    </w:p>
+    <w:p>
+      <w:pPr>
+        <w:spacing w:before="0" w:after="0" w:line="269" w:lineRule="auto"/>
+        <w:ind w:left="180" w:hanging="180"/>
+        <w:snapToGrid w:val="0"/>
+      </w:pPr>
+      <w:r>
+        <w:rPr>
+          <w:rFonts w:ascii="맑은 고딕" w:hAnsi="맑은 고딕" w:eastAsia="맑은 고딕"/>
+          <w:b w:val="0"/>
+          <w:sz w:val="17"/>
+          <w:u w:val="none"/>
+        </w:rPr>
+        <w:t>③ 지우: 필자는 과학을 거부하는 게 아니라, 과학이 아직 모르는 게 많다는 걸 인정하라고 요구하는 거야.</w:t>
+      </w:r>
+    </w:p>
+    <w:p>
+      <w:pPr>
+        <w:spacing w:before="0" w:after="0" w:line="269" w:lineRule="auto"/>
+        <w:ind w:left="180" w:hanging="180"/>
+        <w:snapToGrid w:val="0"/>
+      </w:pPr>
+      <w:r>
+        <w:rPr>
+          <w:rFonts w:ascii="맑은 고딕" w:hAnsi="맑은 고딕" w:eastAsia="맑은 고딕"/>
+          <w:b w:val="0"/>
+          <w:sz w:val="17"/>
+          <w:u w:val="none"/>
+        </w:rPr>
+        <w:t>④ 하나: 유행하는 식단으로 하룻밤에 식단 전체를 바꾸는 건 필자가 경고하는 ‘거대한 실험’ 그 자체겠네.</w:t>
+      </w:r>
+    </w:p>
+    <w:p>
+      <w:pPr>
+        <w:spacing w:before="0" w:after="0" w:line="269" w:lineRule="auto"/>
+        <w:ind w:left="180" w:hanging="180"/>
+        <w:snapToGrid w:val="0"/>
+      </w:pPr>
+      <w:r>
+        <w:rPr>
+          <w:rFonts w:ascii="맑은 고딕" w:hAnsi="맑은 고딕" w:eastAsia="맑은 고딕"/>
+          <w:b w:val="0"/>
+          <w:sz w:val="17"/>
+          <w:u w:val="none"/>
+        </w:rPr>
+        <w:t>⑤ 태양: 영양 전환을 겪는 전통 사회의 건강 악화는, 먼저 전환한 사람들에게 보내는 경고로 제시된 거야.</w:t>
+      </w:r>
+    </w:p>
+    <w:p>
+      <w:pPr>
+        <w:keepNext/>
+        <w:spacing w:before="80" w:after="40" w:line="276" w:lineRule="auto"/>
+        <w:snapToGrid w:val="0"/>
+        <w:shd w:val="clear" w:color="auto" w:fill="8A3A12"/>
+      </w:pPr>
+      <w:r>
+        <w:rPr>
+          <w:rFonts w:ascii="맑은 고딕" w:hAnsi="맑은 고딕" w:eastAsia="맑은 고딕"/>
+          <w:b/>
+          <w:color w:val="FFFFFF"/>
+          <w:sz w:val="17"/>
+          <w:u w:val="none"/>
+        </w:rPr>
+        <w:t>서답형  29-서1 ~ 29-서2</w:t>
+      </w:r>
+    </w:p>
+    <w:p>
+      <w:pPr>
+        <w:keepNext/>
+        <w:spacing w:before="80" w:after="20" w:line="276" w:lineRule="auto"/>
+        <w:snapToGrid w:val="0"/>
+      </w:pPr>
+      <w:r>
+        <w:rPr>
+          <w:rFonts w:ascii="맑은 고딕" w:hAnsi="맑은 고딕" w:eastAsia="맑은 고딕"/>
+          <w:b/>
+          <w:sz w:val="17"/>
+          <w:u w:val="none"/>
+        </w:rPr>
+        <w:t>29-서1.</w:t>
+      </w:r>
+      <w:r>
+        <w:rPr>
+          <w:rFonts w:ascii="맑은 고딕" w:hAnsi="맑은 고딕" w:eastAsia="맑은 고딕"/>
+          <w:b w:val="0"/>
+          <w:sz w:val="17"/>
+          <w:u w:val="none"/>
+        </w:rPr>
+        <w:t xml:space="preserve"> 다음 글의 내용을 요약하고자 한다. 빈칸 (1)~(3)에 들어갈 적절한 단어를 본문에서 찾아 </w:t>
+      </w:r>
+      <w:r>
+        <w:rPr>
+          <w:rFonts w:ascii="맑은 고딕" w:hAnsi="맑은 고딕" w:eastAsia="맑은 고딕"/>
+          <w:b w:val="0"/>
+          <w:sz w:val="17"/>
+          <w:u w:val="single"/>
+        </w:rPr>
+        <w:t>반드시 변형하여</w:t>
+      </w:r>
+      <w:r>
+        <w:rPr>
+          <w:rFonts w:ascii="맑은 고딕" w:hAnsi="맑은 고딕" w:eastAsia="맑은 고딕"/>
+          <w:b w:val="0"/>
+          <w:sz w:val="17"/>
+          <w:u w:val="none"/>
+        </w:rPr>
+        <w:t xml:space="preserve"> 쓰시오. (한 칸에 한 단어이며 서로 다른 단어임.) [각 1점, 총 3점] [3.0점]</w:t>
+      </w:r>
+    </w:p>
+    <w:p>
+      <w:pPr>
+        <w:spacing w:before="0" w:after="60" w:line="288" w:lineRule="auto"/>
+        <w:ind w:left="40"/>
+        <w:snapToGrid w:val="0"/>
+        <w:pBdr>
+          <w:top w:val="single" w:sz="4" w:space="2" w:color="999999"/>
+          <w:left w:val="single" w:sz="4" w:space="2" w:color="999999"/>
+          <w:bottom w:val="single" w:sz="4" w:space="2" w:color="999999"/>
+          <w:right w:val="single" w:sz="4" w:space="2" w:color="999999"/>
+        </w:pBdr>
+        <w:shd w:val="clear" w:color="auto" w:fill="F6F3EA"/>
+      </w:pPr>
+      <w:r>
+        <w:rPr>
+          <w:rFonts w:ascii="맑은 고딕" w:hAnsi="맑은 고딕" w:eastAsia="맑은 고딕"/>
+          <w:b w:val="0"/>
+          <w:sz w:val="17"/>
+          <w:u w:val="none"/>
+        </w:rPr>
+        <w:t>When we change our diets, especially when we do so quickly, we are effectively conducting huge experiments in nutrition. We ought to have more humility. Nutritional science is still young and there is so much we do not know. If we have eaten certain foods in certain ways for millennia, we should assume until it is proven otherwise that there is probably a good reason why. Traditional foods that don’t fit neatly on the contemporary dietary food plate should generally be chosen over highly processed ones that do.</w:t>
       </w:r>
     </w:p>
     <w:p>
@@ -1675,14 +2764,44 @@
           <w:sz w:val="17"/>
           <w:u w:val="none"/>
         </w:rPr>
-        <w:t>Since our knowledge of nutrition is ______(A)______, we should ______(B)______ long-established ways of eating unless they are shown to be harmful.</w:t>
+        <w:t>Our (1) ________ of nutrition is still limited, so the (2) ________ that foods eaten for millennia have a good reason behind them should stand until there is (3) ________ to the contrary.</w:t>
       </w:r>
     </w:p>
     <w:p>
       <w:pPr>
-        <w:spacing w:before="0" w:after="0" w:line="269" w:lineRule="auto"/>
-        <w:ind w:left="180" w:hanging="180"/>
+        <w:spacing w:before="0" w:after="0" w:line="288" w:lineRule="auto"/>
+        <w:ind w:left="40"/>
         <w:snapToGrid w:val="0"/>
+        <w:pBdr>
+          <w:top w:val="single" w:sz="4" w:space="2" w:color="9B6BD0"/>
+          <w:left w:val="single" w:sz="4" w:space="2" w:color="9B6BD0"/>
+          <w:bottom w:val="single" w:sz="4" w:space="2" w:color="9B6BD0"/>
+          <w:right w:val="single" w:sz="4" w:space="2" w:color="9B6BD0"/>
+        </w:pBdr>
+        <w:shd w:val="clear" w:color="auto" w:fill="FAF5FF"/>
+      </w:pPr>
+      <w:r>
+        <w:rPr>
+          <w:rFonts w:ascii="맑은 고딕" w:hAnsi="맑은 고딕" w:eastAsia="맑은 고딕"/>
+          <w:b/>
+          <w:sz w:val="17"/>
+          <w:u w:val="none"/>
+        </w:rPr>
+        <w:t>&lt;조 건&gt;</w:t>
+      </w:r>
+    </w:p>
+    <w:p>
+      <w:pPr>
+        <w:spacing w:before="0" w:after="0" w:line="288" w:lineRule="auto"/>
+        <w:ind w:left="40"/>
+        <w:snapToGrid w:val="0"/>
+        <w:pBdr>
+          <w:top w:val="single" w:sz="4" w:space="2" w:color="9B6BD0"/>
+          <w:left w:val="single" w:sz="4" w:space="2" w:color="9B6BD0"/>
+          <w:bottom w:val="single" w:sz="4" w:space="2" w:color="9B6BD0"/>
+          <w:right w:val="single" w:sz="4" w:space="2" w:color="9B6BD0"/>
+        </w:pBdr>
+        <w:shd w:val="clear" w:color="auto" w:fill="FAF5FF"/>
       </w:pPr>
       <w:r>
         <w:rPr>
@@ -1691,14 +2810,21 @@
           <w:sz w:val="17"/>
           <w:u w:val="none"/>
         </w:rPr>
-        <w:t>① (A) far from complete  (B) give the benefit of the doubt to</w:t>
+        <w:t>1. (1)~(3)은 본문의 단어를 반드시 변형(품사 전환)하여 쓸 것 — 본문 형태 그대로 쓰면 0점</w:t>
       </w:r>
     </w:p>
     <w:p>
       <w:pPr>
-        <w:spacing w:before="0" w:after="0" w:line="269" w:lineRule="auto"/>
-        <w:ind w:left="180" w:hanging="180"/>
+        <w:spacing w:before="0" w:after="60" w:line="288" w:lineRule="auto"/>
+        <w:ind w:left="40"/>
         <w:snapToGrid w:val="0"/>
+        <w:pBdr>
+          <w:top w:val="single" w:sz="4" w:space="2" w:color="9B6BD0"/>
+          <w:left w:val="single" w:sz="4" w:space="2" w:color="9B6BD0"/>
+          <w:bottom w:val="single" w:sz="4" w:space="2" w:color="9B6BD0"/>
+          <w:right w:val="single" w:sz="4" w:space="2" w:color="9B6BD0"/>
+        </w:pBdr>
+        <w:shd w:val="clear" w:color="auto" w:fill="FAF5FF"/>
       </w:pPr>
       <w:r>
         <w:rPr>
@@ -1707,13 +2833,12 @@
           <w:sz w:val="17"/>
           <w:u w:val="none"/>
         </w:rPr>
-        <w:t>② (A) far from complete  (B) look for modern substitutes for</w:t>
+        <w:t>2. 답안지에 소문항 번호를 정확하게 기입할 것  예) 1-(1) 1-(2) 1-(3)</w:t>
       </w:r>
     </w:p>
     <w:p>
       <w:pPr>
-        <w:spacing w:before="0" w:after="0" w:line="269" w:lineRule="auto"/>
-        <w:ind w:left="180" w:hanging="180"/>
+        <w:spacing w:before="0" w:after="40" w:line="360" w:lineRule="auto"/>
         <w:snapToGrid w:val="0"/>
       </w:pPr>
       <w:r>
@@ -1723,39 +2848,7 @@
           <w:sz w:val="17"/>
           <w:u w:val="none"/>
         </w:rPr>
-        <w:t>③ (A) already well established  (B) give the benefit of the doubt to</w:t>
-      </w:r>
-    </w:p>
-    <w:p>
-      <w:pPr>
-        <w:spacing w:before="0" w:after="0" w:line="269" w:lineRule="auto"/>
-        <w:ind w:left="180" w:hanging="180"/>
-        <w:snapToGrid w:val="0"/>
-      </w:pPr>
-      <w:r>
-        <w:rPr>
-          <w:rFonts w:ascii="맑은 고딕" w:hAnsi="맑은 고딕" w:eastAsia="맑은 고딕"/>
-          <w:b w:val="0"/>
-          <w:sz w:val="17"/>
-          <w:u w:val="none"/>
-        </w:rPr>
-        <w:t>④ (A) advancing rapidly  (B) look for modern substitutes for</w:t>
-      </w:r>
-    </w:p>
-    <w:p>
-      <w:pPr>
-        <w:spacing w:before="0" w:after="0" w:line="269" w:lineRule="auto"/>
-        <w:ind w:left="180" w:hanging="180"/>
-        <w:snapToGrid w:val="0"/>
-      </w:pPr>
-      <w:r>
-        <w:rPr>
-          <w:rFonts w:ascii="맑은 고딕" w:hAnsi="맑은 고딕" w:eastAsia="맑은 고딕"/>
-          <w:b w:val="0"/>
-          <w:sz w:val="17"/>
-          <w:u w:val="none"/>
-        </w:rPr>
-        <w:t>⑤ (A) largely based on tradition  (B) experiment more boldly with</w:t>
+        <w:t>(1) ______________   (2) ______________   (3) ______________</w:t>
       </w:r>
     </w:p>
     <w:p>
@@ -1771,7 +2864,7 @@
           <w:sz w:val="17"/>
           <w:u w:val="none"/>
         </w:rPr>
-        <w:t>29-3.</w:t>
+        <w:t>29-서2.</w:t>
       </w:r>
       <w:r>
         <w:rPr>
@@ -1780,25 +2873,7 @@
           <w:sz w:val="17"/>
           <w:u w:val="none"/>
         </w:rPr>
-        <w:t xml:space="preserve"> 다음 글의 필자의 관점에 부합하는 사례를 </w:t>
-      </w:r>
-      <w:r>
-        <w:rPr>
-          <w:rFonts w:ascii="맑은 고딕" w:hAnsi="맑은 고딕" w:eastAsia="맑은 고딕"/>
-          <w:b/>
-          <w:sz w:val="17"/>
-          <w:u w:val="none"/>
-        </w:rPr>
-        <w:t>두 개</w:t>
-      </w:r>
-      <w:r>
-        <w:rPr>
-          <w:rFonts w:ascii="맑은 고딕" w:hAnsi="맑은 고딕" w:eastAsia="맑은 고딕"/>
-          <w:b w:val="0"/>
-          <w:sz w:val="17"/>
-          <w:u w:val="none"/>
-        </w:rPr>
-        <w:t xml:space="preserve"> 고르면? [3.3점]</w:t>
+        <w:t xml:space="preserve"> 다음 글의 밑줄 친 문장과 같은 뜻이 되도록 &lt;보기&gt;의 표현을 모두 사용하여 &lt;조건&gt;에 맞게 영작하시오. [3점] [3.0점]</w:t>
       </w:r>
     </w:p>
     <w:p>
@@ -1821,15 +2896,40 @@
           <w:sz w:val="17"/>
           <w:u w:val="none"/>
         </w:rPr>
-        <w:t>When we change our diets quickly, we are effectively conducting huge experiments in nutrition. Nutritional science is still young, so we ought to have more humility. If people have eaten certain foods in certain ways for millennia, we should assume — until it is proven otherwise — that there is probably a good reason why. Traditional foods should therefore generally be chosen over highly processed ones, even when it is the processed ones that fit the contemporary dietary food plate.</w:t>
+        <w:t xml:space="preserve">Nutritional science is still young and there is so much we do not know. </w:t>
+      </w:r>
+      <w:r>
+        <w:rPr>
+          <w:rFonts w:ascii="맑은 고딕" w:hAnsi="맑은 고딕" w:eastAsia="맑은 고딕"/>
+          <w:b w:val="0"/>
+          <w:sz w:val="17"/>
+          <w:u w:val="single"/>
+        </w:rPr>
+        <w:t>If we have eaten certain foods in certain ways for millennia, we should assume until it is proven otherwise that there is probably a good reason why.</w:t>
       </w:r>
     </w:p>
     <w:p>
       <w:pPr>
-        <w:spacing w:before="0" w:after="0" w:line="269" w:lineRule="auto"/>
-        <w:ind w:left="180" w:hanging="180"/>
+        <w:spacing w:before="0" w:after="60" w:line="288" w:lineRule="auto"/>
+        <w:ind w:left="40"/>
         <w:snapToGrid w:val="0"/>
-      </w:pPr>
+        <w:pBdr>
+          <w:top w:val="single" w:sz="4" w:space="2" w:color="9B6BD0"/>
+          <w:left w:val="single" w:sz="4" w:space="2" w:color="9B6BD0"/>
+          <w:bottom w:val="single" w:sz="4" w:space="2" w:color="9B6BD0"/>
+          <w:right w:val="single" w:sz="4" w:space="2" w:color="9B6BD0"/>
+        </w:pBdr>
+        <w:shd w:val="clear" w:color="auto" w:fill="FAF5FF"/>
+      </w:pPr>
+      <w:r>
+        <w:rPr>
+          <w:rFonts w:ascii="맑은 고딕" w:hAnsi="맑은 고딕" w:eastAsia="맑은 고딕"/>
+          <w:b/>
+          <w:sz w:val="17"/>
+          <w:u w:val="none"/>
+        </w:rPr>
+        <w:t>&lt;보 기&gt;</w:t>
+      </w:r>
       <w:r>
         <w:rPr>
           <w:rFonts w:ascii="맑은 고딕" w:hAnsi="맑은 고딕" w:eastAsia="맑은 고딕"/>
@@ -1837,14 +2937,44 @@
           <w:sz w:val="17"/>
           <w:u w:val="none"/>
         </w:rPr>
-        <w:t>① Mina keeps cooking with the animal fat her grandparents used, since no clear evidence has shown it to be harmful.</w:t>
+        <w:t xml:space="preserve"> assumed / should / that / until / it / is / be / proven / otherwise / there / probably / a good reason / why</w:t>
       </w:r>
     </w:p>
     <w:p>
       <w:pPr>
-        <w:spacing w:before="0" w:after="0" w:line="269" w:lineRule="auto"/>
-        <w:ind w:left="180" w:hanging="180"/>
+        <w:spacing w:before="0" w:after="0" w:line="288" w:lineRule="auto"/>
+        <w:ind w:left="40"/>
         <w:snapToGrid w:val="0"/>
+        <w:pBdr>
+          <w:top w:val="single" w:sz="4" w:space="2" w:color="9B6BD0"/>
+          <w:left w:val="single" w:sz="4" w:space="2" w:color="9B6BD0"/>
+          <w:bottom w:val="single" w:sz="4" w:space="2" w:color="9B6BD0"/>
+          <w:right w:val="single" w:sz="4" w:space="2" w:color="9B6BD0"/>
+        </w:pBdr>
+        <w:shd w:val="clear" w:color="auto" w:fill="FAF5FF"/>
+      </w:pPr>
+      <w:r>
+        <w:rPr>
+          <w:rFonts w:ascii="맑은 고딕" w:hAnsi="맑은 고딕" w:eastAsia="맑은 고딕"/>
+          <w:b/>
+          <w:sz w:val="17"/>
+          <w:u w:val="none"/>
+        </w:rPr>
+        <w:t>&lt;조 건&gt;</w:t>
+      </w:r>
+    </w:p>
+    <w:p>
+      <w:pPr>
+        <w:spacing w:before="0" w:after="0" w:line="288" w:lineRule="auto"/>
+        <w:ind w:left="40"/>
+        <w:snapToGrid w:val="0"/>
+        <w:pBdr>
+          <w:top w:val="single" w:sz="4" w:space="2" w:color="9B6BD0"/>
+          <w:left w:val="single" w:sz="4" w:space="2" w:color="9B6BD0"/>
+          <w:bottom w:val="single" w:sz="4" w:space="2" w:color="9B6BD0"/>
+          <w:right w:val="single" w:sz="4" w:space="2" w:color="9B6BD0"/>
+        </w:pBdr>
+        <w:shd w:val="clear" w:color="auto" w:fill="FAF5FF"/>
       </w:pPr>
       <w:r>
         <w:rPr>
@@ -1853,14 +2983,21 @@
           <w:sz w:val="17"/>
           <w:u w:val="none"/>
         </w:rPr>
-        <w:t>② Jun replaces his family’s home-made fermented paste with a factory product because it matches the latest dietary chart.</w:t>
+        <w:t>1. &lt;보기&gt;의 표현을 모두 한 번씩만 사용할 것</w:t>
       </w:r>
     </w:p>
     <w:p>
       <w:pPr>
-        <w:spacing w:before="0" w:after="0" w:line="269" w:lineRule="auto"/>
-        <w:ind w:left="180" w:hanging="180"/>
+        <w:spacing w:before="0" w:after="0" w:line="288" w:lineRule="auto"/>
+        <w:ind w:left="40"/>
         <w:snapToGrid w:val="0"/>
+        <w:pBdr>
+          <w:top w:val="single" w:sz="4" w:space="2" w:color="9B6BD0"/>
+          <w:left w:val="single" w:sz="4" w:space="2" w:color="9B6BD0"/>
+          <w:bottom w:val="single" w:sz="4" w:space="2" w:color="9B6BD0"/>
+          <w:right w:val="single" w:sz="4" w:space="2" w:color="9B6BD0"/>
+        </w:pBdr>
+        <w:shd w:val="clear" w:color="auto" w:fill="FAF5FF"/>
       </w:pPr>
       <w:r>
         <w:rPr>
@@ -1869,14 +3006,21 @@
           <w:sz w:val="17"/>
           <w:u w:val="none"/>
         </w:rPr>
-        <w:t>③ Sora gives up a wild plant her village has long eaten after repeated studies clearly prove that it damages the liver.</w:t>
+        <w:t>2. 어형 변형 없음 · 다른 단어를 추가하지 말 것</w:t>
       </w:r>
     </w:p>
     <w:p>
       <w:pPr>
-        <w:spacing w:before="0" w:after="0" w:line="269" w:lineRule="auto"/>
-        <w:ind w:left="180" w:hanging="180"/>
+        <w:spacing w:before="0" w:after="0" w:line="288" w:lineRule="auto"/>
+        <w:ind w:left="40"/>
         <w:snapToGrid w:val="0"/>
+        <w:pBdr>
+          <w:top w:val="single" w:sz="4" w:space="2" w:color="9B6BD0"/>
+          <w:left w:val="single" w:sz="4" w:space="2" w:color="9B6BD0"/>
+          <w:bottom w:val="single" w:sz="4" w:space="2" w:color="9B6BD0"/>
+          <w:right w:val="single" w:sz="4" w:space="2" w:color="9B6BD0"/>
+        </w:pBdr>
+        <w:shd w:val="clear" w:color="auto" w:fill="FAF5FF"/>
       </w:pPr>
       <w:r>
         <w:rPr>
@@ -1885,14 +3029,21 @@
           <w:sz w:val="17"/>
           <w:u w:val="none"/>
         </w:rPr>
-        <w:t>④ Tom switches entirely to a newly invented meal-replacement drink as soon as it comes onto the market.</w:t>
+        <w:t>3. 가주어(It) – 진주어(that절) 구문으로 쓸 것</w:t>
       </w:r>
     </w:p>
     <w:p>
       <w:pPr>
-        <w:spacing w:before="0" w:after="0" w:line="269" w:lineRule="auto"/>
-        <w:ind w:left="180" w:hanging="180"/>
+        <w:spacing w:before="0" w:after="0" w:line="288" w:lineRule="auto"/>
+        <w:ind w:left="40"/>
         <w:snapToGrid w:val="0"/>
+        <w:pBdr>
+          <w:top w:val="single" w:sz="4" w:space="2" w:color="9B6BD0"/>
+          <w:left w:val="single" w:sz="4" w:space="2" w:color="9B6BD0"/>
+          <w:bottom w:val="single" w:sz="4" w:space="2" w:color="9B6BD0"/>
+          <w:right w:val="single" w:sz="4" w:space="2" w:color="9B6BD0"/>
+        </w:pBdr>
+        <w:shd w:val="clear" w:color="auto" w:fill="FAF5FF"/>
       </w:pPr>
       <w:r>
         <w:rPr>
@@ -1901,7 +3052,63 @@
           <w:sz w:val="17"/>
           <w:u w:val="none"/>
         </w:rPr>
-        <w:t>⑤ Hana avoids every dish her ancestors ate, convinced that old recipes cannot match modern nutritional science.</w:t>
+        <w:t>4. 총 15단어로 쓸 것 (a good reason은 3단어로 셈)</w:t>
+      </w:r>
+    </w:p>
+    <w:p>
+      <w:pPr>
+        <w:spacing w:before="0" w:after="60" w:line="288" w:lineRule="auto"/>
+        <w:ind w:left="40"/>
+        <w:snapToGrid w:val="0"/>
+        <w:pBdr>
+          <w:top w:val="single" w:sz="4" w:space="2" w:color="9B6BD0"/>
+          <w:left w:val="single" w:sz="4" w:space="2" w:color="9B6BD0"/>
+          <w:bottom w:val="single" w:sz="4" w:space="2" w:color="9B6BD0"/>
+          <w:right w:val="single" w:sz="4" w:space="2" w:color="9B6BD0"/>
+        </w:pBdr>
+        <w:shd w:val="clear" w:color="auto" w:fill="FAF5FF"/>
+      </w:pPr>
+      <w:r>
+        <w:rPr>
+          <w:rFonts w:ascii="맑은 고딕" w:hAnsi="맑은 고딕" w:eastAsia="맑은 고딕"/>
+          <w:b w:val="0"/>
+          <w:sz w:val="17"/>
+          <w:u w:val="none"/>
+        </w:rPr>
+        <w:t>5. 답안지에 소문항 번호를 정확하게 기입할 것</w:t>
+      </w:r>
+    </w:p>
+    <w:p>
+      <w:pPr>
+        <w:spacing w:before="0" w:after="40" w:line="360" w:lineRule="auto"/>
+        <w:snapToGrid w:val="0"/>
+      </w:pPr>
+      <w:r>
+        <w:rPr>
+          <w:rFonts w:ascii="맑은 고딕" w:hAnsi="맑은 고딕" w:eastAsia="맑은 고딕"/>
+          <w:b w:val="0"/>
+          <w:sz w:val="17"/>
+          <w:u w:val="none"/>
+        </w:rPr>
+        <w:t>⇒ It ______________________________________________________________________________ .</w:t>
+      </w:r>
+    </w:p>
+    <w:p>
+      <w:pPr>
+        <w:keepNext/>
+        <w:spacing w:before="80" w:after="40" w:line="276" w:lineRule="auto"/>
+        <w:snapToGrid w:val="0"/>
+        <w:shd w:val="clear" w:color="auto" w:fill="6B21A8"/>
+      </w:pPr>
+      <w:r>
+        <w:rPr>
+          <w:rFonts w:ascii="맑은 고딕" w:hAnsi="맑은 고딕" w:eastAsia="맑은 고딕"/>
+          <w:b/>
+          <w:color w:val="FFFFFF"/>
+          <w:sz w:val="17"/>
+          <w:u w:val="none"/>
+        </w:rPr>
+        <w:t>[지문 구조]  ※ 앞 문항을 모두 푼 뒤에 풀 것</w:t>
       </w:r>
     </w:p>
     <w:p>
@@ -1917,7 +3124,7 @@
           <w:sz w:val="17"/>
           <w:u w:val="none"/>
         </w:rPr>
-        <w:t>29-4.</w:t>
+        <w:t>29-8.</w:t>
       </w:r>
       <w:r>
         <w:rPr>
@@ -1926,17 +3133,22 @@
           <w:sz w:val="17"/>
           <w:u w:val="none"/>
         </w:rPr>
-        <w:t xml:space="preserve"> 다음 글의 밑줄 친 부분 중, 문맥상 낱말의 쓰임이 적절하지 </w:t>
-      </w:r>
-      <w:r>
-        <w:rPr>
-          <w:rFonts w:ascii="맑은 고딕" w:hAnsi="맑은 고딕" w:eastAsia="맑은 고딕"/>
-          <w:b/>
-          <w:sz w:val="17"/>
-          <w:u w:val="none"/>
-        </w:rPr>
-        <w:t>않은</w:t>
-      </w:r>
+        <w:t xml:space="preserve"> 글의 흐름으로 보아, 주어진 문장이 들어가기에 가장 적절한 곳은? [2.7점]</w:t>
+      </w:r>
+    </w:p>
+    <w:p>
+      <w:pPr>
+        <w:spacing w:before="0" w:after="60" w:line="288" w:lineRule="auto"/>
+        <w:ind w:left="40"/>
+        <w:snapToGrid w:val="0"/>
+        <w:pBdr>
+          <w:top w:val="single" w:sz="4" w:space="2" w:color="C99B4E"/>
+          <w:left w:val="single" w:sz="4" w:space="2" w:color="C99B4E"/>
+          <w:bottom w:val="single" w:sz="4" w:space="2" w:color="C99B4E"/>
+          <w:right w:val="single" w:sz="4" w:space="2" w:color="C99B4E"/>
+        </w:pBdr>
+        <w:shd w:val="clear" w:color="auto" w:fill="FFF8E1"/>
+      </w:pPr>
       <w:r>
         <w:rPr>
           <w:rFonts w:ascii="맑은 고딕" w:hAnsi="맑은 고딕" w:eastAsia="맑은 고딕"/>
@@ -1944,7 +3156,7 @@
           <w:sz w:val="17"/>
           <w:u w:val="none"/>
         </w:rPr>
-        <w:t xml:space="preserve"> 것은? [3.0점]</w:t>
+        <w:t>We ought to have more humility.</w:t>
       </w:r>
     </w:p>
     <w:p>
@@ -1967,1125 +3179,23 @@
           <w:sz w:val="17"/>
           <w:u w:val="none"/>
         </w:rPr>
-        <w:t>Human beings have evolved to make the most of the resources ①</w:t>
-      </w:r>
+        <w:t>Human beings have evolved to make the most of the resources available to them in ways that are subtle and complicated. When we change our diets, especially when we do so quickly, we are effectively conducting huge experiments in nutrition. ( ① ) Nutritional science is still young and there is so much we do not know. ( ② ) If we have eaten certain foods in certain ways for millennia, we should assume until it is proven otherwise that there is probably a good reason why. ( ③ ) Traditional foods that don’t fit neatly on the contemporary dietary food plate should generally be chosen over highly processed ones that do. ( ④ ) We should assume that traditionally made fatty blood sausages are preferable to lean, factory-made salamis; that spoonfuls of honey are superior to sprinkles of sweeteners. ( ⑤ ) Witnessing how poorly traditional societies are faring as they undergo a nutrition transition should make those who have already completed it question whether their diets have moved too far.</w:t>
+      </w:r>
+    </w:p>
+    <w:p>
+      <w:pPr>
+        <w:spacing w:before="0" w:after="20" w:line="276" w:lineRule="auto"/>
+        <w:ind w:left="80"/>
+        <w:snapToGrid w:val="0"/>
+      </w:pPr>
       <w:r>
         <w:rPr>
           <w:rFonts w:ascii="맑은 고딕" w:hAnsi="맑은 고딕" w:eastAsia="맑은 고딕"/>
           <w:b w:val="0"/>
           <w:sz w:val="17"/>
-          <w:u w:val="single"/>
-        </w:rPr>
-        <w:t>available</w:t>
-      </w:r>
-      <w:r>
-        <w:rPr>
-          <w:rFonts w:ascii="맑은 고딕" w:hAnsi="맑은 고딕" w:eastAsia="맑은 고딕"/>
-          <w:b w:val="0"/>
-          <w:sz w:val="17"/>
-          <w:u w:val="none"/>
-        </w:rPr>
-        <w:t xml:space="preserve"> to them in ways that are subtle and complicated. When we change our diets, especially when we do so quickly, we are effectively conducting huge experiments in nutrition. We ought to have more ②</w:t>
-      </w:r>
-      <w:r>
-        <w:rPr>
-          <w:rFonts w:ascii="맑은 고딕" w:hAnsi="맑은 고딕" w:eastAsia="맑은 고딕"/>
-          <w:b w:val="0"/>
-          <w:sz w:val="17"/>
-          <w:u w:val="single"/>
-        </w:rPr>
-        <w:t>humility</w:t>
-      </w:r>
-      <w:r>
-        <w:rPr>
-          <w:rFonts w:ascii="맑은 고딕" w:hAnsi="맑은 고딕" w:eastAsia="맑은 고딕"/>
-          <w:b w:val="0"/>
-          <w:sz w:val="17"/>
-          <w:u w:val="none"/>
-        </w:rPr>
-        <w:t>. Nutritional science is still ③</w:t>
-      </w:r>
-      <w:r>
-        <w:rPr>
-          <w:rFonts w:ascii="맑은 고딕" w:hAnsi="맑은 고딕" w:eastAsia="맑은 고딕"/>
-          <w:b w:val="0"/>
-          <w:sz w:val="17"/>
-          <w:u w:val="single"/>
-        </w:rPr>
-        <w:t>young</w:t>
-      </w:r>
-      <w:r>
-        <w:rPr>
-          <w:rFonts w:ascii="맑은 고딕" w:hAnsi="맑은 고딕" w:eastAsia="맑은 고딕"/>
-          <w:b w:val="0"/>
-          <w:sz w:val="17"/>
-          <w:u w:val="none"/>
-        </w:rPr>
-        <w:t xml:space="preserve"> and there is so much we do not know. If we have eaten certain foods in certain ways for millennia, we should assume until it is proven otherwise that there is probably a good reason why. Traditional foods that don’t fit neatly on the contemporary dietary food plate should generally be chosen over highly processed ones that do. We should assume that traditionally made fatty blood sausages are ④</w:t>
-      </w:r>
-      <w:r>
-        <w:rPr>
-          <w:rFonts w:ascii="맑은 고딕" w:hAnsi="맑은 고딕" w:eastAsia="맑은 고딕"/>
-          <w:b w:val="0"/>
-          <w:sz w:val="17"/>
-          <w:u w:val="single"/>
-        </w:rPr>
-        <w:t>preferable</w:t>
-      </w:r>
-      <w:r>
-        <w:rPr>
-          <w:rFonts w:ascii="맑은 고딕" w:hAnsi="맑은 고딕" w:eastAsia="맑은 고딕"/>
-          <w:b w:val="0"/>
-          <w:sz w:val="17"/>
-          <w:u w:val="none"/>
-        </w:rPr>
-        <w:t xml:space="preserve"> to lean, factory-made salamis; that spoonfuls of honey are superior to sprinkles of sweeteners. Witnessing how ⑤</w:t>
-      </w:r>
-      <w:r>
-        <w:rPr>
-          <w:rFonts w:ascii="맑은 고딕" w:hAnsi="맑은 고딕" w:eastAsia="맑은 고딕"/>
-          <w:b w:val="0"/>
-          <w:sz w:val="17"/>
-          <w:u w:val="single"/>
-        </w:rPr>
-        <w:t>well</w:t>
-      </w:r>
-      <w:r>
-        <w:rPr>
-          <w:rFonts w:ascii="맑은 고딕" w:hAnsi="맑은 고딕" w:eastAsia="맑은 고딕"/>
-          <w:b w:val="0"/>
-          <w:sz w:val="17"/>
-          <w:u w:val="none"/>
-        </w:rPr>
-        <w:t xml:space="preserve"> traditional societies are faring as they undergo a nutrition transition should make those who have already completed it question whether their diets have moved too far.</w:t>
-      </w:r>
-    </w:p>
-    <w:p>
-      <w:pPr>
-        <w:keepNext/>
-        <w:spacing w:before="80" w:after="20" w:line="276" w:lineRule="auto"/>
-        <w:snapToGrid w:val="0"/>
-      </w:pPr>
-      <w:r>
-        <w:rPr>
-          <w:rFonts w:ascii="맑은 고딕" w:hAnsi="맑은 고딕" w:eastAsia="맑은 고딕"/>
-          <w:b/>
-          <w:sz w:val="17"/>
-          <w:u w:val="none"/>
-        </w:rPr>
-        <w:t>29-5.</w:t>
-      </w:r>
-      <w:r>
-        <w:rPr>
-          <w:rFonts w:ascii="맑은 고딕" w:hAnsi="맑은 고딕" w:eastAsia="맑은 고딕"/>
-          <w:b w:val="0"/>
-          <w:sz w:val="17"/>
-          <w:u w:val="none"/>
-        </w:rPr>
-        <w:t xml:space="preserve"> 다음 글에 대한 &lt;보기&gt;의 설명 중 옳은 것만을 </w:t>
-      </w:r>
-      <w:r>
-        <w:rPr>
-          <w:rFonts w:ascii="맑은 고딕" w:hAnsi="맑은 고딕" w:eastAsia="맑은 고딕"/>
-          <w:b/>
-          <w:sz w:val="17"/>
-          <w:u w:val="none"/>
-        </w:rPr>
-        <w:t>있는 대로</w:t>
-      </w:r>
-      <w:r>
-        <w:rPr>
-          <w:rFonts w:ascii="맑은 고딕" w:hAnsi="맑은 고딕" w:eastAsia="맑은 고딕"/>
-          <w:b w:val="0"/>
-          <w:sz w:val="17"/>
-          <w:u w:val="none"/>
-        </w:rPr>
-        <w:t xml:space="preserve"> 고른 것은? [3.1점]</w:t>
-      </w:r>
-    </w:p>
-    <w:p>
-      <w:pPr>
-        <w:spacing w:before="0" w:after="60" w:line="288" w:lineRule="auto"/>
-        <w:ind w:left="40"/>
-        <w:snapToGrid w:val="0"/>
-        <w:pBdr>
-          <w:top w:val="single" w:sz="4" w:space="2" w:color="999999"/>
-          <w:left w:val="single" w:sz="4" w:space="2" w:color="999999"/>
-          <w:bottom w:val="single" w:sz="4" w:space="2" w:color="999999"/>
-          <w:right w:val="single" w:sz="4" w:space="2" w:color="999999"/>
-        </w:pBdr>
-        <w:shd w:val="clear" w:color="auto" w:fill="F6F3EA"/>
-      </w:pPr>
-      <w:r>
-        <w:rPr>
-          <w:rFonts w:ascii="맑은 고딕" w:hAnsi="맑은 고딕" w:eastAsia="맑은 고딕"/>
-          <w:b w:val="0"/>
-          <w:sz w:val="17"/>
-          <w:u w:val="none"/>
-        </w:rPr>
-        <w:t>Over a very long time, humans have learned to get the most out of the resources around them in subtle and complicated ways. A sudden change of diet is therefore nothing less than a huge nutritional experiment, and one ⓐ</w:t>
-      </w:r>
-      <w:r>
-        <w:rPr>
-          <w:rFonts w:ascii="맑은 고딕" w:hAnsi="맑은 고딕" w:eastAsia="맑은 고딕"/>
-          <w:b/>
-          <w:sz w:val="17"/>
-          <w:u w:val="none"/>
-        </w:rPr>
-        <w:t>[ that / whose ]</w:t>
-      </w:r>
-      <w:r>
-        <w:rPr>
-          <w:rFonts w:ascii="맑은 고딕" w:hAnsi="맑은 고딕" w:eastAsia="맑은 고딕"/>
-          <w:b w:val="0"/>
-          <w:sz w:val="17"/>
-          <w:u w:val="none"/>
-        </w:rPr>
-        <w:t xml:space="preserve"> outcome nobody can predict, since nutritional science is still young. Foods that have been eaten in the same way for millennia should be trusted until they are proven harmful; ⓑ</w:t>
-      </w:r>
-      <w:r>
-        <w:rPr>
-          <w:rFonts w:ascii="맑은 고딕" w:hAnsi="맑은 고딕" w:eastAsia="맑은 고딕"/>
-          <w:b w:val="0"/>
-          <w:sz w:val="17"/>
-          <w:u w:val="single"/>
-        </w:rPr>
-        <w:t>a traditional dish that looks wrong on today’s dietary chart is usually a safer choice than a processed product that looks right</w:t>
-      </w:r>
-      <w:r>
-        <w:rPr>
-          <w:rFonts w:ascii="맑은 고딕" w:hAnsi="맑은 고딕" w:eastAsia="맑은 고딕"/>
-          <w:b w:val="0"/>
-          <w:sz w:val="17"/>
-          <w:u w:val="none"/>
-        </w:rPr>
-        <w:t>. Societies now going through a nutrition transition are faring badly, which ought to worry those who went through it earlier.</w:t>
-      </w:r>
-    </w:p>
-    <w:p>
-      <w:pPr>
-        <w:spacing w:before="0" w:after="0" w:line="288" w:lineRule="auto"/>
-        <w:ind w:left="40"/>
-        <w:snapToGrid w:val="0"/>
-        <w:pBdr>
-          <w:top w:val="single" w:sz="4" w:space="2" w:color="9B6BD0"/>
-          <w:left w:val="single" w:sz="4" w:space="2" w:color="9B6BD0"/>
-          <w:bottom w:val="single" w:sz="4" w:space="2" w:color="9B6BD0"/>
-          <w:right w:val="single" w:sz="4" w:space="2" w:color="9B6BD0"/>
-        </w:pBdr>
-        <w:shd w:val="clear" w:color="auto" w:fill="FAF5FF"/>
-      </w:pPr>
-      <w:r>
-        <w:rPr>
-          <w:rFonts w:ascii="맑은 고딕" w:hAnsi="맑은 고딕" w:eastAsia="맑은 고딕"/>
-          <w:b/>
-          <w:sz w:val="17"/>
-          <w:u w:val="none"/>
-        </w:rPr>
-        <w:t>&lt;보 기&gt;</w:t>
-      </w:r>
-    </w:p>
-    <w:p>
-      <w:pPr>
-        <w:spacing w:before="0" w:after="60" w:line="288" w:lineRule="auto"/>
-        <w:ind w:left="40"/>
-        <w:snapToGrid w:val="0"/>
-        <w:pBdr>
-          <w:top w:val="single" w:sz="4" w:space="2" w:color="9B6BD0"/>
-          <w:left w:val="single" w:sz="4" w:space="2" w:color="9B6BD0"/>
-          <w:bottom w:val="single" w:sz="4" w:space="2" w:color="9B6BD0"/>
-          <w:right w:val="single" w:sz="4" w:space="2" w:color="9B6BD0"/>
-        </w:pBdr>
-        <w:shd w:val="clear" w:color="auto" w:fill="FAF5FF"/>
-      </w:pPr>
-      <w:r>
-        <w:rPr>
-          <w:rFonts w:ascii="맑은 고딕" w:hAnsi="맑은 고딕" w:eastAsia="맑은 고딕"/>
-          <w:b w:val="0"/>
-          <w:sz w:val="17"/>
-          <w:u w:val="none"/>
-        </w:rPr>
-        <w:t>(A) 윗글의 관점에서 ‘갑작스러운 식단 변화’는 ‘검증된 개선’이 아니라 ‘결과를 알 수 없는 실험’으로 분류된다.</w:t>
-      </w:r>
-    </w:p>
-    <w:p>
-      <w:pPr>
-        <w:spacing w:before="0" w:after="0" w:line="269" w:lineRule="auto"/>
-        <w:ind w:left="180" w:hanging="180"/>
-        <w:snapToGrid w:val="0"/>
-      </w:pPr>
-      <w:r>
-        <w:rPr>
-          <w:rFonts w:ascii="맑은 고딕" w:hAnsi="맑은 고딕" w:eastAsia="맑은 고딕"/>
-          <w:b w:val="0"/>
-          <w:sz w:val="17"/>
-          <w:u w:val="none"/>
-        </w:rPr>
-        <w:t>① (A), (C)</w:t>
-      </w:r>
-    </w:p>
-    <w:p>
-      <w:pPr>
-        <w:spacing w:before="0" w:after="0" w:line="269" w:lineRule="auto"/>
-        <w:ind w:left="180" w:hanging="180"/>
-        <w:snapToGrid w:val="0"/>
-      </w:pPr>
-      <w:r>
-        <w:rPr>
-          <w:rFonts w:ascii="맑은 고딕" w:hAnsi="맑은 고딕" w:eastAsia="맑은 고딕"/>
-          <w:b w:val="0"/>
-          <w:sz w:val="17"/>
-          <w:u w:val="none"/>
-        </w:rPr>
-        <w:t>② (B), (D)</w:t>
-      </w:r>
-    </w:p>
-    <w:p>
-      <w:pPr>
-        <w:spacing w:before="0" w:after="0" w:line="269" w:lineRule="auto"/>
-        <w:ind w:left="180" w:hanging="180"/>
-        <w:snapToGrid w:val="0"/>
-      </w:pPr>
-      <w:r>
-        <w:rPr>
-          <w:rFonts w:ascii="맑은 고딕" w:hAnsi="맑은 고딕" w:eastAsia="맑은 고딕"/>
-          <w:b w:val="0"/>
-          <w:sz w:val="17"/>
-          <w:u w:val="none"/>
-        </w:rPr>
-        <w:t>③ (A), (C), (D)</w:t>
-      </w:r>
-    </w:p>
-    <w:p>
-      <w:pPr>
-        <w:spacing w:before="0" w:after="0" w:line="269" w:lineRule="auto"/>
-        <w:ind w:left="180" w:hanging="180"/>
-        <w:snapToGrid w:val="0"/>
-      </w:pPr>
-      <w:r>
-        <w:rPr>
-          <w:rFonts w:ascii="맑은 고딕" w:hAnsi="맑은 고딕" w:eastAsia="맑은 고딕"/>
-          <w:b w:val="0"/>
-          <w:sz w:val="17"/>
-          <w:u w:val="none"/>
-        </w:rPr>
-        <w:t>④ (B), (C), (D)</w:t>
-      </w:r>
-    </w:p>
-    <w:p>
-      <w:pPr>
-        <w:spacing w:before="0" w:after="0" w:line="269" w:lineRule="auto"/>
-        <w:ind w:left="180" w:hanging="180"/>
-        <w:snapToGrid w:val="0"/>
-      </w:pPr>
-      <w:r>
-        <w:rPr>
-          <w:rFonts w:ascii="맑은 고딕" w:hAnsi="맑은 고딕" w:eastAsia="맑은 고딕"/>
-          <w:b w:val="0"/>
-          <w:sz w:val="17"/>
-          <w:u w:val="none"/>
-        </w:rPr>
-        <w:t>⑤ (A), (B), (C), (D)</w:t>
-      </w:r>
-    </w:p>
-    <w:p>
-      <w:pPr>
-        <w:keepNext/>
-        <w:spacing w:before="80" w:after="20" w:line="276" w:lineRule="auto"/>
-        <w:snapToGrid w:val="0"/>
-      </w:pPr>
-      <w:r>
-        <w:rPr>
-          <w:rFonts w:ascii="맑은 고딕" w:hAnsi="맑은 고딕" w:eastAsia="맑은 고딕"/>
-          <w:b/>
-          <w:sz w:val="17"/>
-          <w:u w:val="none"/>
-        </w:rPr>
-        <w:t>29-6.</w:t>
-      </w:r>
-      <w:r>
-        <w:rPr>
-          <w:rFonts w:ascii="맑은 고딕" w:hAnsi="맑은 고딕" w:eastAsia="맑은 고딕"/>
-          <w:b w:val="0"/>
-          <w:sz w:val="17"/>
-          <w:u w:val="none"/>
-        </w:rPr>
-        <w:t xml:space="preserve"> 다음 글의 내용과 일치하지 </w:t>
-      </w:r>
-      <w:r>
-        <w:rPr>
-          <w:rFonts w:ascii="맑은 고딕" w:hAnsi="맑은 고딕" w:eastAsia="맑은 고딕"/>
-          <w:b/>
-          <w:sz w:val="17"/>
-          <w:u w:val="none"/>
-        </w:rPr>
-        <w:t>않는</w:t>
-      </w:r>
-      <w:r>
-        <w:rPr>
-          <w:rFonts w:ascii="맑은 고딕" w:hAnsi="맑은 고딕" w:eastAsia="맑은 고딕"/>
-          <w:b w:val="0"/>
-          <w:sz w:val="17"/>
-          <w:u w:val="none"/>
-        </w:rPr>
-        <w:t xml:space="preserve"> 것은? [2.7점]</w:t>
-      </w:r>
-    </w:p>
-    <w:p>
-      <w:pPr>
-        <w:spacing w:before="0" w:after="60" w:line="288" w:lineRule="auto"/>
-        <w:ind w:left="40"/>
-        <w:snapToGrid w:val="0"/>
-        <w:pBdr>
-          <w:top w:val="single" w:sz="4" w:space="2" w:color="999999"/>
-          <w:left w:val="single" w:sz="4" w:space="2" w:color="999999"/>
-          <w:bottom w:val="single" w:sz="4" w:space="2" w:color="999999"/>
-          <w:right w:val="single" w:sz="4" w:space="2" w:color="999999"/>
-        </w:pBdr>
-        <w:shd w:val="clear" w:color="auto" w:fill="F6F3EA"/>
-      </w:pPr>
-      <w:r>
-        <w:rPr>
-          <w:rFonts w:ascii="맑은 고딕" w:hAnsi="맑은 고딕" w:eastAsia="맑은 고딕"/>
-          <w:b w:val="0"/>
-          <w:sz w:val="17"/>
-          <w:u w:val="none"/>
-        </w:rPr>
-        <w:t>Human beings have evolved to make the most of the resources available to them in ways that are subtle and complicated. Changing our diets quickly therefore amounts to conducting huge experiments in nutrition, a science that is still young and leaves so much unknown. If we have eaten certain foods in certain ways for millennia, we should assume until it is proven otherwise that there is probably a good reason why. Traditional foods should generally be chosen over highly processed ones, even if the latter fit the contemporary dietary food plate. Traditional societies undergoing a nutrition transition are faring badly, and those who have already completed it should question whether their diets have moved too far.</w:t>
-      </w:r>
-    </w:p>
-    <w:p>
-      <w:pPr>
-        <w:spacing w:before="0" w:after="0" w:line="269" w:lineRule="auto"/>
-        <w:ind w:left="180" w:hanging="180"/>
-        <w:snapToGrid w:val="0"/>
-      </w:pPr>
-      <w:r>
-        <w:rPr>
-          <w:rFonts w:ascii="맑은 고딕" w:hAnsi="맑은 고딕" w:eastAsia="맑은 고딕"/>
-          <w:b w:val="0"/>
-          <w:sz w:val="17"/>
-          <w:u w:val="none"/>
-        </w:rPr>
-        <w:t>① Humans have evolved to use the resources available to them in complicated ways.</w:t>
-      </w:r>
-    </w:p>
-    <w:p>
-      <w:pPr>
-        <w:spacing w:before="0" w:after="0" w:line="269" w:lineRule="auto"/>
-        <w:ind w:left="180" w:hanging="180"/>
-        <w:snapToGrid w:val="0"/>
-      </w:pPr>
-      <w:r>
-        <w:rPr>
-          <w:rFonts w:ascii="맑은 고딕" w:hAnsi="맑은 고딕" w:eastAsia="맑은 고딕"/>
-          <w:b w:val="0"/>
-          <w:sz w:val="17"/>
-          <w:u w:val="none"/>
-        </w:rPr>
-        <w:t>② Changing diets quickly is likened to carrying out large-scale experiments.</w:t>
-      </w:r>
-    </w:p>
-    <w:p>
-      <w:pPr>
-        <w:spacing w:before="0" w:after="0" w:line="269" w:lineRule="auto"/>
-        <w:ind w:left="180" w:hanging="180"/>
-        <w:snapToGrid w:val="0"/>
-      </w:pPr>
-      <w:r>
-        <w:rPr>
-          <w:rFonts w:ascii="맑은 고딕" w:hAnsi="맑은 고딕" w:eastAsia="맑은 고딕"/>
-          <w:b w:val="0"/>
-          <w:sz w:val="17"/>
-          <w:u w:val="none"/>
-        </w:rPr>
-        <w:t>③ The writer thinks nutritional science still leaves a great deal unexplained.</w:t>
-      </w:r>
-    </w:p>
-    <w:p>
-      <w:pPr>
-        <w:spacing w:before="0" w:after="0" w:line="269" w:lineRule="auto"/>
-        <w:ind w:left="180" w:hanging="180"/>
-        <w:snapToGrid w:val="0"/>
-      </w:pPr>
-      <w:r>
-        <w:rPr>
-          <w:rFonts w:ascii="맑은 고딕" w:hAnsi="맑은 고딕" w:eastAsia="맑은 고딕"/>
-          <w:b w:val="0"/>
-          <w:sz w:val="17"/>
-          <w:u w:val="none"/>
-        </w:rPr>
-        <w:t>④ The writer argues that traditional foods should be kept even after they are proven harmful.</w:t>
-      </w:r>
-    </w:p>
-    <w:p>
-      <w:pPr>
-        <w:spacing w:before="0" w:after="0" w:line="269" w:lineRule="auto"/>
-        <w:ind w:left="180" w:hanging="180"/>
-        <w:snapToGrid w:val="0"/>
-      </w:pPr>
-      <w:r>
-        <w:rPr>
-          <w:rFonts w:ascii="맑은 고딕" w:hAnsi="맑은 고딕" w:eastAsia="맑은 고딕"/>
-          <w:b w:val="0"/>
-          <w:sz w:val="17"/>
-          <w:u w:val="none"/>
-        </w:rPr>
-        <w:t>⑤ Traditional societies going through a nutrition transition are said to be doing badly.</w:t>
-      </w:r>
-    </w:p>
-    <w:p>
-      <w:pPr>
-        <w:keepNext/>
-        <w:spacing w:before="80" w:after="20" w:line="276" w:lineRule="auto"/>
-        <w:snapToGrid w:val="0"/>
-      </w:pPr>
-      <w:r>
-        <w:rPr>
-          <w:rFonts w:ascii="맑은 고딕" w:hAnsi="맑은 고딕" w:eastAsia="맑은 고딕"/>
-          <w:b/>
-          <w:sz w:val="17"/>
-          <w:u w:val="none"/>
-        </w:rPr>
-        <w:t>29-7.</w:t>
-      </w:r>
-      <w:r>
-        <w:rPr>
-          <w:rFonts w:ascii="맑은 고딕" w:hAnsi="맑은 고딕" w:eastAsia="맑은 고딕"/>
-          <w:b w:val="0"/>
-          <w:sz w:val="17"/>
-          <w:u w:val="none"/>
-        </w:rPr>
-        <w:t xml:space="preserve"> 다음 글에서 필자가 주장하는 바로 가장 적절한 것은? [2.7점]</w:t>
-      </w:r>
-    </w:p>
-    <w:p>
-      <w:pPr>
-        <w:spacing w:before="0" w:after="60" w:line="288" w:lineRule="auto"/>
-        <w:ind w:left="40"/>
-        <w:snapToGrid w:val="0"/>
-        <w:pBdr>
-          <w:top w:val="single" w:sz="4" w:space="2" w:color="999999"/>
-          <w:left w:val="single" w:sz="4" w:space="2" w:color="999999"/>
-          <w:bottom w:val="single" w:sz="4" w:space="2" w:color="999999"/>
-          <w:right w:val="single" w:sz="4" w:space="2" w:color="999999"/>
-        </w:pBdr>
-        <w:shd w:val="clear" w:color="auto" w:fill="F6F3EA"/>
-      </w:pPr>
-      <w:r>
-        <w:rPr>
-          <w:rFonts w:ascii="맑은 고딕" w:hAnsi="맑은 고딕" w:eastAsia="맑은 고딕"/>
-          <w:b w:val="0"/>
-          <w:sz w:val="17"/>
-          <w:u w:val="none"/>
-        </w:rPr>
-        <w:t>We tend to forget that human beings have evolved, in subtle and complicated ways, to make the most of the resources available to them. A quick change of diet is in effect a huge experiment in nutrition, carried out by a science that is still young. A little more humility is called for. Foods eaten in certain ways for millennia probably have a good reason behind them, and until that is proven otherwise they deserve to be chosen over highly processed ones, whatever the contemporary dietary food plate says. Traditional societies now undergoing a nutrition transition are faring badly — a warning to those who have already completed it that their diets may have moved too far.</w:t>
-      </w:r>
-    </w:p>
-    <w:p>
-      <w:pPr>
-        <w:spacing w:before="0" w:after="0" w:line="269" w:lineRule="auto"/>
-        <w:ind w:left="180" w:hanging="180"/>
-        <w:snapToGrid w:val="0"/>
-      </w:pPr>
-      <w:r>
-        <w:rPr>
-          <w:rFonts w:ascii="맑은 고딕" w:hAnsi="맑은 고딕" w:eastAsia="맑은 고딕"/>
-          <w:b w:val="0"/>
-          <w:sz w:val="17"/>
-          <w:u w:val="none"/>
-        </w:rPr>
-        <w:t>① We should be slow to abandon long-established diets, given how little nutritional science knows.</w:t>
-      </w:r>
-    </w:p>
-    <w:p>
-      <w:pPr>
-        <w:spacing w:before="0" w:after="0" w:line="269" w:lineRule="auto"/>
-        <w:ind w:left="180" w:hanging="180"/>
-        <w:snapToGrid w:val="0"/>
-      </w:pPr>
-      <w:r>
-        <w:rPr>
-          <w:rFonts w:ascii="맑은 고딕" w:hAnsi="맑은 고딕" w:eastAsia="맑은 고딕"/>
-          <w:b w:val="0"/>
-          <w:sz w:val="17"/>
-          <w:u w:val="none"/>
-        </w:rPr>
-        <w:t>② We should go back to traditional diets because modern foods have been proven harmful.</w:t>
-      </w:r>
-    </w:p>
-    <w:p>
-      <w:pPr>
-        <w:spacing w:before="0" w:after="0" w:line="269" w:lineRule="auto"/>
-        <w:ind w:left="180" w:hanging="180"/>
-        <w:snapToGrid w:val="0"/>
-      </w:pPr>
-      <w:r>
-        <w:rPr>
-          <w:rFonts w:ascii="맑은 고딕" w:hAnsi="맑은 고딕" w:eastAsia="맑은 고딕"/>
-          <w:b w:val="0"/>
-          <w:sz w:val="17"/>
-          <w:u w:val="none"/>
-        </w:rPr>
-        <w:t>③ Nutritional science must develop faster in order to keep up with changing diets.</w:t>
-      </w:r>
-    </w:p>
-    <w:p>
-      <w:pPr>
-        <w:spacing w:before="0" w:after="0" w:line="269" w:lineRule="auto"/>
-        <w:ind w:left="180" w:hanging="180"/>
-        <w:snapToGrid w:val="0"/>
-      </w:pPr>
-      <w:r>
-        <w:rPr>
-          <w:rFonts w:ascii="맑은 고딕" w:hAnsi="맑은 고딕" w:eastAsia="맑은 고딕"/>
-          <w:b w:val="0"/>
-          <w:sz w:val="17"/>
-          <w:u w:val="none"/>
-        </w:rPr>
-        <w:t>④ Traditional societies should be protected from the spread of processed foods.</w:t>
-      </w:r>
-    </w:p>
-    <w:p>
-      <w:pPr>
-        <w:spacing w:before="0" w:after="0" w:line="269" w:lineRule="auto"/>
-        <w:ind w:left="180" w:hanging="180"/>
-        <w:snapToGrid w:val="0"/>
-      </w:pPr>
-      <w:r>
-        <w:rPr>
-          <w:rFonts w:ascii="맑은 고딕" w:hAnsi="맑은 고딕" w:eastAsia="맑은 고딕"/>
-          <w:b w:val="0"/>
-          <w:sz w:val="17"/>
-          <w:u w:val="none"/>
-        </w:rPr>
-        <w:t>⑤ Dietary guidelines need rewriting so that they include more natural sweeteners.</w:t>
-      </w:r>
-    </w:p>
-    <w:p>
-      <w:pPr>
-        <w:keepNext/>
-        <w:spacing w:before="80" w:after="40" w:line="276" w:lineRule="auto"/>
-        <w:snapToGrid w:val="0"/>
-        <w:shd w:val="clear" w:color="auto" w:fill="8A3A12"/>
-      </w:pPr>
-      <w:r>
-        <w:rPr>
-          <w:rFonts w:ascii="맑은 고딕" w:hAnsi="맑은 고딕" w:eastAsia="맑은 고딕"/>
-          <w:b/>
-          <w:color w:val="FFFFFF"/>
-          <w:sz w:val="17"/>
-          <w:u w:val="none"/>
-        </w:rPr>
-        <w:t>서답형  29-서1 ~ 29-서2</w:t>
-      </w:r>
-    </w:p>
-    <w:p>
-      <w:pPr>
-        <w:keepNext/>
-        <w:spacing w:before="80" w:after="20" w:line="276" w:lineRule="auto"/>
-        <w:snapToGrid w:val="0"/>
-      </w:pPr>
-      <w:r>
-        <w:rPr>
-          <w:rFonts w:ascii="맑은 고딕" w:hAnsi="맑은 고딕" w:eastAsia="맑은 고딕"/>
-          <w:b/>
-          <w:sz w:val="17"/>
-          <w:u w:val="none"/>
-        </w:rPr>
-        <w:t>29-서1.</w:t>
-      </w:r>
-      <w:r>
-        <w:rPr>
-          <w:rFonts w:ascii="맑은 고딕" w:hAnsi="맑은 고딕" w:eastAsia="맑은 고딕"/>
-          <w:b w:val="0"/>
-          <w:sz w:val="17"/>
-          <w:u w:val="none"/>
-        </w:rPr>
-        <w:t xml:space="preserve"> 다음 글의 밑줄 친 문장과 의미가 통하도록 &lt;조건&gt;에 맞게 아래 문장을 완성하시오. [3.0점]</w:t>
-      </w:r>
-    </w:p>
-    <w:p>
-      <w:pPr>
-        <w:spacing w:before="0" w:after="60" w:line="288" w:lineRule="auto"/>
-        <w:ind w:left="40"/>
-        <w:snapToGrid w:val="0"/>
-        <w:pBdr>
-          <w:top w:val="single" w:sz="4" w:space="2" w:color="999999"/>
-          <w:left w:val="single" w:sz="4" w:space="2" w:color="999999"/>
-          <w:bottom w:val="single" w:sz="4" w:space="2" w:color="999999"/>
-          <w:right w:val="single" w:sz="4" w:space="2" w:color="999999"/>
-        </w:pBdr>
-        <w:shd w:val="clear" w:color="auto" w:fill="F6F3EA"/>
-      </w:pPr>
-      <w:r>
-        <w:rPr>
-          <w:rFonts w:ascii="맑은 고딕" w:hAnsi="맑은 고딕" w:eastAsia="맑은 고딕"/>
-          <w:b w:val="0"/>
-          <w:sz w:val="17"/>
-          <w:u w:val="none"/>
-        </w:rPr>
-        <w:t xml:space="preserve">Traditional societies are struggling as they undergo a nutrition transition. </w:t>
-      </w:r>
-      <w:r>
-        <w:rPr>
-          <w:rFonts w:ascii="맑은 고딕" w:hAnsi="맑은 고딕" w:eastAsia="맑은 고딕"/>
-          <w:b w:val="0"/>
-          <w:sz w:val="17"/>
-          <w:u w:val="single"/>
-        </w:rPr>
-        <w:t>Witnessing this should make those who have already completed it question whether their diets have moved too far.</w:t>
-      </w:r>
-    </w:p>
-    <w:p>
-      <w:pPr>
-        <w:spacing w:before="0" w:after="0" w:line="288" w:lineRule="auto"/>
-        <w:ind w:left="40"/>
-        <w:snapToGrid w:val="0"/>
-        <w:pBdr>
-          <w:top w:val="single" w:sz="4" w:space="2" w:color="9B6BD0"/>
-          <w:left w:val="single" w:sz="4" w:space="2" w:color="9B6BD0"/>
-          <w:bottom w:val="single" w:sz="4" w:space="2" w:color="9B6BD0"/>
-          <w:right w:val="single" w:sz="4" w:space="2" w:color="9B6BD0"/>
-        </w:pBdr>
-        <w:shd w:val="clear" w:color="auto" w:fill="FAF5FF"/>
-      </w:pPr>
-      <w:r>
-        <w:rPr>
-          <w:rFonts w:ascii="맑은 고딕" w:hAnsi="맑은 고딕" w:eastAsia="맑은 고딕"/>
-          <w:b/>
-          <w:sz w:val="17"/>
-          <w:u w:val="none"/>
-        </w:rPr>
-        <w:t>&lt;조 건&gt;</w:t>
-      </w:r>
-    </w:p>
-    <w:p>
-      <w:pPr>
-        <w:spacing w:before="0" w:after="60" w:line="288" w:lineRule="auto"/>
-        <w:ind w:left="40"/>
-        <w:snapToGrid w:val="0"/>
-        <w:pBdr>
-          <w:top w:val="single" w:sz="4" w:space="2" w:color="9B6BD0"/>
-          <w:left w:val="single" w:sz="4" w:space="2" w:color="9B6BD0"/>
-          <w:bottom w:val="single" w:sz="4" w:space="2" w:color="9B6BD0"/>
-          <w:right w:val="single" w:sz="4" w:space="2" w:color="9B6BD0"/>
-        </w:pBdr>
-        <w:shd w:val="clear" w:color="auto" w:fill="FAF5FF"/>
-      </w:pPr>
-      <w:r>
-        <w:rPr>
-          <w:rFonts w:ascii="맑은 고딕" w:hAnsi="맑은 고딕" w:eastAsia="맑은 고딕"/>
-          <w:b w:val="0"/>
-          <w:sz w:val="17"/>
-          <w:u w:val="none"/>
-        </w:rPr>
-        <w:t>1. those who have already completed it을 주어로 하는 수동태 문장으로 쓸 것</w:t>
-      </w:r>
-    </w:p>
-    <w:p>
-      <w:pPr>
-        <w:spacing w:before="0" w:after="40" w:line="360" w:lineRule="auto"/>
-        <w:snapToGrid w:val="0"/>
-      </w:pPr>
-      <w:r>
-        <w:rPr>
-          <w:rFonts w:ascii="맑은 고딕" w:hAnsi="맑은 고딕" w:eastAsia="맑은 고딕"/>
-          <w:b w:val="0"/>
-          <w:sz w:val="17"/>
-          <w:u w:val="none"/>
-        </w:rPr>
-        <w:t>→ By witnessing this, those who have already completed it should be made</w:t>
-      </w:r>
-    </w:p>
-    <w:p>
-      <w:pPr>
-        <w:spacing w:before="0" w:after="40" w:line="360" w:lineRule="auto"/>
-        <w:snapToGrid w:val="0"/>
-      </w:pPr>
-      <w:r>
-        <w:rPr>
-          <w:rFonts w:ascii="맑은 고딕" w:hAnsi="맑은 고딕" w:eastAsia="맑은 고딕"/>
-          <w:b w:val="0"/>
-          <w:sz w:val="17"/>
-          <w:u w:val="none"/>
-        </w:rPr>
-        <w:t>________  ________  ________  ________  ________</w:t>
-      </w:r>
-    </w:p>
-    <w:p>
-      <w:pPr>
-        <w:spacing w:before="0" w:after="40" w:line="360" w:lineRule="auto"/>
-        <w:snapToGrid w:val="0"/>
-      </w:pPr>
-      <w:r>
-        <w:rPr>
-          <w:rFonts w:ascii="맑은 고딕" w:hAnsi="맑은 고딕" w:eastAsia="맑은 고딕"/>
-          <w:b w:val="0"/>
-          <w:sz w:val="17"/>
-          <w:u w:val="none"/>
-        </w:rPr>
-        <w:t>________  ________  ________  ________ .</w:t>
-      </w:r>
-    </w:p>
-    <w:p>
-      <w:pPr>
-        <w:keepNext/>
-        <w:spacing w:before="80" w:after="20" w:line="276" w:lineRule="auto"/>
-        <w:snapToGrid w:val="0"/>
-      </w:pPr>
-      <w:r>
-        <w:rPr>
-          <w:rFonts w:ascii="맑은 고딕" w:hAnsi="맑은 고딕" w:eastAsia="맑은 고딕"/>
-          <w:b/>
-          <w:sz w:val="17"/>
-          <w:u w:val="none"/>
-        </w:rPr>
-        <w:t>29-서2.</w:t>
-      </w:r>
-      <w:r>
-        <w:rPr>
-          <w:rFonts w:ascii="맑은 고딕" w:hAnsi="맑은 고딕" w:eastAsia="맑은 고딕"/>
-          <w:b w:val="0"/>
-          <w:sz w:val="17"/>
-          <w:u w:val="none"/>
-        </w:rPr>
-        <w:t xml:space="preserve"> 다음 글의 내용을 요약한 문장의 빈칸 (A)~(C)에 들어갈 말을 &lt;보기&gt;에서 골라 쓰시오. (단, 필요한 경우 어형을 바꾸고, 각 빈칸에 한 단어만 쓸 것) [3.0점]</w:t>
-      </w:r>
-    </w:p>
-    <w:p>
-      <w:pPr>
-        <w:spacing w:before="0" w:after="60" w:line="288" w:lineRule="auto"/>
-        <w:ind w:left="40"/>
-        <w:snapToGrid w:val="0"/>
-        <w:pBdr>
-          <w:top w:val="single" w:sz="4" w:space="2" w:color="999999"/>
-          <w:left w:val="single" w:sz="4" w:space="2" w:color="999999"/>
-          <w:bottom w:val="single" w:sz="4" w:space="2" w:color="999999"/>
-          <w:right w:val="single" w:sz="4" w:space="2" w:color="999999"/>
-        </w:pBdr>
-        <w:shd w:val="clear" w:color="auto" w:fill="F6F3EA"/>
-      </w:pPr>
-      <w:r>
-        <w:rPr>
-          <w:rFonts w:ascii="맑은 고딕" w:hAnsi="맑은 고딕" w:eastAsia="맑은 고딕"/>
-          <w:b w:val="0"/>
-          <w:sz w:val="17"/>
-          <w:u w:val="none"/>
-        </w:rPr>
-        <w:t>When we change our diets quickly, we are in effect running huge experiments in nutrition, a science that is still young. If certain foods have been eaten in certain ways for millennia, there is probably a good reason why, and we should assume so until the opposite is shown. Traditional foods are generally a better choice than highly processed ones that sit neatly on the contemporary dietary food plate.</w:t>
-      </w:r>
-    </w:p>
-    <w:p>
-      <w:pPr>
-        <w:spacing w:before="0" w:after="60" w:line="288" w:lineRule="auto"/>
-        <w:ind w:left="40"/>
-        <w:snapToGrid w:val="0"/>
-        <w:pBdr>
-          <w:top w:val="single" w:sz="4" w:space="2" w:color="C99B4E"/>
-          <w:left w:val="single" w:sz="4" w:space="2" w:color="C99B4E"/>
-          <w:bottom w:val="single" w:sz="4" w:space="2" w:color="C99B4E"/>
-          <w:right w:val="single" w:sz="4" w:space="2" w:color="C99B4E"/>
-        </w:pBdr>
-        <w:shd w:val="clear" w:color="auto" w:fill="FFF8E1"/>
-      </w:pPr>
-      <w:r>
-        <w:rPr>
-          <w:rFonts w:ascii="맑은 고딕" w:hAnsi="맑은 고딕" w:eastAsia="맑은 고딕"/>
-          <w:b w:val="0"/>
-          <w:sz w:val="17"/>
-          <w:u w:val="none"/>
-        </w:rPr>
-        <w:t>As long as traditional ways of eating have not been ___(A)___ wrong, they should be ___(B)___ to modern processed alternatives, since changing diets hastily amounts to ___(C)___ an experiment on ourselves.</w:t>
-      </w:r>
-    </w:p>
-    <w:p>
-      <w:pPr>
-        <w:spacing w:before="0" w:after="60" w:line="288" w:lineRule="auto"/>
-        <w:ind w:left="40"/>
-        <w:snapToGrid w:val="0"/>
-        <w:pBdr>
-          <w:top w:val="single" w:sz="4" w:space="2" w:color="9B6BD0"/>
-          <w:left w:val="single" w:sz="4" w:space="2" w:color="9B6BD0"/>
-          <w:bottom w:val="single" w:sz="4" w:space="2" w:color="9B6BD0"/>
-          <w:right w:val="single" w:sz="4" w:space="2" w:color="9B6BD0"/>
-        </w:pBdr>
-        <w:shd w:val="clear" w:color="auto" w:fill="FAF5FF"/>
-      </w:pPr>
-      <w:r>
-        <w:rPr>
-          <w:rFonts w:ascii="맑은 고딕" w:hAnsi="맑은 고딕" w:eastAsia="맑은 고딕"/>
-          <w:b/>
-          <w:sz w:val="17"/>
-          <w:u w:val="none"/>
-        </w:rPr>
-        <w:t>&lt;보 기&gt;</w:t>
-      </w:r>
-      <w:r>
-        <w:rPr>
-          <w:rFonts w:ascii="맑은 고딕" w:hAnsi="맑은 고딕" w:eastAsia="맑은 고딕"/>
-          <w:b w:val="0"/>
-          <w:sz w:val="17"/>
-          <w:u w:val="none"/>
-        </w:rPr>
-        <w:t xml:space="preserve"> evolve / prefer / complete / conduct / choose / witness / prove / fit / fare / process / sprinkle / move</w:t>
-      </w:r>
-    </w:p>
-    <w:p>
-      <w:pPr>
-        <w:spacing w:before="0" w:after="40" w:line="360" w:lineRule="auto"/>
-        <w:snapToGrid w:val="0"/>
-      </w:pPr>
-      <w:r>
-        <w:rPr>
-          <w:rFonts w:ascii="맑은 고딕" w:hAnsi="맑은 고딕" w:eastAsia="맑은 고딕"/>
-          <w:b w:val="0"/>
-          <w:sz w:val="17"/>
-          <w:u w:val="none"/>
-        </w:rPr>
-        <w:t>(A) ______________   (B) ______________   (C) ______________</w:t>
-      </w:r>
-    </w:p>
-    <w:p>
-      <w:pPr>
-        <w:keepNext/>
-        <w:spacing w:before="80" w:after="40" w:line="276" w:lineRule="auto"/>
-        <w:snapToGrid w:val="0"/>
-        <w:shd w:val="clear" w:color="auto" w:fill="6B21A8"/>
-      </w:pPr>
-      <w:r>
-        <w:rPr>
-          <w:rFonts w:ascii="맑은 고딕" w:hAnsi="맑은 고딕" w:eastAsia="맑은 고딕"/>
-          <w:b/>
-          <w:color w:val="FFFFFF"/>
-          <w:sz w:val="17"/>
-          <w:u w:val="none"/>
-        </w:rPr>
-        <w:t>[지문 구조]  ※ 앞 문항을 모두 푼 뒤에 풀 것</w:t>
-      </w:r>
-    </w:p>
-    <w:p>
-      <w:pPr>
-        <w:keepNext/>
-        <w:spacing w:before="80" w:after="20" w:line="276" w:lineRule="auto"/>
-        <w:snapToGrid w:val="0"/>
-      </w:pPr>
-      <w:r>
-        <w:rPr>
-          <w:rFonts w:ascii="맑은 고딕" w:hAnsi="맑은 고딕" w:eastAsia="맑은 고딕"/>
-          <w:b/>
-          <w:sz w:val="17"/>
-          <w:u w:val="none"/>
-        </w:rPr>
-        <w:t>29-8.</w:t>
-      </w:r>
-      <w:r>
-        <w:rPr>
-          <w:rFonts w:ascii="맑은 고딕" w:hAnsi="맑은 고딕" w:eastAsia="맑은 고딕"/>
-          <w:b w:val="0"/>
-          <w:sz w:val="17"/>
-          <w:u w:val="none"/>
-        </w:rPr>
-        <w:t xml:space="preserve"> 주어진 글 다음에 이어질 글의 순서로 가장 적절한 것은? [2.7점]</w:t>
-      </w:r>
-    </w:p>
-    <w:p>
-      <w:pPr>
-        <w:spacing w:before="0" w:after="60" w:line="288" w:lineRule="auto"/>
-        <w:ind w:left="40"/>
-        <w:snapToGrid w:val="0"/>
-        <w:pBdr>
-          <w:top w:val="single" w:sz="4" w:space="2" w:color="C99B4E"/>
-          <w:left w:val="single" w:sz="4" w:space="2" w:color="C99B4E"/>
-          <w:bottom w:val="single" w:sz="4" w:space="2" w:color="C99B4E"/>
-          <w:right w:val="single" w:sz="4" w:space="2" w:color="C99B4E"/>
-        </w:pBdr>
-        <w:shd w:val="clear" w:color="auto" w:fill="FFF8E1"/>
-      </w:pPr>
-      <w:r>
-        <w:rPr>
-          <w:rFonts w:ascii="맑은 고딕" w:hAnsi="맑은 고딕" w:eastAsia="맑은 고딕"/>
-          <w:b w:val="0"/>
-          <w:sz w:val="17"/>
-          <w:u w:val="none"/>
-        </w:rPr>
-        <w:t>Human beings have evolved to make the most of the resources available to them in ways that are subtle and complicated. When we change our diets, especially when we do so quickly, we are effectively conducting huge experiments in nutrition.</w:t>
-      </w:r>
-    </w:p>
-    <w:p>
-      <w:pPr>
-        <w:spacing w:before="0" w:after="0" w:line="288" w:lineRule="auto"/>
-        <w:ind w:left="40"/>
-        <w:snapToGrid w:val="0"/>
-        <w:pBdr>
-          <w:top w:val="single" w:sz="4" w:space="2" w:color="999999"/>
-          <w:left w:val="single" w:sz="4" w:space="2" w:color="999999"/>
-          <w:bottom w:val="single" w:sz="4" w:space="2" w:color="999999"/>
-          <w:right w:val="single" w:sz="4" w:space="2" w:color="999999"/>
-        </w:pBdr>
-        <w:shd w:val="clear" w:color="auto" w:fill="F6F3EA"/>
-      </w:pPr>
-      <w:r>
-        <w:rPr>
-          <w:rFonts w:ascii="맑은 고딕" w:hAnsi="맑은 고딕" w:eastAsia="맑은 고딕"/>
-          <w:b/>
-          <w:sz w:val="17"/>
-          <w:u w:val="none"/>
-        </w:rPr>
-        <w:t>(A)</w:t>
-      </w:r>
-      <w:r>
-        <w:rPr>
-          <w:rFonts w:ascii="맑은 고딕" w:hAnsi="맑은 고딕" w:eastAsia="맑은 고딕"/>
-          <w:b w:val="0"/>
-          <w:sz w:val="17"/>
-          <w:u w:val="none"/>
-        </w:rPr>
-        <w:t xml:space="preserve"> Traditional foods that don’t fit neatly on the contemporary dietary food plate should generally be chosen over highly processed ones that do. We should assume that traditionally made fatty blood sausages are preferable to lean, factory-made salamis; that spoonfuls of honey are superior to sprinkles of sweeteners.</w:t>
-      </w:r>
-    </w:p>
-    <w:p>
-      <w:pPr>
-        <w:spacing w:before="0" w:after="0" w:line="288" w:lineRule="auto"/>
-        <w:ind w:left="40"/>
-        <w:snapToGrid w:val="0"/>
-        <w:pBdr>
-          <w:top w:val="single" w:sz="4" w:space="2" w:color="999999"/>
-          <w:left w:val="single" w:sz="4" w:space="2" w:color="999999"/>
-          <w:bottom w:val="single" w:sz="4" w:space="2" w:color="999999"/>
-          <w:right w:val="single" w:sz="4" w:space="2" w:color="999999"/>
-        </w:pBdr>
-        <w:shd w:val="clear" w:color="auto" w:fill="F6F3EA"/>
-      </w:pPr>
-      <w:r>
-        <w:rPr>
-          <w:rFonts w:ascii="맑은 고딕" w:hAnsi="맑은 고딕" w:eastAsia="맑은 고딕"/>
-          <w:b/>
-          <w:sz w:val="17"/>
-          <w:u w:val="none"/>
-        </w:rPr>
-        <w:t>(B)</w:t>
-      </w:r>
-      <w:r>
-        <w:rPr>
-          <w:rFonts w:ascii="맑은 고딕" w:hAnsi="맑은 고딕" w:eastAsia="맑은 고딕"/>
-          <w:b w:val="0"/>
-          <w:sz w:val="17"/>
-          <w:u w:val="none"/>
-        </w:rPr>
-        <w:t xml:space="preserve"> Witnessing how badly traditional societies are faring as they undergo a nutrition transition should make those who have already completed it question whether their diets have moved too far.</w:t>
-      </w:r>
-    </w:p>
-    <w:p>
-      <w:pPr>
-        <w:spacing w:before="0" w:after="60" w:line="288" w:lineRule="auto"/>
-        <w:ind w:left="40"/>
-        <w:snapToGrid w:val="0"/>
-        <w:pBdr>
-          <w:top w:val="single" w:sz="4" w:space="2" w:color="999999"/>
-          <w:left w:val="single" w:sz="4" w:space="2" w:color="999999"/>
-          <w:bottom w:val="single" w:sz="4" w:space="2" w:color="999999"/>
-          <w:right w:val="single" w:sz="4" w:space="2" w:color="999999"/>
-        </w:pBdr>
-        <w:shd w:val="clear" w:color="auto" w:fill="F6F3EA"/>
-      </w:pPr>
-      <w:r>
-        <w:rPr>
-          <w:rFonts w:ascii="맑은 고딕" w:hAnsi="맑은 고딕" w:eastAsia="맑은 고딕"/>
-          <w:b/>
-          <w:sz w:val="17"/>
-          <w:u w:val="none"/>
-        </w:rPr>
-        <w:t>(C)</w:t>
-      </w:r>
-      <w:r>
-        <w:rPr>
-          <w:rFonts w:ascii="맑은 고딕" w:hAnsi="맑은 고딕" w:eastAsia="맑은 고딕"/>
-          <w:b w:val="0"/>
-          <w:sz w:val="17"/>
-          <w:u w:val="none"/>
-        </w:rPr>
-        <w:t xml:space="preserve"> We ought to have more humility. Nutritional science is still young and there is so much we do not know. If we have eaten certain foods in certain ways for millennia, we should assume until it is proven otherwise that there is probably a good reason why.</w:t>
-      </w:r>
-    </w:p>
-    <w:p>
-      <w:pPr>
-        <w:spacing w:before="0" w:after="0" w:line="269" w:lineRule="auto"/>
-        <w:ind w:left="180" w:hanging="180"/>
-        <w:snapToGrid w:val="0"/>
-      </w:pPr>
-      <w:r>
-        <w:rPr>
-          <w:rFonts w:ascii="맑은 고딕" w:hAnsi="맑은 고딕" w:eastAsia="맑은 고딕"/>
-          <w:b w:val="0"/>
-          <w:sz w:val="17"/>
-          <w:u w:val="none"/>
-        </w:rPr>
-        <w:t>① (A) – (C) – (B)</w:t>
-      </w:r>
-    </w:p>
-    <w:p>
-      <w:pPr>
-        <w:spacing w:before="0" w:after="0" w:line="269" w:lineRule="auto"/>
-        <w:ind w:left="180" w:hanging="180"/>
-        <w:snapToGrid w:val="0"/>
-      </w:pPr>
-      <w:r>
-        <w:rPr>
-          <w:rFonts w:ascii="맑은 고딕" w:hAnsi="맑은 고딕" w:eastAsia="맑은 고딕"/>
-          <w:b w:val="0"/>
-          <w:sz w:val="17"/>
-          <w:u w:val="none"/>
-        </w:rPr>
-        <w:t>② (B) – (A) – (C)</w:t>
-      </w:r>
-    </w:p>
-    <w:p>
-      <w:pPr>
-        <w:spacing w:before="0" w:after="0" w:line="269" w:lineRule="auto"/>
-        <w:ind w:left="180" w:hanging="180"/>
-        <w:snapToGrid w:val="0"/>
-      </w:pPr>
-      <w:r>
-        <w:rPr>
-          <w:rFonts w:ascii="맑은 고딕" w:hAnsi="맑은 고딕" w:eastAsia="맑은 고딕"/>
-          <w:b w:val="0"/>
-          <w:sz w:val="17"/>
-          <w:u w:val="none"/>
-        </w:rPr>
-        <w:t>③ (B) – (C) – (A)</w:t>
-      </w:r>
-    </w:p>
-    <w:p>
-      <w:pPr>
-        <w:spacing w:before="0" w:after="0" w:line="269" w:lineRule="auto"/>
-        <w:ind w:left="180" w:hanging="180"/>
-        <w:snapToGrid w:val="0"/>
-      </w:pPr>
-      <w:r>
-        <w:rPr>
-          <w:rFonts w:ascii="맑은 고딕" w:hAnsi="맑은 고딕" w:eastAsia="맑은 고딕"/>
-          <w:b w:val="0"/>
-          <w:sz w:val="17"/>
-          <w:u w:val="none"/>
-        </w:rPr>
-        <w:t>④ (C) – (A) – (B)</w:t>
-      </w:r>
-    </w:p>
-    <w:p>
-      <w:pPr>
-        <w:spacing w:before="0" w:after="0" w:line="269" w:lineRule="auto"/>
-        <w:ind w:left="180" w:hanging="180"/>
-        <w:snapToGrid w:val="0"/>
-      </w:pPr>
-      <w:r>
-        <w:rPr>
-          <w:rFonts w:ascii="맑은 고딕" w:hAnsi="맑은 고딕" w:eastAsia="맑은 고딕"/>
-          <w:b w:val="0"/>
-          <w:sz w:val="17"/>
-          <w:u w:val="none"/>
-        </w:rPr>
-        <w:t>⑤ (C) – (B) – (A)</w:t>
+          <w:u w:val="none"/>
+        </w:rPr>
+        <w:t>① ①    ② ②    ③ ③    ④ ④    ⑤ ⑤</w:t>
       </w:r>
     </w:p>
     <w:p>
@@ -4108,7 +4218,7 @@
           <w:sz w:val="15"/>
           <w:u w:val="none"/>
         </w:rPr>
-        <w:t xml:space="preserve"> 정답 ①</w:t>
+        <w:t xml:space="preserve"> 정답 ⑤ — (a) ○ (b) ○ (c) ✕ (d) ✕ (e) ○</w:t>
       </w:r>
     </w:p>
     <w:p>
@@ -4133,7 +4243,7 @@
           <w:sz w:val="15"/>
           <w:u w:val="none"/>
         </w:rPr>
-        <w:t xml:space="preserve"> 정답 ①</w:t>
+        <w:t xml:space="preserve"> 정답 ③ — ⓒ proves → is proven / ⓓ does → do / ⓕ to question → question</w:t>
       </w:r>
     </w:p>
     <w:p>
@@ -4158,7 +4268,7 @@
           <w:sz w:val="15"/>
           <w:u w:val="none"/>
         </w:rPr>
-        <w:t xml:space="preserve"> 정답 ①, ③</w:t>
+        <w:t xml:space="preserve"> 정답 ④ — subtle · proven · generally</w:t>
       </w:r>
     </w:p>
     <w:p>
@@ -4183,7 +4293,7 @@
           <w:sz w:val="15"/>
           <w:u w:val="none"/>
         </w:rPr>
-        <w:t xml:space="preserve"> 정답 ⑤ (well → poorly)</w:t>
+        <w:t xml:space="preserve"> 정답 ③</w:t>
       </w:r>
     </w:p>
     <w:p>
@@ -4208,7 +4318,7 @@
           <w:sz w:val="15"/>
           <w:u w:val="none"/>
         </w:rPr>
-        <w:t xml:space="preserve"> 정답 ③ — (A) ○ (B) ✕ (C) ○ (D) ○</w:t>
+        <w:t xml:space="preserve"> 정답 ③</w:t>
       </w:r>
     </w:p>
     <w:p>
@@ -4233,7 +4343,7 @@
           <w:sz w:val="15"/>
           <w:u w:val="none"/>
         </w:rPr>
-        <w:t xml:space="preserve"> 정답 ④</w:t>
+        <w:t xml:space="preserve"> 정답 ②</w:t>
       </w:r>
     </w:p>
     <w:p>
@@ -4258,7 +4368,7 @@
           <w:sz w:val="15"/>
           <w:u w:val="none"/>
         </w:rPr>
-        <w:t xml:space="preserve"> 정답 ①</w:t>
+        <w:t xml:space="preserve"> 정답 ②</w:t>
       </w:r>
     </w:p>
     <w:p>
@@ -4283,7 +4393,7 @@
           <w:sz w:val="15"/>
           <w:u w:val="none"/>
         </w:rPr>
-        <w:t xml:space="preserve"> to question whether their diets have moved too far</w:t>
+        <w:t xml:space="preserve"> (1) knowledge  (2) assumption  (3) proof</w:t>
       </w:r>
     </w:p>
     <w:p>
@@ -4308,7 +4418,7 @@
           <w:sz w:val="15"/>
           <w:u w:val="none"/>
         </w:rPr>
-        <w:t xml:space="preserve"> (A) proven[proved]  (B) preferred  (C) conducting</w:t>
+        <w:t xml:space="preserve"> It should be assumed, until proven otherwise, that there is probably a good reason why.</w:t>
       </w:r>
     </w:p>
     <w:p>
@@ -4333,7 +4443,7 @@
           <w:sz w:val="15"/>
           <w:u w:val="none"/>
         </w:rPr>
-        <w:t xml:space="preserve"> 정답 ④ (C) – (A) – (B)</w:t>
+        <w:t xml:space="preserve"> 정답 ①</w:t>
       </w:r>
     </w:p>
     <w:p>
@@ -4374,7 +4484,7 @@
           <w:sz w:val="14"/>
           <w:u w:val="none"/>
         </w:rPr>
-        <w:t xml:space="preserve"> 원문 there is probably a good reason why를 ‘이유가 있다 + 아직 모를 수 있다(so much we do not know)’로 2단계 환언한 ①. </w:t>
+        <w:t xml:space="preserve"> </w:t>
       </w:r>
       <w:r>
         <w:rPr>
@@ -4383,7 +4493,7 @@
           <w:sz w:val="14"/>
           <w:u w:val="none"/>
         </w:rPr>
-        <w:t>② [한 끗]</w:t>
+        <w:t>(c) [어법 함정]</w:t>
       </w:r>
       <w:r>
         <w:rPr>
@@ -4392,7 +4502,7 @@
           <w:sz w:val="14"/>
           <w:u w:val="none"/>
         </w:rPr>
-        <w:t xml:space="preserve"> ‘이유가 있어 살아남았다’는 틀은 같지만 이유를 ‘대안 부재’로 깎아내림 — 뒤의 ‘전통 식품을 선택하라’와 이어지지 않는다. </w:t>
+        <w:t xml:space="preserve"> societies를 꾸미는 것처럼 보이지만 수식 대상은 are faring(동사) → 부사 poorly가 맞다. </w:t>
       </w:r>
       <w:r>
         <w:rPr>
@@ -4401,7 +4511,7 @@
           <w:sz w:val="14"/>
           <w:u w:val="none"/>
         </w:rPr>
-        <w:t>④ [절대어·정도 상승]</w:t>
+        <w:t>(d) [어휘 함정]</w:t>
       </w:r>
       <w:r>
         <w:rPr>
@@ -4410,25 +4520,7 @@
           <w:sz w:val="14"/>
           <w:u w:val="none"/>
         </w:rPr>
-        <w:t xml:space="preserve"> 조상이 ‘더 잘 이해했다’는 주장은 없다. 글은 과학의 한계를 말할 뿐. </w:t>
-      </w:r>
-      <w:r>
-        <w:rPr>
-          <w:rFonts w:ascii="맑은 고딕" w:hAnsi="맑은 고딕" w:eastAsia="맑은 고딕"/>
-          <w:b/>
-          <w:sz w:val="14"/>
-          <w:u w:val="none"/>
-        </w:rPr>
-        <w:t>③</w:t>
-      </w:r>
-      <w:r>
-        <w:rPr>
-          <w:rFonts w:ascii="맑은 고딕" w:hAnsi="맑은 고딕" w:eastAsia="맑은 고딕"/>
-          <w:b w:val="0"/>
-          <w:sz w:val="14"/>
-          <w:u w:val="none"/>
-        </w:rPr>
-        <w:t xml:space="preserve"> 겸손의 요구와 반대 방향.</w:t>
+        <w:t xml:space="preserve"> fare를 ‘지내다’로만 알면 thrive와 같아 보이지만 how poorly … faring = ‘얼마나 형편없이 지내는지’ → thriving은 반대말. ③은 (d)를 옳다고 본 경우, ④는 (c)를 옳다고 본 경우, ①은 (d)를 놓친 경우.</w:t>
       </w:r>
     </w:p>
     <w:p>
@@ -4453,7 +4545,7 @@
           <w:sz w:val="14"/>
           <w:u w:val="none"/>
         </w:rPr>
-        <w:t xml:space="preserve"> (A) still young·so much we do not know → far from complete. (B) ‘달리 증명될 때까지 이유가 있다고 가정’ → give the benefit of the doubt to(의심스러워도 일단 믿어 주다). </w:t>
+        <w:t xml:space="preserve"> </w:t>
       </w:r>
       <w:r>
         <w:rPr>
@@ -4462,7 +4554,7 @@
           <w:sz w:val="14"/>
           <w:u w:val="none"/>
         </w:rPr>
-        <w:t>② [한 끗]</w:t>
+        <w:t>ⓐ [decoy]</w:t>
       </w:r>
       <w:r>
         <w:rPr>
@@ -4471,7 +4563,7 @@
           <w:sz w:val="14"/>
           <w:u w:val="none"/>
         </w:rPr>
-        <w:t xml:space="preserve"> (A)는 맞지만 (B)가 반대 방향. </w:t>
+        <w:t xml:space="preserve"> ways 뒤라 관계부사 how/in which를 떠올리기 쉽지만 뒤에 주어 없는 불완전절(are subtle)이므로 관계대명사 that이 맞다. </w:t>
       </w:r>
       <w:r>
         <w:rPr>
@@ -4480,7 +4572,7 @@
           <w:sz w:val="14"/>
           <w:u w:val="none"/>
         </w:rPr>
-        <w:t>③ [한 끗]</w:t>
+        <w:t>ⓔ [decoy]</w:t>
       </w:r>
       <w:r>
         <w:rPr>
@@ -4489,7 +4581,7 @@
           <w:sz w:val="14"/>
           <w:u w:val="none"/>
         </w:rPr>
-        <w:t xml:space="preserve"> (B)는 맞지만 (A)가 반대 — 지식이 확립됐다면 겸손할 이유가 없다. </w:t>
+        <w:t xml:space="preserve"> 긴 동명사구 주어 — 동사 should make와 떨어져 있어 Witness로 고치고 싶게 만든다. </w:t>
       </w:r>
       <w:r>
         <w:rPr>
@@ -4498,7 +4590,7 @@
           <w:sz w:val="14"/>
           <w:u w:val="none"/>
         </w:rPr>
-        <w:t>④</w:t>
+        <w:t>ⓑ [decoy]</w:t>
       </w:r>
       <w:r>
         <w:rPr>
@@ -4507,7 +4599,7 @@
           <w:sz w:val="14"/>
           <w:u w:val="none"/>
         </w:rPr>
-        <w:t xml:space="preserve"> young을 ‘빠르게 발전’으로 바꿔 읽게 하는 함정.</w:t>
+        <w:t xml:space="preserve"> had eaten으로 고치면 과거완료 기준 시점이 없어 오히려 틀린다. ② ⓒ,ⓓ만 고르면 사역동사 자리를 놓친 것.</w:t>
       </w:r>
     </w:p>
     <w:p>
@@ -4541,7 +4633,7 @@
           <w:sz w:val="14"/>
           <w:u w:val="none"/>
         </w:rPr>
-        <w:t>①</w:t>
+        <w:t>⑤ [한 끗]</w:t>
       </w:r>
       <w:r>
         <w:rPr>
@@ -4550,7 +4642,7 @@
           <w:sz w:val="14"/>
           <w:u w:val="none"/>
         </w:rPr>
-        <w:t xml:space="preserve"> 증거 없음 → 전통 유지(기준 ⓐ). </w:t>
+        <w:t xml:space="preserve"> (A)(C)는 맞고 (B)만 proving(능동) — it이 ‘증명하는’ 주체가 아니라 ‘증명되는’ 대상이므로 ✕. </w:t>
       </w:r>
       <w:r>
         <w:rPr>
@@ -4559,7 +4651,7 @@
           <w:sz w:val="14"/>
           <w:u w:val="none"/>
         </w:rPr>
-        <w:t>③ [핵심 함정]</w:t>
+        <w:t>③ [한 끗]</w:t>
       </w:r>
       <w:r>
         <w:rPr>
@@ -4568,61 +4660,7 @@
           <w:sz w:val="14"/>
           <w:u w:val="none"/>
         </w:rPr>
-        <w:t xml:space="preserve"> 전통 음식을 ‘버리는’ 사례라 틀려 보이지만, until it is proven otherwise의 ‘otherwise가 증명된’ 경우이므로 필자의 기준에 부합한다. </w:t>
-      </w:r>
-      <w:r>
-        <w:rPr>
-          <w:rFonts w:ascii="맑은 고딕" w:hAnsi="맑은 고딕" w:eastAsia="맑은 고딕"/>
-          <w:b/>
-          <w:sz w:val="14"/>
-          <w:u w:val="none"/>
-        </w:rPr>
-        <w:t>②</w:t>
-      </w:r>
-      <w:r>
-        <w:rPr>
-          <w:rFonts w:ascii="맑은 고딕" w:hAnsi="맑은 고딕" w:eastAsia="맑은 고딕"/>
-          <w:b w:val="0"/>
-          <w:sz w:val="14"/>
-          <w:u w:val="none"/>
-        </w:rPr>
-        <w:t xml:space="preserve"> 식단표에 맞는 가공품 선택 — 기준 ⓑ와 반대. </w:t>
-      </w:r>
-      <w:r>
-        <w:rPr>
-          <w:rFonts w:ascii="맑은 고딕" w:hAnsi="맑은 고딕" w:eastAsia="맑은 고딕"/>
-          <w:b/>
-          <w:sz w:val="14"/>
-          <w:u w:val="none"/>
-        </w:rPr>
-        <w:t>④</w:t>
-      </w:r>
-      <w:r>
-        <w:rPr>
-          <w:rFonts w:ascii="맑은 고딕" w:hAnsi="맑은 고딕" w:eastAsia="맑은 고딕"/>
-          <w:b w:val="0"/>
-          <w:sz w:val="14"/>
-          <w:u w:val="none"/>
-        </w:rPr>
-        <w:t xml:space="preserve"> 빠른 전면 교체 = ‘거대한 실험’. </w:t>
-      </w:r>
-      <w:r>
-        <w:rPr>
-          <w:rFonts w:ascii="맑은 고딕" w:hAnsi="맑은 고딕" w:eastAsia="맑은 고딕"/>
-          <w:b/>
-          <w:sz w:val="14"/>
-          <w:u w:val="none"/>
-        </w:rPr>
-        <w:t>⑤</w:t>
-      </w:r>
-      <w:r>
-        <w:rPr>
-          <w:rFonts w:ascii="맑은 고딕" w:hAnsi="맑은 고딕" w:eastAsia="맑은 고딕"/>
-          <w:b w:val="0"/>
-          <w:sz w:val="14"/>
-          <w:u w:val="none"/>
-        </w:rPr>
-        <w:t xml:space="preserve"> 겸손의 반대. → ①②를 고르면 조건절을, ①만 확신하고 ③을 버리면 until절을 놓친 것.</w:t>
+        <w:t xml:space="preserve"> (B)(C)는 맞고 (A)만 obvious — 자원 활용 방식이 명백하다면 ‘모르는 것이 많다’는 뒤 문장과 모순.</w:t>
       </w:r>
     </w:p>
     <w:p>
@@ -4647,7 +4685,7 @@
           <w:sz w:val="14"/>
           <w:u w:val="none"/>
         </w:rPr>
-        <w:t xml:space="preserve"> 전환 중인 사회가 ‘잘’ 지낸다면 의문을 가질 이유가 없다 → </w:t>
+        <w:t xml:space="preserve"> </w:t>
       </w:r>
       <w:r>
         <w:rPr>
@@ -4656,7 +4694,7 @@
           <w:sz w:val="14"/>
           <w:u w:val="none"/>
         </w:rPr>
-        <w:t>poorly</w:t>
+        <w:t>③ [주체 교체]</w:t>
       </w:r>
       <w:r>
         <w:rPr>
@@ -4665,7 +4703,7 @@
           <w:sz w:val="14"/>
           <w:u w:val="none"/>
         </w:rPr>
-        <w:t xml:space="preserve">. 글 전체가 식단 변화의 위험을 경고한다. </w:t>
+        <w:t xml:space="preserve"> ‘겪는 중인 사회’는 경고의 </w:t>
       </w:r>
       <w:r>
         <w:rPr>
@@ -4674,7 +4712,7 @@
           <w:sz w:val="14"/>
           <w:u w:val="none"/>
         </w:rPr>
-        <w:t>③ [한 끗 함정]</w:t>
+        <w:t>사례</w:t>
       </w:r>
       <w:r>
         <w:rPr>
@@ -4683,7 +4721,7 @@
           <w:sz w:val="14"/>
           <w:u w:val="none"/>
         </w:rPr>
-        <w:t xml:space="preserve"> 학문에 young이 어색해 보이지만 뒤의 so much we do not know와 호응. </w:t>
+        <w:t xml:space="preserve">이고, 질문해야 할 사람은 전환을 </w:t>
       </w:r>
       <w:r>
         <w:rPr>
@@ -4692,7 +4730,7 @@
           <w:sz w:val="14"/>
           <w:u w:val="none"/>
         </w:rPr>
-        <w:t>④ [한 끗 함정]</w:t>
+        <w:t>이미 끝낸</w:t>
       </w:r>
       <w:r>
         <w:rPr>
@@ -4701,7 +4739,43 @@
           <w:sz w:val="14"/>
           <w:u w:val="none"/>
         </w:rPr>
-        <w:t xml:space="preserve"> ‘기름진’ 소시지가 ‘기름기 없는’ 살라미보다 낫다는 것이 상식과 달라 고르기 쉽지만, 그것이 바로 필자의 주장(전통 &gt; 가공).</w:t>
+        <w:t xml:space="preserve"> 쪽. 문장 앞부분만 읽으면 일치처럼 보인다. </w:t>
+      </w:r>
+      <w:r>
+        <w:rPr>
+          <w:rFonts w:ascii="맑은 고딕" w:hAnsi="맑은 고딕" w:eastAsia="맑은 고딕"/>
+          <w:b/>
+          <w:sz w:val="14"/>
+          <w:u w:val="none"/>
+        </w:rPr>
+        <w:t>④ [한 끗 정답지]</w:t>
+      </w:r>
+      <w:r>
+        <w:rPr>
+          <w:rFonts w:ascii="맑은 고딕" w:hAnsi="맑은 고딕" w:eastAsia="맑은 고딕"/>
+          <w:b w:val="0"/>
+          <w:sz w:val="14"/>
+          <w:u w:val="none"/>
+        </w:rPr>
+        <w:t xml:space="preserve"> don’t fit neatly … chosen over … ones that do를 ‘지침에 더 맞더라도’로 환언 — 어려워 보여도 참. </w:t>
+      </w:r>
+      <w:r>
+        <w:rPr>
+          <w:rFonts w:ascii="맑은 고딕" w:hAnsi="맑은 고딕" w:eastAsia="맑은 고딕"/>
+          <w:b/>
+          <w:sz w:val="14"/>
+          <w:u w:val="none"/>
+        </w:rPr>
+        <w:t>⑤</w:t>
+      </w:r>
+      <w:r>
+        <w:rPr>
+          <w:rFonts w:ascii="맑은 고딕" w:hAnsi="맑은 고딕" w:eastAsia="맑은 고딕"/>
+          <w:b w:val="0"/>
+          <w:sz w:val="14"/>
+          <w:u w:val="none"/>
+        </w:rPr>
+        <w:t xml:space="preserve"> spoonfuls of honey are superior to sprinkles of sweeteners의 환언.</w:t>
       </w:r>
     </w:p>
     <w:p>
@@ -4735,7 +4809,7 @@
           <w:sz w:val="14"/>
           <w:u w:val="none"/>
         </w:rPr>
-        <w:t>(A) ○</w:t>
+        <w:t>② [절대화]</w:t>
       </w:r>
       <w:r>
         <w:rPr>
@@ -4744,7 +4818,7 @@
           <w:sz w:val="14"/>
           <w:u w:val="none"/>
         </w:rPr>
-        <w:t xml:space="preserve"> nothing less than a huge nutritional experiment. </w:t>
+        <w:t xml:space="preserve"> [B]가 not that new seeds are worthless라고 명시, [A]도 generally·probably로 한정. </w:t>
       </w:r>
       <w:r>
         <w:rPr>
@@ -4753,7 +4827,7 @@
           <w:sz w:val="14"/>
           <w:u w:val="none"/>
         </w:rPr>
-        <w:t>(B) ✕</w:t>
+        <w:t>④ [조건 역전]</w:t>
       </w:r>
       <w:r>
         <w:rPr>
@@ -4762,7 +4836,7 @@
           <w:sz w:val="14"/>
           <w:u w:val="none"/>
         </w:rPr>
-        <w:t xml:space="preserve"> 뒤에 명사 outcome이 이어지고 ‘그 실험의 결과’라는 소유 관계 → </w:t>
+        <w:t xml:space="preserve"> [B]가 문제 삼는 것은 all at once(일괄 교체) — 점진적 교체에 대한 언급은 없다. </w:t>
       </w:r>
       <w:r>
         <w:rPr>
@@ -4771,7 +4845,7 @@
           <w:sz w:val="14"/>
           <w:u w:val="none"/>
         </w:rPr>
-        <w:t>whose</w:t>
+        <w:t>⑤ [인과 치환]</w:t>
       </w:r>
       <w:r>
         <w:rPr>
@@ -4780,43 +4854,7 @@
           <w:sz w:val="14"/>
           <w:u w:val="none"/>
         </w:rPr>
-        <w:t xml:space="preserve">. that을 쓰면 outcome이 관사 없이 남고 predict의 목적어가 중복된다. </w:t>
-      </w:r>
-      <w:r>
-        <w:rPr>
-          <w:rFonts w:ascii="맑은 고딕" w:hAnsi="맑은 고딕" w:eastAsia="맑은 고딕"/>
-          <w:b/>
-          <w:sz w:val="14"/>
-          <w:u w:val="none"/>
-        </w:rPr>
-        <w:t>(C) ○</w:t>
-      </w:r>
-      <w:r>
-        <w:rPr>
-          <w:rFonts w:ascii="맑은 고딕" w:hAnsi="맑은 고딕" w:eastAsia="맑은 고딕"/>
-          <w:b w:val="0"/>
-          <w:sz w:val="14"/>
-          <w:u w:val="none"/>
-        </w:rPr>
-        <w:t xml:space="preserve"> ‘식단표 적합성’보다 ‘오래 먹어 온 것’을 우선한다는 취지. </w:t>
-      </w:r>
-      <w:r>
-        <w:rPr>
-          <w:rFonts w:ascii="맑은 고딕" w:hAnsi="맑은 고딕" w:eastAsia="맑은 고딕"/>
-          <w:b/>
-          <w:sz w:val="14"/>
-          <w:u w:val="none"/>
-        </w:rPr>
-        <w:t>(D) ○</w:t>
-      </w:r>
-      <w:r>
-        <w:rPr>
-          <w:rFonts w:ascii="맑은 고딕" w:hAnsi="맑은 고딕" w:eastAsia="맑은 고딕"/>
-          <w:b w:val="0"/>
-          <w:sz w:val="14"/>
-          <w:u w:val="none"/>
-        </w:rPr>
-        <w:t xml:space="preserve"> 주절 주어 We가 ‘고려하는’ 능동 → considering. → ④⑤는 (B)에서 that을 맞다고 본 경우, ①은 (D)를 놓친 경우.</w:t>
+        <w:t xml:space="preserve"> [B]는 persistence was itself a kind of knowledge — 운이 아니라 지식.</w:t>
       </w:r>
     </w:p>
     <w:p>
@@ -4850,7 +4888,7 @@
           <w:sz w:val="14"/>
           <w:u w:val="none"/>
         </w:rPr>
-        <w:t>④ [조건 삭제·절대화]</w:t>
+        <w:t>③ [어휘 직역 함정]</w:t>
       </w:r>
       <w:r>
         <w:rPr>
@@ -4859,7 +4897,7 @@
           <w:sz w:val="14"/>
           <w:u w:val="none"/>
         </w:rPr>
-        <w:t xml:space="preserve"> 필자의 주장은 ‘증명되기 </w:t>
+        <w:t xml:space="preserve"> move·far를 물리적 거리로 읽은 오답. </w:t>
       </w:r>
       <w:r>
         <w:rPr>
@@ -4868,7 +4906,7 @@
           <w:sz w:val="14"/>
           <w:u w:val="none"/>
         </w:rPr>
-        <w:t>전까지</w:t>
+        <w:t>④ [방향 역전]</w:t>
       </w:r>
       <w:r>
         <w:rPr>
@@ -4877,7 +4915,7 @@
           <w:sz w:val="14"/>
           <w:u w:val="none"/>
         </w:rPr>
-        <w:t xml:space="preserve">’ 신뢰하자는 것 — 증명된 뒤에도 고수하라는 말은 없다. 전통 옹호라는 글의 방향과 같아 일치처럼 보이는 한 끗 함정. </w:t>
+        <w:t xml:space="preserve"> 필자는 ‘너무 빨리·너무 많이’ 바꾼 것을 걱정하지 ‘너무 느리게’를 걱정하지 않는다. </w:t>
       </w:r>
       <w:r>
         <w:rPr>
@@ -4886,7 +4924,7 @@
           <w:sz w:val="14"/>
           <w:u w:val="none"/>
         </w:rPr>
-        <w:t>② [한 끗]</w:t>
+        <w:t>①</w:t>
       </w:r>
       <w:r>
         <w:rPr>
@@ -4895,7 +4933,7 @@
           <w:sz w:val="14"/>
           <w:u w:val="none"/>
         </w:rPr>
-        <w:t xml:space="preserve"> amounts to conducting → is likened to carrying out.</w:t>
+        <w:t xml:space="preserve"> 양(quantity)에 대한 언급은 본문에 없다.</w:t>
       </w:r>
     </w:p>
     <w:p>
@@ -4929,7 +4967,7 @@
           <w:sz w:val="14"/>
           <w:u w:val="none"/>
         </w:rPr>
-        <w:t>② [한 끗]</w:t>
+        <w:t>② [절대어]</w:t>
       </w:r>
       <w:r>
         <w:rPr>
@@ -4938,7 +4976,7 @@
           <w:sz w:val="14"/>
           <w:u w:val="none"/>
         </w:rPr>
-        <w:t xml:space="preserve"> 결론(전통 식단 선호)은 같지만 근거가 다르다 — 필자의 근거는 ‘현대 식품의 유해성 증명’이 아니라 ‘우리가 모른다는 것’. </w:t>
+        <w:t xml:space="preserve"> every·any·반드시 — 본문의 generally·probably를 지웠다. 결론 방향이 필자와 같아 보여서 고르지 않기 쉬운 함정. </w:t>
       </w:r>
       <w:r>
         <w:rPr>
@@ -4947,7 +4985,7 @@
           <w:sz w:val="14"/>
           <w:u w:val="none"/>
         </w:rPr>
-        <w:t>④ [지엽]</w:t>
+        <w:t>①·④</w:t>
       </w:r>
       <w:r>
         <w:rPr>
@@ -4956,43 +4994,7 @@
           <w:sz w:val="14"/>
           <w:u w:val="none"/>
         </w:rPr>
-        <w:t xml:space="preserve"> 전통 사회는 경고의 사례일 뿐. </w:t>
-      </w:r>
-      <w:r>
-        <w:rPr>
-          <w:rFonts w:ascii="맑은 고딕" w:hAnsi="맑은 고딕" w:eastAsia="맑은 고딕"/>
-          <w:b/>
-          <w:sz w:val="14"/>
-          <w:u w:val="none"/>
-        </w:rPr>
-        <w:t>③</w:t>
-      </w:r>
-      <w:r>
-        <w:rPr>
-          <w:rFonts w:ascii="맑은 고딕" w:hAnsi="맑은 고딕" w:eastAsia="맑은 고딕"/>
-          <w:b w:val="0"/>
-          <w:sz w:val="14"/>
-          <w:u w:val="none"/>
-        </w:rPr>
-        <w:t xml:space="preserve"> 과학의 한계에서 ‘겸손’이 아닌 ‘속도’를 끌어낸 인접 개념 치환. </w:t>
-      </w:r>
-      <w:r>
-        <w:rPr>
-          <w:rFonts w:ascii="맑은 고딕" w:hAnsi="맑은 고딕" w:eastAsia="맑은 고딕"/>
-          <w:b/>
-          <w:sz w:val="14"/>
-          <w:u w:val="none"/>
-        </w:rPr>
-        <w:t>⑤</w:t>
-      </w:r>
-      <w:r>
-        <w:rPr>
-          <w:rFonts w:ascii="맑은 고딕" w:hAnsi="맑은 고딕" w:eastAsia="맑은 고딕"/>
-          <w:b w:val="0"/>
-          <w:sz w:val="14"/>
-          <w:u w:val="none"/>
-        </w:rPr>
-        <w:t xml:space="preserve"> 꿀–감미료 예시의 과잉 일반화.</w:t>
+        <w:t xml:space="preserve"> 는 본문 원칙을 자기 상황에 적용한 적절한 반응(조건절 유지).</w:t>
       </w:r>
     </w:p>
     <w:p>
@@ -5017,7 +5019,7 @@
           <w:sz w:val="14"/>
           <w:u w:val="none"/>
         </w:rPr>
-        <w:t xml:space="preserve"> be made question ✕(to 누락 — 가장 흔한 오류), be made questioning ✕. whether절은 어순·시제 그대로(have moved). [채점] to부정사 전환 1.5 · whether절 1.5.</w:t>
+        <w:t xml:space="preserve"> (1) knowing·known ✕(명사 자리, of 앞). (2) the ___ that … 동격절을 받는 명사 → assumption(assuming ✕). (3) there is ___ to the contrary → 불가산 명사 proof(prove·proven ✕, evidence는 본문에 없음). [채점] 변형 없이 know/assume/proven 쓰면 0점.</w:t>
       </w:r>
     </w:p>
     <w:p>
@@ -5051,7 +5053,7 @@
           <w:sz w:val="14"/>
           <w:u w:val="none"/>
         </w:rPr>
-        <w:t>(A)</w:t>
+        <w:t>It should assume</w:t>
       </w:r>
       <w:r>
         <w:rPr>
@@ -5060,7 +5062,7 @@
           <w:sz w:val="14"/>
           <w:u w:val="none"/>
         </w:rPr>
-        <w:t xml:space="preserve"> have not been + p.p. → </w:t>
+        <w:t xml:space="preserve"> ✕(it이 가정하는 주체가 아님 → be assumed). </w:t>
       </w:r>
       <w:r>
         <w:rPr>
@@ -5069,7 +5071,7 @@
           <w:sz w:val="14"/>
           <w:u w:val="none"/>
         </w:rPr>
-        <w:t>proven</w:t>
+        <w:t>until it is proven</w:t>
       </w:r>
       <w:r>
         <w:rPr>
@@ -5078,7 +5080,7 @@
           <w:sz w:val="14"/>
           <w:u w:val="none"/>
         </w:rPr>
-        <w:t xml:space="preserve">(proved도 인정). </w:t>
+        <w:t xml:space="preserve"> ✕(it 두 번 — 보기에 1개). </w:t>
       </w:r>
       <w:r>
         <w:rPr>
@@ -5087,7 +5089,7 @@
           <w:sz w:val="14"/>
           <w:u w:val="none"/>
         </w:rPr>
-        <w:t>(B)</w:t>
+        <w:t>that</w:t>
       </w:r>
       <w:r>
         <w:rPr>
@@ -5096,61 +5098,7 @@
           <w:sz w:val="14"/>
           <w:u w:val="none"/>
         </w:rPr>
-        <w:t xml:space="preserve"> 뒤의 전치사 </w:t>
-      </w:r>
-      <w:r>
-        <w:rPr>
-          <w:rFonts w:ascii="맑은 고딕" w:hAnsi="맑은 고딕" w:eastAsia="맑은 고딕"/>
-          <w:b/>
-          <w:sz w:val="14"/>
-          <w:u w:val="none"/>
-        </w:rPr>
-        <w:t>to</w:t>
-      </w:r>
-      <w:r>
-        <w:rPr>
-          <w:rFonts w:ascii="맑은 고딕" w:hAnsi="맑은 고딕" w:eastAsia="맑은 고딕"/>
-          <w:b w:val="0"/>
-          <w:sz w:val="14"/>
-          <w:u w:val="none"/>
-        </w:rPr>
-        <w:t xml:space="preserve">가 단서 — be preferred to. chosen은 over와 쓰므로 불가(★ 원문 be chosen over와 구별). r을 겹쳐 쓴 preferred, prefered ✕. </w:t>
-      </w:r>
-      <w:r>
-        <w:rPr>
-          <w:rFonts w:ascii="맑은 고딕" w:hAnsi="맑은 고딕" w:eastAsia="맑은 고딕"/>
-          <w:b/>
-          <w:sz w:val="14"/>
-          <w:u w:val="none"/>
-        </w:rPr>
-        <w:t>(C)</w:t>
-      </w:r>
-      <w:r>
-        <w:rPr>
-          <w:rFonts w:ascii="맑은 고딕" w:hAnsi="맑은 고딕" w:eastAsia="맑은 고딕"/>
-          <w:b w:val="0"/>
-          <w:sz w:val="14"/>
-          <w:u w:val="none"/>
-        </w:rPr>
-        <w:t xml:space="preserve"> amount to의 to는 전치사 → 동명사 </w:t>
-      </w:r>
-      <w:r>
-        <w:rPr>
-          <w:rFonts w:ascii="맑은 고딕" w:hAnsi="맑은 고딕" w:eastAsia="맑은 고딕"/>
-          <w:b/>
-          <w:sz w:val="14"/>
-          <w:u w:val="none"/>
-        </w:rPr>
-        <w:t>conducting</w:t>
-      </w:r>
-      <w:r>
-        <w:rPr>
-          <w:rFonts w:ascii="맑은 고딕" w:hAnsi="맑은 고딕" w:eastAsia="맑은 고딕"/>
-          <w:b w:val="0"/>
-          <w:sz w:val="14"/>
-          <w:u w:val="none"/>
-        </w:rPr>
-        <w:t>(conduct ✕). [채점] 각 1점, 어형 오류 0점.</w:t>
+        <w:t>을 until 앞에 두면 진주어절이 끊긴다. [채점] 가주어·수동 구조 1.5 / until proven otherwise 삽입 위치 1 / 어순·철자 0.5.</w:t>
       </w:r>
     </w:p>
     <w:p>
@@ -5175,7 +5123,7 @@
           <w:sz w:val="14"/>
           <w:u w:val="none"/>
         </w:rPr>
-        <w:t xml:space="preserve"> ‘실험’의 위험을 받아 태도(겸손)를 요구하는 (C)가 먼저, 원칙 → 예시 순으로 (A), 마지막에 현실의 증거로 경고하는 (B). </w:t>
+        <w:t xml:space="preserve"> </w:t>
       </w:r>
       <w:r>
         <w:rPr>
@@ -5184,7 +5132,7 @@
           <w:sz w:val="14"/>
           <w:u w:val="none"/>
         </w:rPr>
-        <w:t>① [한 끗]</w:t>
+        <w:t>② [한 끗]</w:t>
       </w:r>
       <w:r>
         <w:rPr>
@@ -5193,7 +5141,7 @@
           <w:sz w:val="14"/>
           <w:u w:val="none"/>
         </w:rPr>
-        <w:t xml:space="preserve"> 주어진 글의 diets와 (A)의 dietary food plate가 이어져 보이지만, 왜 전통 식품을 골라야 하는지의 근거(C)가 먼저 나와야 한다.</w:t>
+        <w:t xml:space="preserve"> ‘모르는 것이 많다 → 겸손해야 한다’ 순서도 자연스러워 보이지만, 그러면 ② 뒤 If 문장이 겸손의 적용이 아니라 ‘모른다’에 바로 붙어 논리 단계가 하나 빠진다. 주장–근거–적용 순.</w:t>
       </w:r>
     </w:p>
     <w:p>

--- a/shinmok1/pack/2510/H1MOGO25-10_29_SET.docx
+++ b/shinmok1/pack/2510/H1MOGO25-10_29_SET.docx
@@ -107,7 +107,7 @@
     </w:p>
     <w:p>
       <w:pPr>
-        <w:spacing w:before="0" w:after="20" w:line="360" w:lineRule="auto"/>
+        <w:spacing w:before="0" w:after="20" w:line="300" w:lineRule="auto"/>
         <w:jc w:val="both"/>
         <w:snapToGrid w:val="0"/>
       </w:pPr>
@@ -138,7 +138,7 @@
           <w:sz w:val="17"/>
           <w:u w:val="none"/>
         </w:rPr>
-        <w:t>[ making / to make ]</w:t>
+        <w:t>[ to make / making ]</w:t>
       </w:r>
       <w:r>
         <w:rPr>
@@ -147,7 +147,7 @@
           <w:sz w:val="17"/>
           <w:u w:val="none"/>
         </w:rPr>
-        <w:t xml:space="preserve"> the most of the resources available to them in ways </w:t>
+        <w:t xml:space="preserve"> the most of the resources </w:t>
       </w:r>
       <w:r>
         <w:rPr>
@@ -167,7 +167,7 @@
           <w:sz w:val="17"/>
           <w:u w:val="none"/>
         </w:rPr>
-        <w:t>[ that / what ]</w:t>
+        <w:t>[ available / availably ]</w:t>
       </w:r>
       <w:r>
         <w:rPr>
@@ -176,7 +176,7 @@
           <w:sz w:val="17"/>
           <w:u w:val="none"/>
         </w:rPr>
-        <w:t xml:space="preserve"> are </w:t>
+        <w:t xml:space="preserve"> to them in ways that are </w:t>
       </w:r>
       <w:r>
         <w:rPr>
@@ -196,7 +196,7 @@
           <w:sz w:val="17"/>
           <w:u w:val="none"/>
         </w:rPr>
-        <w:t xml:space="preserve">s________ and complicated. When we change our diets, especially when we </w:t>
+        <w:t xml:space="preserve">s________ and complicated. When we change our diets, especially when we do so </w:t>
       </w:r>
       <w:r>
         <w:rPr>
@@ -212,20 +212,11 @@
       <w:r>
         <w:rPr>
           <w:rFonts w:ascii="맑은 고딕" w:hAnsi="맑은 고딕" w:eastAsia="맑은 고딕"/>
-          <w:b/>
-          <w:sz w:val="17"/>
-          <w:u w:val="none"/>
-        </w:rPr>
-        <w:t>[ are / do ]</w:t>
-      </w:r>
-      <w:r>
-        <w:rPr>
-          <w:rFonts w:ascii="맑은 고딕" w:hAnsi="맑은 고딕" w:eastAsia="맑은 고딕"/>
           <w:b w:val="0"/>
           <w:sz w:val="17"/>
           <w:u w:val="none"/>
         </w:rPr>
-        <w:t xml:space="preserve"> so quickly, we are </w:t>
+        <w:t xml:space="preserve">________(quick), we are </w:t>
       </w:r>
       <w:r>
         <w:rPr>
@@ -245,7 +236,7 @@
           <w:sz w:val="17"/>
           <w:u w:val="none"/>
         </w:rPr>
-        <w:t>[ effective / effectively ]</w:t>
+        <w:t>[ effectively / effective ]</w:t>
       </w:r>
       <w:r>
         <w:rPr>
@@ -274,7 +265,7 @@
           <w:sz w:val="17"/>
           <w:u w:val="none"/>
         </w:rPr>
-        <w:t xml:space="preserve">________(conduct) huge experiments in nutrition. We ought to have more </w:t>
+        <w:t xml:space="preserve">________(conduct) huge </w:t>
       </w:r>
       <w:r>
         <w:rPr>
@@ -294,7 +285,7 @@
           <w:sz w:val="17"/>
           <w:u w:val="none"/>
         </w:rPr>
-        <w:t xml:space="preserve">h________. Nutritional science is still young and there </w:t>
+        <w:t xml:space="preserve">e________ in nutrition. We ought to have more </w:t>
       </w:r>
       <w:r>
         <w:rPr>
@@ -310,20 +301,11 @@
       <w:r>
         <w:rPr>
           <w:rFonts w:ascii="맑은 고딕" w:hAnsi="맑은 고딕" w:eastAsia="맑은 고딕"/>
-          <w:b/>
-          <w:sz w:val="17"/>
-          <w:u w:val="none"/>
-        </w:rPr>
-        <w:t>[ are / is ]</w:t>
-      </w:r>
-      <w:r>
-        <w:rPr>
-          <w:rFonts w:ascii="맑은 고딕" w:hAnsi="맑은 고딕" w:eastAsia="맑은 고딕"/>
           <w:b w:val="0"/>
           <w:sz w:val="17"/>
           <w:u w:val="none"/>
         </w:rPr>
-        <w:t xml:space="preserve"> so much we do not know. If we </w:t>
+        <w:t xml:space="preserve">h________. Nutritional science is still </w:t>
       </w:r>
       <w:r>
         <w:rPr>
@@ -343,7 +325,7 @@
           <w:sz w:val="17"/>
           <w:u w:val="none"/>
         </w:rPr>
-        <w:t>[ had eaten / have eaten ]</w:t>
+        <w:t>[ young / mature ]</w:t>
       </w:r>
       <w:r>
         <w:rPr>
@@ -352,7 +334,7 @@
           <w:sz w:val="17"/>
           <w:u w:val="none"/>
         </w:rPr>
-        <w:t xml:space="preserve"> certain foods in certain ways for </w:t>
+        <w:t xml:space="preserve"> and there </w:t>
       </w:r>
       <w:r>
         <w:rPr>
@@ -368,11 +350,20 @@
       <w:r>
         <w:rPr>
           <w:rFonts w:ascii="맑은 고딕" w:hAnsi="맑은 고딕" w:eastAsia="맑은 고딕"/>
+          <w:b/>
+          <w:sz w:val="17"/>
+          <w:u w:val="none"/>
+        </w:rPr>
+        <w:t>[ is / are ]</w:t>
+      </w:r>
+      <w:r>
+        <w:rPr>
+          <w:rFonts w:ascii="맑은 고딕" w:hAnsi="맑은 고딕" w:eastAsia="맑은 고딕"/>
           <w:b w:val="0"/>
           <w:sz w:val="17"/>
           <w:u w:val="none"/>
         </w:rPr>
-        <w:t xml:space="preserve">m________, we should assume until it </w:t>
+        <w:t xml:space="preserve"> so much we do not know. If we </w:t>
       </w:r>
       <w:r>
         <w:rPr>
@@ -392,7 +383,7 @@
           <w:sz w:val="17"/>
           <w:u w:val="none"/>
         </w:rPr>
-        <w:t>[ is proven / proves ]</w:t>
+        <w:t>[ have eaten / had eaten ]</w:t>
       </w:r>
       <w:r>
         <w:rPr>
@@ -401,7 +392,7 @@
           <w:sz w:val="17"/>
           <w:u w:val="none"/>
         </w:rPr>
-        <w:t xml:space="preserve"> otherwise that there is probably a good reason why. Traditional foods that don’t fit </w:t>
+        <w:t xml:space="preserve"> certain foods in certain ways for </w:t>
       </w:r>
       <w:r>
         <w:rPr>
@@ -417,20 +408,11 @@
       <w:r>
         <w:rPr>
           <w:rFonts w:ascii="맑은 고딕" w:hAnsi="맑은 고딕" w:eastAsia="맑은 고딕"/>
-          <w:b/>
-          <w:sz w:val="17"/>
-          <w:u w:val="none"/>
-        </w:rPr>
-        <w:t>[ neat / neatly ]</w:t>
-      </w:r>
-      <w:r>
-        <w:rPr>
-          <w:rFonts w:ascii="맑은 고딕" w:hAnsi="맑은 고딕" w:eastAsia="맑은 고딕"/>
           <w:b w:val="0"/>
           <w:sz w:val="17"/>
           <w:u w:val="none"/>
         </w:rPr>
-        <w:t xml:space="preserve"> on the contemporary dietary food plate should generally be </w:t>
+        <w:t xml:space="preserve">m________, we should assume until it is proven </w:t>
       </w:r>
       <w:r>
         <w:rPr>
@@ -446,11 +428,20 @@
       <w:r>
         <w:rPr>
           <w:rFonts w:ascii="맑은 고딕" w:hAnsi="맑은 고딕" w:eastAsia="맑은 고딕"/>
+          <w:b/>
+          <w:sz w:val="17"/>
+          <w:u w:val="none"/>
+        </w:rPr>
+        <w:t>[ otherwise / likewise ]</w:t>
+      </w:r>
+      <w:r>
+        <w:rPr>
+          <w:rFonts w:ascii="맑은 고딕" w:hAnsi="맑은 고딕" w:eastAsia="맑은 고딕"/>
           <w:b w:val="0"/>
           <w:sz w:val="17"/>
           <w:u w:val="none"/>
         </w:rPr>
-        <w:t xml:space="preserve">________(choose) over highly </w:t>
+        <w:t xml:space="preserve"> that there is probably a good reason why. Traditional foods </w:t>
       </w:r>
       <w:r>
         <w:rPr>
@@ -470,7 +461,7 @@
           <w:sz w:val="17"/>
           <w:u w:val="none"/>
         </w:rPr>
-        <w:t>[ processing / processed ]</w:t>
+        <w:t>[ that / what ]</w:t>
       </w:r>
       <w:r>
         <w:rPr>
@@ -479,7 +470,7 @@
           <w:sz w:val="17"/>
           <w:u w:val="none"/>
         </w:rPr>
-        <w:t xml:space="preserve"> ones that do. We should assume that traditionally made fatty blood sausages are </w:t>
+        <w:t xml:space="preserve"> don’t fit neatly on the contemporary dietary food plate should generally be </w:t>
       </w:r>
       <w:r>
         <w:rPr>
@@ -499,7 +490,7 @@
           <w:sz w:val="17"/>
           <w:u w:val="none"/>
         </w:rPr>
-        <w:t xml:space="preserve">________(prefer) to lean, factory-made salamis; that spoonfuls of honey are </w:t>
+        <w:t xml:space="preserve">________(choose) over highly </w:t>
       </w:r>
       <w:r>
         <w:rPr>
@@ -519,7 +510,7 @@
           <w:sz w:val="17"/>
           <w:u w:val="none"/>
         </w:rPr>
-        <w:t>[ superior / inferior ]</w:t>
+        <w:t>[ processed / processing ]</w:t>
       </w:r>
       <w:r>
         <w:rPr>
@@ -528,7 +519,7 @@
           <w:sz w:val="17"/>
           <w:u w:val="none"/>
         </w:rPr>
-        <w:t xml:space="preserve"> to sprinkles of sweeteners. </w:t>
+        <w:t xml:space="preserve"> ones that do. We should assume that traditionally made fatty blood sausages are </w:t>
       </w:r>
       <w:r>
         <w:rPr>
@@ -548,7 +539,7 @@
           <w:sz w:val="17"/>
           <w:u w:val="none"/>
         </w:rPr>
-        <w:t>[ Witness / Witnessing ]</w:t>
+        <w:t>[ preferable / inferior ]</w:t>
       </w:r>
       <w:r>
         <w:rPr>
@@ -557,7 +548,7 @@
           <w:sz w:val="17"/>
           <w:u w:val="none"/>
         </w:rPr>
-        <w:t xml:space="preserve"> how </w:t>
+        <w:t xml:space="preserve"> to lean, factory-made salamis; that spoonfuls of honey are </w:t>
       </w:r>
       <w:r>
         <w:rPr>
@@ -573,20 +564,11 @@
       <w:r>
         <w:rPr>
           <w:rFonts w:ascii="맑은 고딕" w:hAnsi="맑은 고딕" w:eastAsia="맑은 고딕"/>
-          <w:b/>
-          <w:sz w:val="17"/>
-          <w:u w:val="none"/>
-        </w:rPr>
-        <w:t>[ poorly / well ]</w:t>
-      </w:r>
-      <w:r>
-        <w:rPr>
-          <w:rFonts w:ascii="맑은 고딕" w:hAnsi="맑은 고딕" w:eastAsia="맑은 고딕"/>
           <w:b w:val="0"/>
           <w:sz w:val="17"/>
           <w:u w:val="none"/>
         </w:rPr>
-        <w:t xml:space="preserve"> </w:t>
+        <w:t xml:space="preserve">s________ to sprinkles of sweeteners. </w:t>
       </w:r>
       <w:r>
         <w:rPr>
@@ -602,11 +584,20 @@
       <w:r>
         <w:rPr>
           <w:rFonts w:ascii="맑은 고딕" w:hAnsi="맑은 고딕" w:eastAsia="맑은 고딕"/>
+          <w:b/>
+          <w:sz w:val="17"/>
+          <w:u w:val="none"/>
+        </w:rPr>
+        <w:t>[ Witnessing / Witnessed ]</w:t>
+      </w:r>
+      <w:r>
+        <w:rPr>
+          <w:rFonts w:ascii="맑은 고딕" w:hAnsi="맑은 고딕" w:eastAsia="맑은 고딕"/>
           <w:b w:val="0"/>
           <w:sz w:val="17"/>
           <w:u w:val="none"/>
         </w:rPr>
-        <w:t xml:space="preserve">t________ societies are </w:t>
+        <w:t xml:space="preserve"> how poorly traditional societies are faring as they undergo a nutrition </w:t>
       </w:r>
       <w:r>
         <w:rPr>
@@ -626,7 +617,7 @@
           <w:sz w:val="17"/>
           <w:u w:val="none"/>
         </w:rPr>
-        <w:t xml:space="preserve">________(fare) as they undergo a nutrition transition should make those who have already completed it </w:t>
+        <w:t xml:space="preserve">________(transit) should make those who have already completed it </w:t>
       </w:r>
       <w:r>
         <w:rPr>
@@ -707,7 +698,7 @@
           <w:sz w:val="17"/>
           <w:u w:val="none"/>
         </w:rPr>
-        <w:t xml:space="preserve">Traditional foods … should generally </w:t>
+        <w:t xml:space="preserve">When we change our diets, </w:t>
       </w:r>
       <w:r>
         <w:rPr>
@@ -716,7 +707,7 @@
           <w:sz w:val="17"/>
           <w:u w:val="single"/>
         </w:rPr>
-        <w:t>be chosen over</w:t>
+        <w:t>especially when we do so quickly</w:t>
       </w:r>
       <w:r>
         <w:rPr>
@@ -725,7 +716,7 @@
           <w:sz w:val="17"/>
           <w:u w:val="none"/>
         </w:rPr>
-        <w:t xml:space="preserve"> highly processed ones that do.  → 제시 교정: should generally </w:t>
+        <w:t xml:space="preserve">, we are effectively conducting huge experiments in nutrition.  → 제시 교정: </w:t>
       </w:r>
       <w:r>
         <w:rPr>
@@ -734,7 +725,7 @@
           <w:sz w:val="17"/>
           <w:u w:val="none"/>
         </w:rPr>
-        <w:t>be preferred to</w:t>
+        <w:t>especially when we change them quickly</w:t>
       </w:r>
       <w:r>
         <w:rPr>
@@ -769,7 +760,7 @@
           <w:sz w:val="17"/>
           <w:u w:val="none"/>
         </w:rPr>
-        <w:t xml:space="preserve">… over highly processed ones </w:t>
+        <w:t xml:space="preserve">Nutritional science is still young and there is </w:t>
       </w:r>
       <w:r>
         <w:rPr>
@@ -778,7 +769,7 @@
           <w:sz w:val="17"/>
           <w:u w:val="single"/>
         </w:rPr>
-        <w:t>that do</w:t>
+        <w:t>so much</w:t>
       </w:r>
       <w:r>
         <w:rPr>
@@ -787,7 +778,7 @@
           <w:sz w:val="17"/>
           <w:u w:val="none"/>
         </w:rPr>
-        <w:t xml:space="preserve">.  → 제시 교정: ones </w:t>
+        <w:t xml:space="preserve"> we do not know.  → 제시 교정: </w:t>
       </w:r>
       <w:r>
         <w:rPr>
@@ -796,7 +787,7 @@
           <w:sz w:val="17"/>
           <w:u w:val="none"/>
         </w:rPr>
-        <w:t>that do fit</w:t>
+        <w:t>so many things</w:t>
       </w:r>
       <w:r>
         <w:rPr>
@@ -831,7 +822,7 @@
           <w:sz w:val="17"/>
           <w:u w:val="none"/>
         </w:rPr>
-        <w:t xml:space="preserve">Nutritional science is still young and </w:t>
+        <w:t xml:space="preserve">Witnessing how poorly traditional societies are faring … should make those who have already completed it </w:t>
       </w:r>
       <w:r>
         <w:rPr>
@@ -840,7 +831,7 @@
           <w:sz w:val="17"/>
           <w:u w:val="single"/>
         </w:rPr>
-        <w:t>there is so much</w:t>
+        <w:t>question</w:t>
       </w:r>
       <w:r>
         <w:rPr>
@@ -849,7 +840,7 @@
           <w:sz w:val="17"/>
           <w:u w:val="none"/>
         </w:rPr>
-        <w:t xml:space="preserve"> we do not know.  → 제시 교정: there </w:t>
+        <w:t xml:space="preserve"> whether their diets have moved too far.  → 제시 교정: </w:t>
       </w:r>
       <w:r>
         <w:rPr>
@@ -858,7 +849,7 @@
           <w:sz w:val="17"/>
           <w:u w:val="none"/>
         </w:rPr>
-        <w:t>are so many</w:t>
+        <w:t>wonder</w:t>
       </w:r>
       <w:r>
         <w:rPr>
@@ -919,7 +910,7 @@
           <w:sz w:val="17"/>
           <w:u w:val="none"/>
         </w:rPr>
-        <w:t>인간은 자신들이 이용할 수 있는 자원을 미묘하고 복잡한 방식으로 최대한 활용하도록 진화해 왔다.</w:t>
+        <w:t>식단을 바꿀 때, 특히 빠르게 바꿀 때, 우리는 사실상 영양에 관한 거대한 실험을 하고 있는 것이다.</w:t>
       </w:r>
     </w:p>
     <w:p>
@@ -936,7 +927,7 @@
           <w:sz w:val="17"/>
           <w:u w:val="none"/>
         </w:rPr>
-        <w:t>have / human beings / to make the most of / evolve / to them / the resources / that / in ways / subtle and complicated / be / availability</w:t>
+        <w:t>our diets / we / when / change / when / we / be / we / do so / quickly / conduct / in nutrition / huge experiments / effectively / effective</w:t>
       </w:r>
     </w:p>
     <w:p>
@@ -971,7 +962,7 @@
           <w:sz w:val="17"/>
           <w:u w:val="none"/>
         </w:rPr>
-        <w:t>우리가 특정 음식을 특정 방식으로 수천 년 동안 먹어 왔다면, 달리 증명될 때까지는 아마 그럴 만한 이유가 있다고 가정해야 한다.</w:t>
+        <w:t>전통 사회가 영양 전환을 겪으며 얼마나 형편없이 지내고 있는지를 목격하는 것은, 그것을 이미 마친 사람들로 하여금 자신들의 식단이 너무 멀리 간 것은 아닌지 의문을 갖게 해야 한다.</w:t>
       </w:r>
     </w:p>
     <w:p>
@@ -988,7 +979,7 @@
           <w:sz w:val="17"/>
           <w:u w:val="none"/>
         </w:rPr>
-        <w:t>we / if / eat / have / in certain ways / certain foods / for millennia / should / we / until / assume / it / prove / be / otherwise / there is / that / a good reason why / because</w:t>
+        <w:t>traditional societies / as / how poorly / witness / are faring / undergo / they / a nutrition transition / should / those / it / who / have already completed / make / question / their diets / have moved / too far / that</w:t>
       </w:r>
     </w:p>
     <w:p>
@@ -1049,7 +1040,7 @@
           <w:sz w:val="17"/>
           <w:u w:val="none"/>
         </w:rPr>
-        <w:t>우리는 전통 방식으로 만든 기름진 블러드 소시지가 기름기 없는 공장제 살라미보다 더 낫다고 가정해야 한다.</w:t>
+        <w:t>우리가 특정 음식을 특정 방식으로 수천 년 동안 먹어 왔다면, 달리 증명될 때까지는 아마 그럴 만한 이유가 있다고 가정해야 한다.</w:t>
       </w:r>
     </w:p>
     <w:p>
@@ -1066,7 +1057,7 @@
           <w:sz w:val="17"/>
           <w:u w:val="none"/>
         </w:rPr>
-        <w:t>we / should / assume / that / traditional / made / fatty blood sausages / are / preferable / to / lean, factory-made salamis</w:t>
+        <w:t>we / certain foods / if / eat / should assume / for millennia / have / we / in certain ways / until / it is proven otherwise / that / there is probably / a good reason why</w:t>
       </w:r>
     </w:p>
     <w:p>
@@ -1127,7 +1118,7 @@
           <w:sz w:val="17"/>
           <w:u w:val="none"/>
         </w:rPr>
-        <w:t xml:space="preserve">when we </w:t>
+        <w:t xml:space="preserve">until </w:t>
       </w:r>
       <w:r>
         <w:rPr>
@@ -1136,7 +1127,7 @@
           <w:sz w:val="17"/>
           <w:u w:val="none"/>
         </w:rPr>
-        <w:t>do so</w:t>
+        <w:t>it</w:t>
       </w:r>
       <w:r>
         <w:rPr>
@@ -1145,7 +1136,7 @@
           <w:sz w:val="17"/>
           <w:u w:val="none"/>
         </w:rPr>
-        <w:t xml:space="preserve"> quickly — do so가 대신하는 말을 본문에서 3단어로: ____________ ____________ ____________</w:t>
+        <w:t xml:space="preserve"> is proven otherwise — it이 가리키는 내용을 우리말로: ____________________________________________</w:t>
       </w:r>
     </w:p>
     <w:p>
@@ -1189,7 +1180,7 @@
           <w:sz w:val="17"/>
           <w:u w:val="none"/>
         </w:rPr>
-        <w:t xml:space="preserve"> that do — ones가 가리키는 명사 1단어: ____________</w:t>
+        <w:t xml:space="preserve"> — ones가 가리키는 명사(1단어): ______________</w:t>
       </w:r>
     </w:p>
     <w:p>
@@ -1215,7 +1206,7 @@
           <w:sz w:val="17"/>
           <w:u w:val="none"/>
         </w:rPr>
-        <w:t xml:space="preserve">ones that </w:t>
+        <w:t xml:space="preserve">those who have already completed </w:t>
       </w:r>
       <w:r>
         <w:rPr>
@@ -1224,7 +1215,7 @@
           <w:sz w:val="17"/>
           <w:u w:val="none"/>
         </w:rPr>
-        <w:t>do</w:t>
+        <w:t>it</w:t>
       </w:r>
       <w:r>
         <w:rPr>
@@ -1233,7 +1224,7 @@
           <w:sz w:val="17"/>
           <w:u w:val="none"/>
         </w:rPr>
-        <w:t xml:space="preserve"> — do가 대신하는 내용을 본문 표현으로(5~8단어): ______________________________________</w:t>
+        <w:t xml:space="preserve"> — it이 가리키는 말(3단어): ______________________</w:t>
       </w:r>
     </w:p>
     <w:p>
@@ -1259,7 +1250,7 @@
           <w:sz w:val="17"/>
           <w:u w:val="none"/>
         </w:rPr>
-        <w:t xml:space="preserve">whether </w:t>
+        <w:t xml:space="preserve">highly processed ones that </w:t>
       </w:r>
       <w:r>
         <w:rPr>
@@ -1268,7 +1259,7 @@
           <w:sz w:val="17"/>
           <w:u w:val="none"/>
         </w:rPr>
-        <w:t>their</w:t>
+        <w:t>do</w:t>
       </w:r>
       <w:r>
         <w:rPr>
@@ -1277,7 +1268,7 @@
           <w:sz w:val="17"/>
           <w:u w:val="none"/>
         </w:rPr>
-        <w:t xml:space="preserve"> diets have moved too far — their가 가리키는 사람들을 본문에서(6단어): ______________________________________</w:t>
+        <w:t xml:space="preserve"> — do가 대신하는 말을 본문에서(8단어): ____________________________________________</w:t>
       </w:r>
     </w:p>
     <w:p>
@@ -1308,7 +1299,7 @@
     </w:p>
     <w:p>
       <w:pPr>
-        <w:spacing w:before="0" w:after="20" w:line="360" w:lineRule="auto"/>
+        <w:spacing w:before="0" w:after="20" w:line="300" w:lineRule="auto"/>
         <w:jc w:val="both"/>
         <w:snapToGrid w:val="0"/>
       </w:pPr>
@@ -1319,7 +1310,7 @@
           <w:sz w:val="17"/>
           <w:u w:val="none"/>
         </w:rPr>
-        <w:t xml:space="preserve">In farming, too, haste can be a form of arrogance. In many regions farmers kept growing the local grain varieties their ancestors </w:t>
+        <w:t xml:space="preserve">Builders can show the same arrogance. Old houses in a mountain town were put up with thick walls and small windows, and modern visitors </w:t>
       </w:r>
       <w:r>
         <w:rPr>
@@ -1339,7 +1330,7 @@
           <w:sz w:val="17"/>
           <w:u w:val="none"/>
         </w:rPr>
-        <w:t>[ had selected / selecting ]</w:t>
+        <w:t>[ who / which ]</w:t>
       </w:r>
       <w:r>
         <w:rPr>
@@ -1348,7 +1339,7 @@
           <w:sz w:val="17"/>
           <w:u w:val="none"/>
         </w:rPr>
-        <w:t xml:space="preserve"> over countless seasons, even when newer seeds promised faster growth. The old varieties had come through the droughts, pests, and poor soils of that place, and their persistence was itself a kind of knowledge. Where villages replaced them all at once with a single imported variety, one bad year could wipe out an entire harvest. The lesson is not that new seeds are worthless, but that a variety </w:t>
+        <w:t xml:space="preserve"> found them dark often assumed the design was simply backward. Then a few owners replaced the walls with glass to let in the view, and the first winter </w:t>
       </w:r>
       <w:r>
         <w:rPr>
@@ -1368,7 +1359,7 @@
           <w:sz w:val="17"/>
           <w:u w:val="none"/>
         </w:rPr>
-        <w:t>[ which / what ]</w:t>
+        <w:t>[ taught / teaching ]</w:t>
       </w:r>
       <w:r>
         <w:rPr>
@@ -1377,7 +1368,7 @@
           <w:sz w:val="17"/>
           <w:u w:val="none"/>
         </w:rPr>
-        <w:t xml:space="preserve"> has fed a region for generations deserves the benefit of the doubt until it is clearly </w:t>
+        <w:t xml:space="preserve"> them why the old pattern had lasted: the rooms were impossible to keep warm. A way of building that has survived centuries of weather deserves to be understood before it </w:t>
       </w:r>
       <w:r>
         <w:rPr>
@@ -1397,7 +1388,7 @@
           <w:sz w:val="17"/>
           <w:u w:val="none"/>
         </w:rPr>
-        <w:t>[ shown / showing ]</w:t>
+        <w:t>[ is / was ]</w:t>
       </w:r>
       <w:r>
         <w:rPr>
@@ -1406,7 +1397,7 @@
           <w:sz w:val="17"/>
           <w:u w:val="none"/>
         </w:rPr>
-        <w:t xml:space="preserve"> to be inferior.</w:t>
+        <w:t xml:space="preserve"> torn out.</w:t>
       </w:r>
     </w:p>
     <w:p>
@@ -1458,7 +1449,7 @@
           <w:sz w:val="17"/>
           <w:u w:val="none"/>
         </w:rPr>
-        <w:t>Long-standing ways of eating deserve the benefit of the d____________ until science proves otherwise.</w:t>
+        <w:t>Before abandoning foods eaten for thousands of years, we should remember how little nutritional science actually k____________.</w:t>
       </w:r>
     </w:p>
     <w:p>
@@ -1519,7 +1510,7 @@
           <w:sz w:val="17"/>
           <w:u w:val="none"/>
         </w:rPr>
-        <w:t xml:space="preserve"> 것만을 있는 대로 고른 것은? [3.2점]</w:t>
+        <w:t xml:space="preserve"> 것만을 있는 대로 고른 것은? [3.3점]</w:t>
       </w:r>
     </w:p>
     <w:p>
@@ -1542,43 +1533,7 @@
           <w:sz w:val="17"/>
           <w:u w:val="none"/>
         </w:rPr>
-        <w:t>Human beings have evolved to make the most of the resources available to them in ways that are subtle and complicated. When we change our diets, especially when we do so quickly, we are effectively conducting huge experiments in nutrition. (A) ________, we ought to have more humility. Nutritional science is still young and there is so much we do not know. If we have eaten certain foods in certain ways for millennia, we should assume until it is proven otherwise that there is probably a good reason why. Traditional foods that don’t fit neatly on the contemporary dietary food plate should generally be chosen over highly processed ones that do. We should assume that traditionally made fatty blood sausages are preferable to lean, factory-made salamis; that spoonfuls of honey are superior to sprinkles of sweeteners. Witnessing how ⓑ</w:t>
-      </w:r>
-      <w:r>
-        <w:rPr>
-          <w:rFonts w:ascii="맑은 고딕" w:hAnsi="맑은 고딕" w:eastAsia="맑은 고딕"/>
-          <w:b w:val="0"/>
-          <w:sz w:val="17"/>
-          <w:u w:val="single"/>
-        </w:rPr>
-        <w:t>poorly</w:t>
-      </w:r>
-      <w:r>
-        <w:rPr>
-          <w:rFonts w:ascii="맑은 고딕" w:hAnsi="맑은 고딕" w:eastAsia="맑은 고딕"/>
-          <w:b w:val="0"/>
-          <w:sz w:val="17"/>
-          <w:u w:val="none"/>
-        </w:rPr>
-        <w:t xml:space="preserve"> traditional societies are ⓐ</w:t>
-      </w:r>
-      <w:r>
-        <w:rPr>
-          <w:rFonts w:ascii="맑은 고딕" w:hAnsi="맑은 고딕" w:eastAsia="맑은 고딕"/>
-          <w:b w:val="0"/>
-          <w:sz w:val="17"/>
-          <w:u w:val="single"/>
-        </w:rPr>
-        <w:t>faring</w:t>
-      </w:r>
-      <w:r>
-        <w:rPr>
-          <w:rFonts w:ascii="맑은 고딕" w:hAnsi="맑은 고딕" w:eastAsia="맑은 고딕"/>
-          <w:b w:val="0"/>
-          <w:sz w:val="17"/>
-          <w:u w:val="none"/>
-        </w:rPr>
-        <w:t xml:space="preserve"> as they undergo a nutrition transition should make those who have already completed it question whether their diets have moved too far.</w:t>
+        <w:t>Over a very long time, humans have developed quiet and intricate ways of getting the most out of whatever food was within reach. So when we alter what we eat — above all when we alter it in a hurry — we are, in practice, running an enormous and untested experiment on our own nutrition. A little more modesty would suit us. The study of nutrition is a young field, and the gaps in its knowledge are vast. Where people (ⓐ) [have eaten / had eaten] a particular food in a particular way for thousands of years, the wise starting point is to suppose that a sound reason lies behind the habit, unless and until someone shows otherwise. A traditional food that sits awkwardly on today’s official diet chart should, as a rule, be preferred to a heavily processed product that happens to fit the chart. By the same logic, a fatty blood sausage made the old way deserves the benefit of the doubt over a lean sausage from a factory, and a spoon of honey over a shake of artificial sweetener. Seeing how badly traditional communities fare as their diets modernise ought to prompt those of us who modernised long ago to ask whether we have strayed too far from where we started.</w:t>
       </w:r>
     </w:p>
     <w:p>
@@ -1624,7 +1579,7 @@
           <w:sz w:val="17"/>
           <w:u w:val="none"/>
         </w:rPr>
-        <w:t>(a) The writer regards a rapid change of diet as an experiment whose results we are not yet able to judge.</w:t>
+        <w:t>(A) The blood sausage and the honey are given as cases in which an older food should be trusted over a newer one.</w:t>
       </w:r>
     </w:p>
     <w:p>
@@ -1647,7 +1602,7 @@
           <w:sz w:val="17"/>
           <w:u w:val="none"/>
         </w:rPr>
-        <w:t>(b) The appropriate expression for (A) is ‘Therefore’.</w:t>
+        <w:t>(B) ‘had eaten’ is the right choice for (ⓐ), because the eating happened before the present.</w:t>
       </w:r>
     </w:p>
     <w:p>
@@ -1670,7 +1625,1060 @@
           <w:sz w:val="17"/>
           <w:u w:val="none"/>
         </w:rPr>
-        <w:t>(c) In ⓑ, ‘poorly’ should be changed to ‘poor’ because it describes ‘traditional societies’.</w:t>
+        <w:t>(C) ‘A little more modesty would suit us’ means that we already know enough about nutrition to change our diets freely.</w:t>
+      </w:r>
+    </w:p>
+    <w:p>
+      <w:pPr>
+        <w:spacing w:before="0" w:after="60" w:line="288" w:lineRule="auto"/>
+        <w:ind w:left="40"/>
+        <w:snapToGrid w:val="0"/>
+        <w:pBdr>
+          <w:top w:val="single" w:sz="4" w:space="2" w:color="9B6BD0"/>
+          <w:left w:val="single" w:sz="4" w:space="2" w:color="9B6BD0"/>
+          <w:bottom w:val="single" w:sz="4" w:space="2" w:color="9B6BD0"/>
+          <w:right w:val="single" w:sz="4" w:space="2" w:color="9B6BD0"/>
+        </w:pBdr>
+        <w:shd w:val="clear" w:color="auto" w:fill="FAF5FF"/>
+      </w:pPr>
+      <w:r>
+        <w:rPr>
+          <w:rFonts w:ascii="맑은 고딕" w:hAnsi="맑은 고딕" w:eastAsia="맑은 고딕"/>
+          <w:b w:val="0"/>
+          <w:sz w:val="17"/>
+          <w:u w:val="none"/>
+        </w:rPr>
+        <w:t>(D) In the summary ‘Foods eaten for thousands of years deserve the benefit of the doubt until science proves otherwise’, ‘eaten’ is a past participle modifying ‘Foods’.</w:t>
+      </w:r>
+    </w:p>
+    <w:p>
+      <w:pPr>
+        <w:spacing w:before="0" w:after="20" w:line="276" w:lineRule="auto"/>
+        <w:ind w:left="80"/>
+        <w:snapToGrid w:val="0"/>
+      </w:pPr>
+      <w:r>
+        <w:rPr>
+          <w:rFonts w:ascii="맑은 고딕" w:hAnsi="맑은 고딕" w:eastAsia="맑은 고딕"/>
+          <w:b w:val="0"/>
+          <w:sz w:val="17"/>
+          <w:u w:val="none"/>
+        </w:rPr>
+        <w:t>① (A), (B)    ② (A), (D)    ③ (C), (D)    ④ (A), (B), (D)    ⑤ (B), (C)</w:t>
+      </w:r>
+    </w:p>
+    <w:p>
+      <w:pPr>
+        <w:keepNext/>
+        <w:spacing w:before="80" w:after="20" w:line="276" w:lineRule="auto"/>
+        <w:snapToGrid w:val="0"/>
+      </w:pPr>
+      <w:r>
+        <w:rPr>
+          <w:rFonts w:ascii="맑은 고딕" w:hAnsi="맑은 고딕" w:eastAsia="맑은 고딕"/>
+          <w:b/>
+          <w:sz w:val="17"/>
+          <w:u w:val="none"/>
+        </w:rPr>
+        <w:t>29-2.</w:t>
+      </w:r>
+      <w:r>
+        <w:rPr>
+          <w:rFonts w:ascii="맑은 고딕" w:hAnsi="맑은 고딕" w:eastAsia="맑은 고딕"/>
+          <w:b w:val="0"/>
+          <w:sz w:val="17"/>
+          <w:u w:val="none"/>
+        </w:rPr>
+        <w:t xml:space="preserve"> 다음 글의 빈칸 (A), (B)에 들어갈 말로 가장 적절한 것은? [3.2점]</w:t>
+      </w:r>
+    </w:p>
+    <w:p>
+      <w:pPr>
+        <w:spacing w:before="0" w:after="60" w:line="288" w:lineRule="auto"/>
+        <w:ind w:left="40"/>
+        <w:snapToGrid w:val="0"/>
+        <w:pBdr>
+          <w:top w:val="single" w:sz="4" w:space="2" w:color="999999"/>
+          <w:left w:val="single" w:sz="4" w:space="2" w:color="999999"/>
+          <w:bottom w:val="single" w:sz="4" w:space="2" w:color="999999"/>
+          <w:right w:val="single" w:sz="4" w:space="2" w:color="999999"/>
+        </w:pBdr>
+        <w:shd w:val="clear" w:color="auto" w:fill="F6F3EA"/>
+      </w:pPr>
+      <w:r>
+        <w:rPr>
+          <w:rFonts w:ascii="맑은 고딕" w:hAnsi="맑은 고딕" w:eastAsia="맑은 고딕"/>
+          <w:b w:val="0"/>
+          <w:sz w:val="17"/>
+          <w:u w:val="none"/>
+        </w:rPr>
+        <w:t>Human beings have evolved to make the most of the resources available to them in ways that are subtle and complicated. When we change our diets, especially when we do so quickly, we are effectively conducting huge experiments in nutrition. We ought to have more humility. In other words, (A) ________________________. Nutritional science is still young and there is so much we do not know. If we have eaten certain foods in certain ways for millennia, we should assume until it is proven otherwise that there is probably a good reason why. A traditional food that sits awkwardly on today’s official diet chart should, as a rule, be preferred to a heavily processed product that happens to fit the chart. (B) ________________________. We should assume that traditionally made fatty blood sausages are preferable to lean, factory-made salamis; that spoonfuls of honey are superior to sprinkles of sweeteners.</w:t>
+      </w:r>
+    </w:p>
+    <w:p>
+      <w:pPr>
+        <w:spacing w:before="0" w:after="0" w:line="269" w:lineRule="auto"/>
+        <w:ind w:left="180" w:hanging="180"/>
+        <w:snapToGrid w:val="0"/>
+      </w:pPr>
+      <w:r>
+        <w:rPr>
+          <w:rFonts w:ascii="맑은 고딕" w:hAnsi="맑은 고딕" w:eastAsia="맑은 고딕"/>
+          <w:b w:val="0"/>
+          <w:sz w:val="17"/>
+          <w:u w:val="none"/>
+        </w:rPr>
+        <w:t>① (A) we should admit how little we actually understand about what we eat  (B) The burden of proof, in short, lies with the new food, not the old one</w:t>
+      </w:r>
+    </w:p>
+    <w:p>
+      <w:pPr>
+        <w:spacing w:before="0" w:after="0" w:line="269" w:lineRule="auto"/>
+        <w:ind w:left="180" w:hanging="180"/>
+        <w:snapToGrid w:val="0"/>
+      </w:pPr>
+      <w:r>
+        <w:rPr>
+          <w:rFonts w:ascii="맑은 고딕" w:hAnsi="맑은 고딕" w:eastAsia="맑은 고딕"/>
+          <w:b w:val="0"/>
+          <w:sz w:val="17"/>
+          <w:u w:val="none"/>
+        </w:rPr>
+        <w:t>② (A) we should admit how little we actually understand about what we eat  (B) Modern dietary charts, in short, should replace every traditional habit</w:t>
+      </w:r>
+    </w:p>
+    <w:p>
+      <w:pPr>
+        <w:spacing w:before="0" w:after="0" w:line="269" w:lineRule="auto"/>
+        <w:ind w:left="180" w:hanging="180"/>
+        <w:snapToGrid w:val="0"/>
+      </w:pPr>
+      <w:r>
+        <w:rPr>
+          <w:rFonts w:ascii="맑은 고딕" w:hAnsi="맑은 고딕" w:eastAsia="맑은 고딕"/>
+          <w:b w:val="0"/>
+          <w:sz w:val="17"/>
+          <w:u w:val="none"/>
+        </w:rPr>
+        <w:t>③ (A) we should trust the latest nutritional findings over old habits  (B) The burden of proof, in short, lies with the new food, not the old one</w:t>
+      </w:r>
+    </w:p>
+    <w:p>
+      <w:pPr>
+        <w:spacing w:before="0" w:after="0" w:line="269" w:lineRule="auto"/>
+        <w:ind w:left="180" w:hanging="180"/>
+        <w:snapToGrid w:val="0"/>
+      </w:pPr>
+      <w:r>
+        <w:rPr>
+          <w:rFonts w:ascii="맑은 고딕" w:hAnsi="맑은 고딕" w:eastAsia="맑은 고딕"/>
+          <w:b w:val="0"/>
+          <w:sz w:val="17"/>
+          <w:u w:val="none"/>
+        </w:rPr>
+        <w:t>④ (A) we should trust the latest nutritional findings over old habits  (B) Modern dietary charts, in short, should replace every traditional habit</w:t>
+      </w:r>
+    </w:p>
+    <w:p>
+      <w:pPr>
+        <w:spacing w:before="0" w:after="0" w:line="269" w:lineRule="auto"/>
+        <w:ind w:left="180" w:hanging="180"/>
+        <w:snapToGrid w:val="0"/>
+      </w:pPr>
+      <w:r>
+        <w:rPr>
+          <w:rFonts w:ascii="맑은 고딕" w:hAnsi="맑은 고딕" w:eastAsia="맑은 고딕"/>
+          <w:b w:val="0"/>
+          <w:sz w:val="17"/>
+          <w:u w:val="none"/>
+        </w:rPr>
+        <w:t>⑤ (A) we should stop eating anything that science has not yet tested  (B) Neither the old nor the new food, in short, can be trusted at all</w:t>
+      </w:r>
+    </w:p>
+    <w:p>
+      <w:pPr>
+        <w:keepNext/>
+        <w:spacing w:before="80" w:after="20" w:line="276" w:lineRule="auto"/>
+        <w:snapToGrid w:val="0"/>
+      </w:pPr>
+      <w:r>
+        <w:rPr>
+          <w:rFonts w:ascii="맑은 고딕" w:hAnsi="맑은 고딕" w:eastAsia="맑은 고딕"/>
+          <w:b/>
+          <w:sz w:val="17"/>
+          <w:u w:val="none"/>
+        </w:rPr>
+        <w:t>29-3.</w:t>
+      </w:r>
+      <w:r>
+        <w:rPr>
+          <w:rFonts w:ascii="맑은 고딕" w:hAnsi="맑은 고딕" w:eastAsia="맑은 고딕"/>
+          <w:b w:val="0"/>
+          <w:sz w:val="17"/>
+          <w:u w:val="none"/>
+        </w:rPr>
+        <w:t xml:space="preserve"> 다음 글의 내용을 한 문장으로 요약하고자 한다. 빈칸 (A), (B)에 들어갈 말로 가장 적절한 것은? [3.0점]</w:t>
+      </w:r>
+    </w:p>
+    <w:p>
+      <w:pPr>
+        <w:spacing w:before="0" w:after="60" w:line="288" w:lineRule="auto"/>
+        <w:ind w:left="40"/>
+        <w:snapToGrid w:val="0"/>
+        <w:pBdr>
+          <w:top w:val="single" w:sz="4" w:space="2" w:color="999999"/>
+          <w:left w:val="single" w:sz="4" w:space="2" w:color="999999"/>
+          <w:bottom w:val="single" w:sz="4" w:space="2" w:color="999999"/>
+          <w:right w:val="single" w:sz="4" w:space="2" w:color="999999"/>
+        </w:pBdr>
+        <w:shd w:val="clear" w:color="auto" w:fill="F6F3EA"/>
+      </w:pPr>
+      <w:r>
+        <w:rPr>
+          <w:rFonts w:ascii="맑은 고딕" w:hAnsi="맑은 고딕" w:eastAsia="맑은 고딕"/>
+          <w:b w:val="0"/>
+          <w:sz w:val="17"/>
+          <w:u w:val="none"/>
+        </w:rPr>
+        <w:t>Over a very long time, humans have developed quiet and intricate ways of getting the most out of whatever food was within reach. So when we alter what we eat — above all when we alter it in a hurry — we are, in practice, running an enormous and untested experiment on our own nutrition. A little more modesty would suit us. The study of nutrition is a young field, and the gaps in its knowledge are vast. Where people have eaten a particular food in a particular way for thousands of years, the wise starting point is to suppose that a sound reason lies behind the habit, unless and until someone shows otherwise. A traditional food that sits awkwardly on today’s official diet chart should, as a rule, be preferred to a heavily processed product that happens to fit the chart. By the same logic, a fatty blood sausage made the old way deserves the benefit of the doubt over a lean sausage from a factory, and a spoon of honey over a shake of artificial sweetener. Seeing how badly traditional communities fare as their diets modernise ought to prompt those of us who modernised long ago to ask whether we have strayed too far from where we started.</w:t>
+      </w:r>
+    </w:p>
+    <w:p>
+      <w:pPr>
+        <w:spacing w:before="0" w:after="60" w:line="288" w:lineRule="auto"/>
+        <w:ind w:left="40"/>
+        <w:snapToGrid w:val="0"/>
+        <w:pBdr>
+          <w:top w:val="single" w:sz="4" w:space="2" w:color="C99B4E"/>
+          <w:left w:val="single" w:sz="4" w:space="2" w:color="C99B4E"/>
+          <w:bottom w:val="single" w:sz="4" w:space="2" w:color="C99B4E"/>
+          <w:right w:val="single" w:sz="4" w:space="2" w:color="C99B4E"/>
+        </w:pBdr>
+        <w:shd w:val="clear" w:color="auto" w:fill="FFF8E1"/>
+      </w:pPr>
+      <w:r>
+        <w:rPr>
+          <w:rFonts w:ascii="맑은 고딕" w:hAnsi="맑은 고딕" w:eastAsia="맑은 고딕"/>
+          <w:b w:val="0"/>
+          <w:sz w:val="17"/>
+          <w:u w:val="none"/>
+        </w:rPr>
+        <w:t>Because nutritional science still knows so little, we should approach changes to our diet with (A) ________ and give (B) ________ foods the benefit of the doubt until they are shown to be worse.</w:t>
+      </w:r>
+    </w:p>
+    <w:p>
+      <w:pPr>
+        <w:spacing w:before="0" w:after="0" w:line="269" w:lineRule="auto"/>
+        <w:ind w:left="180" w:hanging="180"/>
+        <w:snapToGrid w:val="0"/>
+      </w:pPr>
+      <w:r>
+        <w:rPr>
+          <w:rFonts w:ascii="맑은 고딕" w:hAnsi="맑은 고딕" w:eastAsia="맑은 고딕"/>
+          <w:b w:val="0"/>
+          <w:sz w:val="17"/>
+          <w:u w:val="none"/>
+        </w:rPr>
+        <w:t>① (A) caution  (B) long-established</w:t>
+      </w:r>
+    </w:p>
+    <w:p>
+      <w:pPr>
+        <w:spacing w:before="0" w:after="0" w:line="269" w:lineRule="auto"/>
+        <w:ind w:left="180" w:hanging="180"/>
+        <w:snapToGrid w:val="0"/>
+      </w:pPr>
+      <w:r>
+        <w:rPr>
+          <w:rFonts w:ascii="맑은 고딕" w:hAnsi="맑은 고딕" w:eastAsia="맑은 고딕"/>
+          <w:b w:val="0"/>
+          <w:sz w:val="17"/>
+          <w:u w:val="none"/>
+        </w:rPr>
+        <w:t>② (A) caution  (B) the newest</w:t>
+      </w:r>
+    </w:p>
+    <w:p>
+      <w:pPr>
+        <w:spacing w:before="0" w:after="0" w:line="269" w:lineRule="auto"/>
+        <w:ind w:left="180" w:hanging="180"/>
+        <w:snapToGrid w:val="0"/>
+      </w:pPr>
+      <w:r>
+        <w:rPr>
+          <w:rFonts w:ascii="맑은 고딕" w:hAnsi="맑은 고딕" w:eastAsia="맑은 고딕"/>
+          <w:b w:val="0"/>
+          <w:sz w:val="17"/>
+          <w:u w:val="none"/>
+        </w:rPr>
+        <w:t>③ (A) confidence  (B) the newest</w:t>
+      </w:r>
+    </w:p>
+    <w:p>
+      <w:pPr>
+        <w:spacing w:before="0" w:after="0" w:line="269" w:lineRule="auto"/>
+        <w:ind w:left="180" w:hanging="180"/>
+        <w:snapToGrid w:val="0"/>
+      </w:pPr>
+      <w:r>
+        <w:rPr>
+          <w:rFonts w:ascii="맑은 고딕" w:hAnsi="맑은 고딕" w:eastAsia="맑은 고딕"/>
+          <w:b w:val="0"/>
+          <w:sz w:val="17"/>
+          <w:u w:val="none"/>
+        </w:rPr>
+        <w:t>④ (A) enthusiasm  (B) long-established</w:t>
+      </w:r>
+    </w:p>
+    <w:p>
+      <w:pPr>
+        <w:spacing w:before="0" w:after="0" w:line="269" w:lineRule="auto"/>
+        <w:ind w:left="180" w:hanging="180"/>
+        <w:snapToGrid w:val="0"/>
+      </w:pPr>
+      <w:r>
+        <w:rPr>
+          <w:rFonts w:ascii="맑은 고딕" w:hAnsi="맑은 고딕" w:eastAsia="맑은 고딕"/>
+          <w:b w:val="0"/>
+          <w:sz w:val="17"/>
+          <w:u w:val="none"/>
+        </w:rPr>
+        <w:t>⑤ (A) indifference  (B) heavily processed</w:t>
+      </w:r>
+    </w:p>
+    <w:p>
+      <w:pPr>
+        <w:keepNext/>
+        <w:spacing w:before="80" w:after="20" w:line="276" w:lineRule="auto"/>
+        <w:snapToGrid w:val="0"/>
+      </w:pPr>
+      <w:r>
+        <w:rPr>
+          <w:rFonts w:ascii="맑은 고딕" w:hAnsi="맑은 고딕" w:eastAsia="맑은 고딕"/>
+          <w:b/>
+          <w:sz w:val="17"/>
+          <w:u w:val="none"/>
+        </w:rPr>
+        <w:t>29-4.</w:t>
+      </w:r>
+      <w:r>
+        <w:rPr>
+          <w:rFonts w:ascii="맑은 고딕" w:hAnsi="맑은 고딕" w:eastAsia="맑은 고딕"/>
+          <w:b w:val="0"/>
+          <w:sz w:val="17"/>
+          <w:u w:val="none"/>
+        </w:rPr>
+        <w:t xml:space="preserve"> 윗글의 밑줄 친 </w:t>
+      </w:r>
+      <w:r>
+        <w:rPr>
+          <w:rFonts w:ascii="맑은 고딕" w:hAnsi="맑은 고딕" w:eastAsia="맑은 고딕"/>
+          <w:b w:val="0"/>
+          <w:sz w:val="17"/>
+          <w:u w:val="single"/>
+        </w:rPr>
+        <w:t>huge experiments in nutrition</w:t>
+      </w:r>
+      <w:r>
+        <w:rPr>
+          <w:rFonts w:ascii="맑은 고딕" w:hAnsi="맑은 고딕" w:eastAsia="맑은 고딕"/>
+          <w:b w:val="0"/>
+          <w:sz w:val="17"/>
+          <w:u w:val="none"/>
+        </w:rPr>
+        <w:t>이 의미하는 바로 가장 적절한 것은? [2.9점]</w:t>
+      </w:r>
+    </w:p>
+    <w:p>
+      <w:pPr>
+        <w:spacing w:before="0" w:after="60" w:line="288" w:lineRule="auto"/>
+        <w:ind w:left="40"/>
+        <w:snapToGrid w:val="0"/>
+        <w:pBdr>
+          <w:top w:val="single" w:sz="4" w:space="2" w:color="999999"/>
+          <w:left w:val="single" w:sz="4" w:space="2" w:color="999999"/>
+          <w:bottom w:val="single" w:sz="4" w:space="2" w:color="999999"/>
+          <w:right w:val="single" w:sz="4" w:space="2" w:color="999999"/>
+        </w:pBdr>
+        <w:shd w:val="clear" w:color="auto" w:fill="F6F3EA"/>
+      </w:pPr>
+      <w:r>
+        <w:rPr>
+          <w:rFonts w:ascii="맑은 고딕" w:hAnsi="맑은 고딕" w:eastAsia="맑은 고딕"/>
+          <w:b w:val="0"/>
+          <w:sz w:val="17"/>
+          <w:u w:val="none"/>
+        </w:rPr>
+        <w:t xml:space="preserve">Human beings have evolved to make the most of the resources available to them in ways that are subtle and complicated. When we change our diets, especially when we do so quickly, we are effectively conducting </w:t>
+      </w:r>
+      <w:r>
+        <w:rPr>
+          <w:rFonts w:ascii="맑은 고딕" w:hAnsi="맑은 고딕" w:eastAsia="맑은 고딕"/>
+          <w:b w:val="0"/>
+          <w:sz w:val="17"/>
+          <w:u w:val="single"/>
+        </w:rPr>
+        <w:t>huge experiments in nutrition</w:t>
+      </w:r>
+      <w:r>
+        <w:rPr>
+          <w:rFonts w:ascii="맑은 고딕" w:hAnsi="맑은 고딕" w:eastAsia="맑은 고딕"/>
+          <w:b w:val="0"/>
+          <w:sz w:val="17"/>
+          <w:u w:val="none"/>
+        </w:rPr>
+        <w:t>. We ought to have more humility. Nutritional science is still young and there is so much we do not know.</w:t>
+      </w:r>
+    </w:p>
+    <w:p>
+      <w:pPr>
+        <w:spacing w:before="0" w:after="0" w:line="269" w:lineRule="auto"/>
+        <w:ind w:left="180" w:hanging="180"/>
+        <w:snapToGrid w:val="0"/>
+      </w:pPr>
+      <w:r>
+        <w:rPr>
+          <w:rFonts w:ascii="맑은 고딕" w:hAnsi="맑은 고딕" w:eastAsia="맑은 고딕"/>
+          <w:b w:val="0"/>
+          <w:sz w:val="17"/>
+          <w:u w:val="none"/>
+        </w:rPr>
+        <w:t>① large-scale laboratory studies that scientists run on volunteers</w:t>
+      </w:r>
+    </w:p>
+    <w:p>
+      <w:pPr>
+        <w:spacing w:before="0" w:after="0" w:line="269" w:lineRule="auto"/>
+        <w:ind w:left="180" w:hanging="180"/>
+        <w:snapToGrid w:val="0"/>
+      </w:pPr>
+      <w:r>
+        <w:rPr>
+          <w:rFonts w:ascii="맑은 고딕" w:hAnsi="맑은 고딕" w:eastAsia="맑은 고딕"/>
+          <w:b w:val="0"/>
+          <w:sz w:val="17"/>
+          <w:u w:val="none"/>
+        </w:rPr>
+        <w:t>② careful tests designed to prove which foods are the healthiest</w:t>
+      </w:r>
+    </w:p>
+    <w:p>
+      <w:pPr>
+        <w:spacing w:before="0" w:after="0" w:line="269" w:lineRule="auto"/>
+        <w:ind w:left="180" w:hanging="180"/>
+        <w:snapToGrid w:val="0"/>
+      </w:pPr>
+      <w:r>
+        <w:rPr>
+          <w:rFonts w:ascii="맑은 고딕" w:hAnsi="맑은 고딕" w:eastAsia="맑은 고딕"/>
+          <w:b w:val="0"/>
+          <w:sz w:val="17"/>
+          <w:u w:val="none"/>
+        </w:rPr>
+        <w:t>③ programmes in which traditional societies try modern diets under supervision</w:t>
+      </w:r>
+    </w:p>
+    <w:p>
+      <w:pPr>
+        <w:spacing w:before="0" w:after="0" w:line="269" w:lineRule="auto"/>
+        <w:ind w:left="180" w:hanging="180"/>
+        <w:snapToGrid w:val="0"/>
+      </w:pPr>
+      <w:r>
+        <w:rPr>
+          <w:rFonts w:ascii="맑은 고딕" w:hAnsi="맑은 고딕" w:eastAsia="맑은 고딕"/>
+          <w:b w:val="0"/>
+          <w:sz w:val="17"/>
+          <w:u w:val="none"/>
+        </w:rPr>
+        <w:t>④ risky trials we perform on ourselves without knowing what the results will be</w:t>
+      </w:r>
+    </w:p>
+    <w:p>
+      <w:pPr>
+        <w:spacing w:before="0" w:after="0" w:line="269" w:lineRule="auto"/>
+        <w:ind w:left="180" w:hanging="180"/>
+        <w:snapToGrid w:val="0"/>
+      </w:pPr>
+      <w:r>
+        <w:rPr>
+          <w:rFonts w:ascii="맑은 고딕" w:hAnsi="맑은 고딕" w:eastAsia="맑은 고딕"/>
+          <w:b w:val="0"/>
+          <w:sz w:val="17"/>
+          <w:u w:val="none"/>
+        </w:rPr>
+        <w:t>⑤ the gradual improvements in diet that each generation passes on to the next</w:t>
+      </w:r>
+    </w:p>
+    <w:p>
+      <w:pPr>
+        <w:keepNext/>
+        <w:spacing w:before="80" w:after="20" w:line="276" w:lineRule="auto"/>
+        <w:snapToGrid w:val="0"/>
+      </w:pPr>
+      <w:r>
+        <w:rPr>
+          <w:rFonts w:ascii="맑은 고딕" w:hAnsi="맑은 고딕" w:eastAsia="맑은 고딕"/>
+          <w:b/>
+          <w:sz w:val="17"/>
+          <w:u w:val="none"/>
+        </w:rPr>
+        <w:t>29-5.</w:t>
+      </w:r>
+      <w:r>
+        <w:rPr>
+          <w:rFonts w:ascii="맑은 고딕" w:hAnsi="맑은 고딕" w:eastAsia="맑은 고딕"/>
+          <w:b w:val="0"/>
+          <w:sz w:val="17"/>
+          <w:u w:val="none"/>
+        </w:rPr>
+        <w:t xml:space="preserve"> According to the passage, which of the following is </w:t>
+      </w:r>
+      <w:r>
+        <w:rPr>
+          <w:rFonts w:ascii="맑은 고딕" w:hAnsi="맑은 고딕" w:eastAsia="맑은 고딕"/>
+          <w:b w:val="0"/>
+          <w:sz w:val="17"/>
+          <w:u w:val="single"/>
+        </w:rPr>
+        <w:t>NOT</w:t>
+      </w:r>
+      <w:r>
+        <w:rPr>
+          <w:rFonts w:ascii="맑은 고딕" w:hAnsi="맑은 고딕" w:eastAsia="맑은 고딕"/>
+          <w:b w:val="0"/>
+          <w:sz w:val="17"/>
+          <w:u w:val="none"/>
+        </w:rPr>
+        <w:t xml:space="preserve"> true? [2.9점]</w:t>
+      </w:r>
+    </w:p>
+    <w:p>
+      <w:pPr>
+        <w:spacing w:before="0" w:after="60" w:line="288" w:lineRule="auto"/>
+        <w:ind w:left="40"/>
+        <w:snapToGrid w:val="0"/>
+        <w:pBdr>
+          <w:top w:val="single" w:sz="4" w:space="2" w:color="999999"/>
+          <w:left w:val="single" w:sz="4" w:space="2" w:color="999999"/>
+          <w:bottom w:val="single" w:sz="4" w:space="2" w:color="999999"/>
+          <w:right w:val="single" w:sz="4" w:space="2" w:color="999999"/>
+        </w:pBdr>
+        <w:shd w:val="clear" w:color="auto" w:fill="F6F3EA"/>
+      </w:pPr>
+      <w:r>
+        <w:rPr>
+          <w:rFonts w:ascii="맑은 고딕" w:hAnsi="맑은 고딕" w:eastAsia="맑은 고딕"/>
+          <w:b w:val="0"/>
+          <w:sz w:val="17"/>
+          <w:u w:val="none"/>
+        </w:rPr>
+        <w:t>Over a very long time, humans have developed quiet and intricate ways of getting the most out of whatever food was within reach. So when we alter what we eat — above all when we alter it in a hurry — we are, in practice, running an enormous and untested experiment on our own nutrition. A little more modesty would suit us. The study of nutrition is a young field, and the gaps in its knowledge are vast. Where people have eaten a particular food in a particular way for thousands of years, the wise starting point is to suppose that a sound reason lies behind the habit, unless and until someone shows otherwise. A traditional food that sits awkwardly on today’s official diet chart should, as a rule, be preferred to a heavily processed product that happens to fit the chart. By the same logic, a fatty blood sausage made the old way deserves the benefit of the doubt over a lean sausage from a factory, and a spoon of honey over a shake of artificial sweetener. Seeing how badly traditional communities fare as their diets modernise ought to prompt those of us who modernised long ago to ask whether we have strayed too far from where we started.</w:t>
+      </w:r>
+    </w:p>
+    <w:p>
+      <w:pPr>
+        <w:spacing w:before="0" w:after="0" w:line="269" w:lineRule="auto"/>
+        <w:ind w:left="180" w:hanging="180"/>
+        <w:snapToGrid w:val="0"/>
+      </w:pPr>
+      <w:r>
+        <w:rPr>
+          <w:rFonts w:ascii="맑은 고딕" w:hAnsi="맑은 고딕" w:eastAsia="맑은 고딕"/>
+          <w:b w:val="0"/>
+          <w:sz w:val="17"/>
+          <w:u w:val="none"/>
+        </w:rPr>
+        <w:t>① Changing what we eat quickly is compared to running an untested experiment on ourselves.</w:t>
+      </w:r>
+    </w:p>
+    <w:p>
+      <w:pPr>
+        <w:spacing w:before="0" w:after="0" w:line="269" w:lineRule="auto"/>
+        <w:ind w:left="180" w:hanging="180"/>
+        <w:snapToGrid w:val="0"/>
+      </w:pPr>
+      <w:r>
+        <w:rPr>
+          <w:rFonts w:ascii="맑은 고딕" w:hAnsi="맑은 고딕" w:eastAsia="맑은 고딕"/>
+          <w:b w:val="0"/>
+          <w:sz w:val="17"/>
+          <w:u w:val="none"/>
+        </w:rPr>
+        <w:t>② The writer regards nutritional science as a field with large gaps in its knowledge.</w:t>
+      </w:r>
+    </w:p>
+    <w:p>
+      <w:pPr>
+        <w:spacing w:before="0" w:after="0" w:line="269" w:lineRule="auto"/>
+        <w:ind w:left="180" w:hanging="180"/>
+        <w:snapToGrid w:val="0"/>
+      </w:pPr>
+      <w:r>
+        <w:rPr>
+          <w:rFonts w:ascii="맑은 고딕" w:hAnsi="맑은 고딕" w:eastAsia="맑은 고딕"/>
+          <w:b w:val="0"/>
+          <w:sz w:val="17"/>
+          <w:u w:val="none"/>
+        </w:rPr>
+        <w:t>③ The writer urges traditional communities that are modernising their diets to question whether they have gone too far.</w:t>
+      </w:r>
+    </w:p>
+    <w:p>
+      <w:pPr>
+        <w:spacing w:before="0" w:after="0" w:line="269" w:lineRule="auto"/>
+        <w:ind w:left="180" w:hanging="180"/>
+        <w:snapToGrid w:val="0"/>
+      </w:pPr>
+      <w:r>
+        <w:rPr>
+          <w:rFonts w:ascii="맑은 고딕" w:hAnsi="맑은 고딕" w:eastAsia="맑은 고딕"/>
+          <w:b w:val="0"/>
+          <w:sz w:val="17"/>
+          <w:u w:val="none"/>
+        </w:rPr>
+        <w:t>④ A food that does not fit today’s diet chart may still deserve to be chosen over a processed one that does.</w:t>
+      </w:r>
+    </w:p>
+    <w:p>
+      <w:pPr>
+        <w:spacing w:before="0" w:after="0" w:line="269" w:lineRule="auto"/>
+        <w:ind w:left="180" w:hanging="180"/>
+        <w:snapToGrid w:val="0"/>
+      </w:pPr>
+      <w:r>
+        <w:rPr>
+          <w:rFonts w:ascii="맑은 고딕" w:hAnsi="맑은 고딕" w:eastAsia="맑은 고딕"/>
+          <w:b w:val="0"/>
+          <w:sz w:val="17"/>
+          <w:u w:val="none"/>
+        </w:rPr>
+        <w:t>⑤ The writer would give a spoon of honey the benefit of the doubt over an artificial sweetener.</w:t>
+      </w:r>
+    </w:p>
+    <w:p>
+      <w:pPr>
+        <w:keepNext/>
+        <w:spacing w:before="80" w:after="20" w:line="276" w:lineRule="auto"/>
+        <w:snapToGrid w:val="0"/>
+      </w:pPr>
+      <w:r>
+        <w:rPr>
+          <w:rFonts w:ascii="맑은 고딕" w:hAnsi="맑은 고딕" w:eastAsia="맑은 고딕"/>
+          <w:b/>
+          <w:sz w:val="17"/>
+          <w:u w:val="none"/>
+        </w:rPr>
+        <w:t>29-6.</w:t>
+      </w:r>
+      <w:r>
+        <w:rPr>
+          <w:rFonts w:ascii="맑은 고딕" w:hAnsi="맑은 고딕" w:eastAsia="맑은 고딕"/>
+          <w:b w:val="0"/>
+          <w:sz w:val="17"/>
+          <w:u w:val="none"/>
+        </w:rPr>
+        <w:t xml:space="preserve"> Which of the following questions </w:t>
+      </w:r>
+      <w:r>
+        <w:rPr>
+          <w:rFonts w:ascii="맑은 고딕" w:hAnsi="맑은 고딕" w:eastAsia="맑은 고딕"/>
+          <w:b w:val="0"/>
+          <w:sz w:val="17"/>
+          <w:u w:val="single"/>
+        </w:rPr>
+        <w:t>CANNOT</w:t>
+      </w:r>
+      <w:r>
+        <w:rPr>
+          <w:rFonts w:ascii="맑은 고딕" w:hAnsi="맑은 고딕" w:eastAsia="맑은 고딕"/>
+          <w:b w:val="0"/>
+          <w:sz w:val="17"/>
+          <w:u w:val="none"/>
+        </w:rPr>
+        <w:t xml:space="preserve"> be answered based on the passage? [2.9점]</w:t>
+      </w:r>
+    </w:p>
+    <w:p>
+      <w:pPr>
+        <w:spacing w:before="0" w:after="60" w:line="288" w:lineRule="auto"/>
+        <w:ind w:left="40"/>
+        <w:snapToGrid w:val="0"/>
+        <w:pBdr>
+          <w:top w:val="single" w:sz="4" w:space="2" w:color="999999"/>
+          <w:left w:val="single" w:sz="4" w:space="2" w:color="999999"/>
+          <w:bottom w:val="single" w:sz="4" w:space="2" w:color="999999"/>
+          <w:right w:val="single" w:sz="4" w:space="2" w:color="999999"/>
+        </w:pBdr>
+        <w:shd w:val="clear" w:color="auto" w:fill="F6F3EA"/>
+      </w:pPr>
+      <w:r>
+        <w:rPr>
+          <w:rFonts w:ascii="맑은 고딕" w:hAnsi="맑은 고딕" w:eastAsia="맑은 고딕"/>
+          <w:b w:val="0"/>
+          <w:sz w:val="17"/>
+          <w:u w:val="none"/>
+        </w:rPr>
+        <w:t>Over a very long time, humans have developed quiet and intricate ways of getting the most out of whatever food was within reach. So when we alter what we eat — above all when we alter it in a hurry — we are, in practice, running an enormous and untested experiment on our own nutrition. A little more modesty would suit us. The study of nutrition is a young field, and the gaps in its knowledge are vast. Where people have eaten a particular food in a particular way for thousands of years, the wise starting point is to suppose that a sound reason lies behind the habit, unless and until someone shows otherwise. A traditional food that sits awkwardly on today’s official diet chart should, as a rule, be preferred to a heavily processed product that happens to fit the chart. By the same logic, a fatty blood sausage made the old way deserves the benefit of the doubt over a lean sausage from a factory, and a spoon of honey over a shake of artificial sweetener. Seeing how badly traditional communities fare as their diets modernise ought to prompt those of us who modernised long ago to ask whether we have strayed too far from where we started.</w:t>
+      </w:r>
+    </w:p>
+    <w:p>
+      <w:pPr>
+        <w:spacing w:before="0" w:after="0" w:line="269" w:lineRule="auto"/>
+        <w:ind w:left="180" w:hanging="180"/>
+        <w:snapToGrid w:val="0"/>
+      </w:pPr>
+      <w:r>
+        <w:rPr>
+          <w:rFonts w:ascii="맑은 고딕" w:hAnsi="맑은 고딕" w:eastAsia="맑은 고딕"/>
+          <w:b w:val="0"/>
+          <w:sz w:val="17"/>
+          <w:u w:val="none"/>
+        </w:rPr>
+        <w:t>① What does the writer compare a hurried change of diet to?</w:t>
+      </w:r>
+    </w:p>
+    <w:p>
+      <w:pPr>
+        <w:spacing w:before="0" w:after="0" w:line="269" w:lineRule="auto"/>
+        <w:ind w:left="180" w:hanging="180"/>
+        <w:snapToGrid w:val="0"/>
+      </w:pPr>
+      <w:r>
+        <w:rPr>
+          <w:rFonts w:ascii="맑은 고딕" w:hAnsi="맑은 고딕" w:eastAsia="맑은 고딕"/>
+          <w:b w:val="0"/>
+          <w:sz w:val="17"/>
+          <w:u w:val="none"/>
+        </w:rPr>
+        <w:t>② Which specific diseases have increased in traditional communities whose diets have modernised?</w:t>
+      </w:r>
+    </w:p>
+    <w:p>
+      <w:pPr>
+        <w:spacing w:before="0" w:after="0" w:line="269" w:lineRule="auto"/>
+        <w:ind w:left="180" w:hanging="180"/>
+        <w:snapToGrid w:val="0"/>
+      </w:pPr>
+      <w:r>
+        <w:rPr>
+          <w:rFonts w:ascii="맑은 고딕" w:hAnsi="맑은 고딕" w:eastAsia="맑은 고딕"/>
+          <w:b w:val="0"/>
+          <w:sz w:val="17"/>
+          <w:u w:val="none"/>
+        </w:rPr>
+        <w:t>③ How does the writer describe the current state of nutritional science?</w:t>
+      </w:r>
+    </w:p>
+    <w:p>
+      <w:pPr>
+        <w:spacing w:before="0" w:after="0" w:line="269" w:lineRule="auto"/>
+        <w:ind w:left="180" w:hanging="180"/>
+        <w:snapToGrid w:val="0"/>
+      </w:pPr>
+      <w:r>
+        <w:rPr>
+          <w:rFonts w:ascii="맑은 고딕" w:hAnsi="맑은 고딕" w:eastAsia="맑은 고딕"/>
+          <w:b w:val="0"/>
+          <w:sz w:val="17"/>
+          <w:u w:val="none"/>
+        </w:rPr>
+        <w:t>④ Which should be preferred, according to the writer: a traditional food that fits the diet chart poorly, or a processed food that fits it well?</w:t>
+      </w:r>
+    </w:p>
+    <w:p>
+      <w:pPr>
+        <w:spacing w:before="0" w:after="0" w:line="269" w:lineRule="auto"/>
+        <w:ind w:left="180" w:hanging="180"/>
+        <w:snapToGrid w:val="0"/>
+      </w:pPr>
+      <w:r>
+        <w:rPr>
+          <w:rFonts w:ascii="맑은 고딕" w:hAnsi="맑은 고딕" w:eastAsia="맑은 고딕"/>
+          <w:b w:val="0"/>
+          <w:sz w:val="17"/>
+          <w:u w:val="none"/>
+        </w:rPr>
+        <w:t>⑤ Whom does the writer want to ask whether they have strayed too far from their original diet?</w:t>
+      </w:r>
+    </w:p>
+    <w:p>
+      <w:pPr>
+        <w:keepNext/>
+        <w:spacing w:before="80" w:after="20" w:line="276" w:lineRule="auto"/>
+        <w:snapToGrid w:val="0"/>
+      </w:pPr>
+      <w:r>
+        <w:rPr>
+          <w:rFonts w:ascii="맑은 고딕" w:hAnsi="맑은 고딕" w:eastAsia="맑은 고딕"/>
+          <w:b/>
+          <w:sz w:val="17"/>
+          <w:u w:val="none"/>
+        </w:rPr>
+        <w:t>29-7.</w:t>
+      </w:r>
+      <w:r>
+        <w:rPr>
+          <w:rFonts w:ascii="맑은 고딕" w:hAnsi="맑은 고딕" w:eastAsia="맑은 고딕"/>
+          <w:b w:val="0"/>
+          <w:sz w:val="17"/>
+          <w:u w:val="none"/>
+        </w:rPr>
+        <w:t xml:space="preserve"> 다음 글의 밑줄 친 부분 중, 문맥상 낱말의 쓰임이 적절하지 </w:t>
+      </w:r>
+      <w:r>
+        <w:rPr>
+          <w:rFonts w:ascii="맑은 고딕" w:hAnsi="맑은 고딕" w:eastAsia="맑은 고딕"/>
+          <w:b w:val="0"/>
+          <w:sz w:val="17"/>
+          <w:u w:val="single"/>
+        </w:rPr>
+        <w:t>않은</w:t>
+      </w:r>
+      <w:r>
+        <w:rPr>
+          <w:rFonts w:ascii="맑은 고딕" w:hAnsi="맑은 고딕" w:eastAsia="맑은 고딕"/>
+          <w:b w:val="0"/>
+          <w:sz w:val="17"/>
+          <w:u w:val="none"/>
+        </w:rPr>
+        <w:t xml:space="preserve"> 것은? [3.1점]</w:t>
+      </w:r>
+    </w:p>
+    <w:p>
+      <w:pPr>
+        <w:spacing w:before="0" w:after="60" w:line="288" w:lineRule="auto"/>
+        <w:ind w:left="40"/>
+        <w:snapToGrid w:val="0"/>
+        <w:pBdr>
+          <w:top w:val="single" w:sz="4" w:space="2" w:color="999999"/>
+          <w:left w:val="single" w:sz="4" w:space="2" w:color="999999"/>
+          <w:bottom w:val="single" w:sz="4" w:space="2" w:color="999999"/>
+          <w:right w:val="single" w:sz="4" w:space="2" w:color="999999"/>
+        </w:pBdr>
+        <w:shd w:val="clear" w:color="auto" w:fill="F6F3EA"/>
+      </w:pPr>
+      <w:r>
+        <w:rPr>
+          <w:rFonts w:ascii="맑은 고딕" w:hAnsi="맑은 고딕" w:eastAsia="맑은 고딕"/>
+          <w:b w:val="0"/>
+          <w:sz w:val="17"/>
+          <w:u w:val="none"/>
+        </w:rPr>
+        <w:t>Human beings have evolved to make the most of the resources available to them in ways that are ①</w:t>
+      </w:r>
+      <w:r>
+        <w:rPr>
+          <w:rFonts w:ascii="맑은 고딕" w:hAnsi="맑은 고딕" w:eastAsia="맑은 고딕"/>
+          <w:b w:val="0"/>
+          <w:sz w:val="17"/>
+          <w:u w:val="single"/>
+        </w:rPr>
+        <w:t>subtle</w:t>
+      </w:r>
+      <w:r>
+        <w:rPr>
+          <w:rFonts w:ascii="맑은 고딕" w:hAnsi="맑은 고딕" w:eastAsia="맑은 고딕"/>
+          <w:b w:val="0"/>
+          <w:sz w:val="17"/>
+          <w:u w:val="none"/>
+        </w:rPr>
+        <w:t xml:space="preserve"> and complicated. When we change our diets, especially when we do so quickly, we are effectively conducting huge experiments in nutrition. We ought to have more ②</w:t>
+      </w:r>
+      <w:r>
+        <w:rPr>
+          <w:rFonts w:ascii="맑은 고딕" w:hAnsi="맑은 고딕" w:eastAsia="맑은 고딕"/>
+          <w:b w:val="0"/>
+          <w:sz w:val="17"/>
+          <w:u w:val="single"/>
+        </w:rPr>
+        <w:t>humility</w:t>
+      </w:r>
+      <w:r>
+        <w:rPr>
+          <w:rFonts w:ascii="맑은 고딕" w:hAnsi="맑은 고딕" w:eastAsia="맑은 고딕"/>
+          <w:b w:val="0"/>
+          <w:sz w:val="17"/>
+          <w:u w:val="none"/>
+        </w:rPr>
+        <w:t>. Nutritional science is still ③</w:t>
+      </w:r>
+      <w:r>
+        <w:rPr>
+          <w:rFonts w:ascii="맑은 고딕" w:hAnsi="맑은 고딕" w:eastAsia="맑은 고딕"/>
+          <w:b w:val="0"/>
+          <w:sz w:val="17"/>
+          <w:u w:val="single"/>
+        </w:rPr>
+        <w:t>young</w:t>
+      </w:r>
+      <w:r>
+        <w:rPr>
+          <w:rFonts w:ascii="맑은 고딕" w:hAnsi="맑은 고딕" w:eastAsia="맑은 고딕"/>
+          <w:b w:val="0"/>
+          <w:sz w:val="17"/>
+          <w:u w:val="none"/>
+        </w:rPr>
+        <w:t xml:space="preserve"> and there is so much we do not know. If we have eaten certain foods in certain ways for millennia, we should assume until it is proven otherwise that there is probably a good reason why. A traditional food that sits awkwardly on today’s official diet chart should, as a rule, be preferred to a heavily processed product that happens to fit the chart. We should assume that traditionally made fatty blood sausages are ④</w:t>
+      </w:r>
+      <w:r>
+        <w:rPr>
+          <w:rFonts w:ascii="맑은 고딕" w:hAnsi="맑은 고딕" w:eastAsia="맑은 고딕"/>
+          <w:b w:val="0"/>
+          <w:sz w:val="17"/>
+          <w:u w:val="single"/>
+        </w:rPr>
+        <w:t>inferior</w:t>
+      </w:r>
+      <w:r>
+        <w:rPr>
+          <w:rFonts w:ascii="맑은 고딕" w:hAnsi="맑은 고딕" w:eastAsia="맑은 고딕"/>
+          <w:b w:val="0"/>
+          <w:sz w:val="17"/>
+          <w:u w:val="none"/>
+        </w:rPr>
+        <w:t xml:space="preserve"> to lean, factory-made salamis; that spoonfuls of honey are superior to sprinkles of sweeteners. Witnessing how ⑤</w:t>
+      </w:r>
+      <w:r>
+        <w:rPr>
+          <w:rFonts w:ascii="맑은 고딕" w:hAnsi="맑은 고딕" w:eastAsia="맑은 고딕"/>
+          <w:b w:val="0"/>
+          <w:sz w:val="17"/>
+          <w:u w:val="single"/>
+        </w:rPr>
+        <w:t>poorly</w:t>
+      </w:r>
+      <w:r>
+        <w:rPr>
+          <w:rFonts w:ascii="맑은 고딕" w:hAnsi="맑은 고딕" w:eastAsia="맑은 고딕"/>
+          <w:b w:val="0"/>
+          <w:sz w:val="17"/>
+          <w:u w:val="none"/>
+        </w:rPr>
+        <w:t xml:space="preserve"> traditional societies are faring as they undergo a nutrition transition should make those who have already completed it question whether their diets have moved too far.</w:t>
+      </w:r>
+    </w:p>
+    <w:p>
+      <w:pPr>
+        <w:spacing w:before="0" w:after="20" w:line="276" w:lineRule="auto"/>
+        <w:ind w:left="80"/>
+        <w:snapToGrid w:val="0"/>
+      </w:pPr>
+      <w:r>
+        <w:rPr>
+          <w:rFonts w:ascii="맑은 고딕" w:hAnsi="맑은 고딕" w:eastAsia="맑은 고딕"/>
+          <w:b w:val="0"/>
+          <w:sz w:val="17"/>
+          <w:u w:val="none"/>
+        </w:rPr>
+        <w:t>① ①    ② ②    ③ ③    ④ ④    ⑤ ⑤</w:t>
+      </w:r>
+    </w:p>
+    <w:p>
+      <w:pPr>
+        <w:keepNext/>
+        <w:spacing w:before="80" w:after="40" w:line="276" w:lineRule="auto"/>
+        <w:snapToGrid w:val="0"/>
+        <w:shd w:val="clear" w:color="auto" w:fill="8A3A12"/>
+      </w:pPr>
+      <w:r>
+        <w:rPr>
+          <w:rFonts w:ascii="맑은 고딕" w:hAnsi="맑은 고딕" w:eastAsia="맑은 고딕"/>
+          <w:b/>
+          <w:color w:val="FFFFFF"/>
+          <w:sz w:val="17"/>
+          <w:u w:val="none"/>
+        </w:rPr>
+        <w:t>서답형  29-서1 ~ 29-서2</w:t>
+      </w:r>
+    </w:p>
+    <w:p>
+      <w:pPr>
+        <w:keepNext/>
+        <w:spacing w:before="80" w:after="20" w:line="276" w:lineRule="auto"/>
+        <w:snapToGrid w:val="0"/>
+      </w:pPr>
+      <w:r>
+        <w:rPr>
+          <w:rFonts w:ascii="맑은 고딕" w:hAnsi="맑은 고딕" w:eastAsia="맑은 고딕"/>
+          <w:b/>
+          <w:sz w:val="17"/>
+          <w:u w:val="none"/>
+        </w:rPr>
+        <w:t>29-서1.</w:t>
+      </w:r>
+      <w:r>
+        <w:rPr>
+          <w:rFonts w:ascii="맑은 고딕" w:hAnsi="맑은 고딕" w:eastAsia="맑은 고딕"/>
+          <w:b w:val="0"/>
+          <w:sz w:val="17"/>
+          <w:u w:val="none"/>
+        </w:rPr>
+        <w:t xml:space="preserve"> 다음 글의 밑줄 친 문장과 같은 뜻이 되도록 &lt;보기&gt;의 표현을 모두 사용하여 &lt;조건&gt;에 맞게 영작하시오. [3점] [3.0점]</w:t>
+      </w:r>
+    </w:p>
+    <w:p>
+      <w:pPr>
+        <w:spacing w:before="0" w:after="60" w:line="288" w:lineRule="auto"/>
+        <w:ind w:left="40"/>
+        <w:snapToGrid w:val="0"/>
+        <w:pBdr>
+          <w:top w:val="single" w:sz="4" w:space="2" w:color="999999"/>
+          <w:left w:val="single" w:sz="4" w:space="2" w:color="999999"/>
+          <w:bottom w:val="single" w:sz="4" w:space="2" w:color="999999"/>
+          <w:right w:val="single" w:sz="4" w:space="2" w:color="999999"/>
+        </w:pBdr>
+        <w:shd w:val="clear" w:color="auto" w:fill="F6F3EA"/>
+      </w:pPr>
+      <w:r>
+        <w:rPr>
+          <w:rFonts w:ascii="맑은 고딕" w:hAnsi="맑은 고딕" w:eastAsia="맑은 고딕"/>
+          <w:b w:val="0"/>
+          <w:sz w:val="17"/>
+          <w:u w:val="none"/>
+        </w:rPr>
+        <w:t xml:space="preserve">If we have eaten certain foods in certain ways for millennia, we should assume until it is proven otherwise that there is probably a good reason why. </w:t>
+      </w:r>
+      <w:r>
+        <w:rPr>
+          <w:rFonts w:ascii="맑은 고딕" w:hAnsi="맑은 고딕" w:eastAsia="맑은 고딕"/>
+          <w:b w:val="0"/>
+          <w:sz w:val="17"/>
+          <w:u w:val="single"/>
+        </w:rPr>
+        <w:t>Traditional foods that don’t fit neatly on the contemporary dietary food plate should generally be chosen over highly processed ones that do.</w:t>
+      </w:r>
+    </w:p>
+    <w:p>
+      <w:pPr>
+        <w:spacing w:before="0" w:after="60" w:line="288" w:lineRule="auto"/>
+        <w:ind w:left="40"/>
+        <w:snapToGrid w:val="0"/>
+        <w:pBdr>
+          <w:top w:val="single" w:sz="4" w:space="2" w:color="9B6BD0"/>
+          <w:left w:val="single" w:sz="4" w:space="2" w:color="9B6BD0"/>
+          <w:bottom w:val="single" w:sz="4" w:space="2" w:color="9B6BD0"/>
+          <w:right w:val="single" w:sz="4" w:space="2" w:color="9B6BD0"/>
+        </w:pBdr>
+        <w:shd w:val="clear" w:color="auto" w:fill="FAF5FF"/>
+      </w:pPr>
+      <w:r>
+        <w:rPr>
+          <w:rFonts w:ascii="맑은 고딕" w:hAnsi="맑은 고딕" w:eastAsia="맑은 고딕"/>
+          <w:b/>
+          <w:sz w:val="17"/>
+          <w:u w:val="none"/>
+        </w:rPr>
+        <w:t>&lt;보 기&gt;</w:t>
+      </w:r>
+      <w:r>
+        <w:rPr>
+          <w:rFonts w:ascii="맑은 고딕" w:hAnsi="맑은 고딕" w:eastAsia="맑은 고딕"/>
+          <w:b w:val="0"/>
+          <w:sz w:val="17"/>
+          <w:u w:val="none"/>
+        </w:rPr>
+        <w:t xml:space="preserve"> we / should / generally / chosen / traditional foods / that / don’t fit neatly / on the contemporary dietary food plate / over / highly processed ones / that do</w:t>
       </w:r>
     </w:p>
     <w:p>
@@ -1689,11 +2697,103 @@
       <w:r>
         <w:rPr>
           <w:rFonts w:ascii="맑은 고딕" w:hAnsi="맑은 고딕" w:eastAsia="맑은 고딕"/>
+          <w:b/>
+          <w:sz w:val="17"/>
+          <w:u w:val="none"/>
+        </w:rPr>
+        <w:t>&lt;조 건&gt;</w:t>
+      </w:r>
+    </w:p>
+    <w:p>
+      <w:pPr>
+        <w:spacing w:before="0" w:after="0" w:line="288" w:lineRule="auto"/>
+        <w:ind w:left="40"/>
+        <w:snapToGrid w:val="0"/>
+        <w:pBdr>
+          <w:top w:val="single" w:sz="4" w:space="2" w:color="9B6BD0"/>
+          <w:left w:val="single" w:sz="4" w:space="2" w:color="9B6BD0"/>
+          <w:bottom w:val="single" w:sz="4" w:space="2" w:color="9B6BD0"/>
+          <w:right w:val="single" w:sz="4" w:space="2" w:color="9B6BD0"/>
+        </w:pBdr>
+        <w:shd w:val="clear" w:color="auto" w:fill="FAF5FF"/>
+      </w:pPr>
+      <w:r>
+        <w:rPr>
+          <w:rFonts w:ascii="맑은 고딕" w:hAnsi="맑은 고딕" w:eastAsia="맑은 고딕"/>
           <w:b w:val="0"/>
           <w:sz w:val="17"/>
           <w:u w:val="none"/>
         </w:rPr>
-        <w:t>(d) In the context, ⓐ ‘faring’ can be replaced by ‘thriving’ without changing the meaning.</w:t>
+        <w:t>1. Use ALL the expressions in the box, each only once.</w:t>
+      </w:r>
+    </w:p>
+    <w:p>
+      <w:pPr>
+        <w:spacing w:before="0" w:after="0" w:line="288" w:lineRule="auto"/>
+        <w:ind w:left="40"/>
+        <w:snapToGrid w:val="0"/>
+        <w:pBdr>
+          <w:top w:val="single" w:sz="4" w:space="2" w:color="9B6BD0"/>
+          <w:left w:val="single" w:sz="4" w:space="2" w:color="9B6BD0"/>
+          <w:bottom w:val="single" w:sz="4" w:space="2" w:color="9B6BD0"/>
+          <w:right w:val="single" w:sz="4" w:space="2" w:color="9B6BD0"/>
+        </w:pBdr>
+        <w:shd w:val="clear" w:color="auto" w:fill="FAF5FF"/>
+      </w:pPr>
+      <w:r>
+        <w:rPr>
+          <w:rFonts w:ascii="맑은 고딕" w:hAnsi="맑은 고딕" w:eastAsia="맑은 고딕"/>
+          <w:b w:val="0"/>
+          <w:sz w:val="17"/>
+          <w:u w:val="none"/>
+        </w:rPr>
+        <w:t>2. Change the form of ONE word only, and do NOT add any other words.</w:t>
+      </w:r>
+    </w:p>
+    <w:p>
+      <w:pPr>
+        <w:spacing w:before="0" w:after="0" w:line="288" w:lineRule="auto"/>
+        <w:ind w:left="40"/>
+        <w:snapToGrid w:val="0"/>
+        <w:pBdr>
+          <w:top w:val="single" w:sz="4" w:space="2" w:color="9B6BD0"/>
+          <w:left w:val="single" w:sz="4" w:space="2" w:color="9B6BD0"/>
+          <w:bottom w:val="single" w:sz="4" w:space="2" w:color="9B6BD0"/>
+          <w:right w:val="single" w:sz="4" w:space="2" w:color="9B6BD0"/>
+        </w:pBdr>
+        <w:shd w:val="clear" w:color="auto" w:fill="FAF5FF"/>
+      </w:pPr>
+      <w:r>
+        <w:rPr>
+          <w:rFonts w:ascii="맑은 고딕" w:hAnsi="맑은 고딕" w:eastAsia="맑은 고딕"/>
+          <w:b w:val="0"/>
+          <w:sz w:val="17"/>
+          <w:u w:val="none"/>
+        </w:rPr>
+        <w:t>3. Begin with ‘We’ and rewrite the sentence in the active voice.</w:t>
+      </w:r>
+    </w:p>
+    <w:p>
+      <w:pPr>
+        <w:spacing w:before="0" w:after="0" w:line="288" w:lineRule="auto"/>
+        <w:ind w:left="40"/>
+        <w:snapToGrid w:val="0"/>
+        <w:pBdr>
+          <w:top w:val="single" w:sz="4" w:space="2" w:color="9B6BD0"/>
+          <w:left w:val="single" w:sz="4" w:space="2" w:color="9B6BD0"/>
+          <w:bottom w:val="single" w:sz="4" w:space="2" w:color="9B6BD0"/>
+          <w:right w:val="single" w:sz="4" w:space="2" w:color="9B6BD0"/>
+        </w:pBdr>
+        <w:shd w:val="clear" w:color="auto" w:fill="FAF5FF"/>
+      </w:pPr>
+      <w:r>
+        <w:rPr>
+          <w:rFonts w:ascii="맑은 고딕" w:hAnsi="맑은 고딕" w:eastAsia="맑은 고딕"/>
+          <w:b w:val="0"/>
+          <w:sz w:val="17"/>
+          <w:u w:val="none"/>
+        </w:rPr>
+        <w:t>4. Write 22 words in total.</w:t>
       </w:r>
     </w:p>
     <w:p>
@@ -1716,13 +2816,12 @@
           <w:sz w:val="17"/>
           <w:u w:val="none"/>
         </w:rPr>
-        <w:t>(e) The writer takes a food’s long history of being eaten as a sign that there is probably a reason for it.</w:t>
+        <w:t>5. 답안지에 소문항 번호를 정확하게 기입할 것</w:t>
       </w:r>
     </w:p>
     <w:p>
       <w:pPr>
-        <w:spacing w:before="0" w:after="20" w:line="276" w:lineRule="auto"/>
-        <w:ind w:left="80"/>
+        <w:spacing w:before="0" w:after="40" w:line="360" w:lineRule="auto"/>
         <w:snapToGrid w:val="0"/>
       </w:pPr>
       <w:r>
@@ -1732,7 +2831,7 @@
           <w:sz w:val="17"/>
           <w:u w:val="none"/>
         </w:rPr>
-        <w:t>① (a), (c)    ② (b), (d), (e)    ③ (c), (e)    ④ (a), (d)    ⑤ (c), (d)</w:t>
+        <w:t>⇒ We ________________________________________________________________________ .</w:t>
       </w:r>
     </w:p>
     <w:p>
@@ -1748,7 +2847,7 @@
           <w:sz w:val="17"/>
           <w:u w:val="none"/>
         </w:rPr>
-        <w:t>29-2.</w:t>
+        <w:t>29-서2.</w:t>
       </w:r>
       <w:r>
         <w:rPr>
@@ -1757,7 +2856,7 @@
           <w:sz w:val="17"/>
           <w:u w:val="none"/>
         </w:rPr>
-        <w:t xml:space="preserve"> 다음 글의 밑줄 친 ⓐ ~ ⓕ 중, 어법상 </w:t>
+        <w:t xml:space="preserve"> 다음 글을 읽고, 물음에 </w:t>
       </w:r>
       <w:r>
         <w:rPr>
@@ -1766,7 +2865,7 @@
           <w:sz w:val="17"/>
           <w:u w:val="single"/>
         </w:rPr>
-        <w:t>틀린</w:t>
+        <w:t>영어로</w:t>
       </w:r>
       <w:r>
         <w:rPr>
@@ -1775,7 +2874,7 @@
           <w:sz w:val="17"/>
           <w:u w:val="none"/>
         </w:rPr>
-        <w:t xml:space="preserve"> 것을 모두 고른 것은? [3.1점]</w:t>
+        <w:t xml:space="preserve"> 답하시오. (본문의 표현을 활용하되 완전한 문장으로 쓸 것) [각 1.5점, 총 3점] [3.0점]</w:t>
       </w:r>
     </w:p>
     <w:p>
@@ -1798,17 +2897,68 @@
           <w:sz w:val="17"/>
           <w:u w:val="none"/>
         </w:rPr>
-        <w:t>Human beings have evolved to make the most of the resources available to them in ways ⓐ</w:t>
-      </w:r>
+        <w:t>Over a very long time, humans have developed quiet and intricate ways of getting the most out of whatever food was within reach. So when we alter what we eat — above all when we alter it in a hurry — we are, in practice, running an enormous and untested experiment on our own nutrition. A little more modesty would suit us. The study of nutrition is a young field, and the gaps in its knowledge are vast. Where people have eaten a particular food in a particular way for thousands of years, the wise starting point is to suppose that a sound reason lies behind the habit, unless and until someone shows otherwise. A traditional food that sits awkwardly on today’s official diet chart should, as a rule, be preferred to a heavily processed product that happens to fit the chart. By the same logic, a fatty blood sausage made the old way deserves the benefit of the doubt over a lean sausage from a factory, and a spoon of honey over a shake of artificial sweetener. Seeing how badly traditional communities fare as their diets modernise ought to prompt those of us who modernised long ago to ask whether we have strayed too far from where we started.</w:t>
+      </w:r>
+    </w:p>
+    <w:p>
+      <w:pPr>
+        <w:spacing w:before="0" w:after="0" w:line="288" w:lineRule="auto"/>
+        <w:ind w:left="40"/>
+        <w:snapToGrid w:val="0"/>
+        <w:pBdr>
+          <w:top w:val="single" w:sz="4" w:space="2" w:color="9B6BD0"/>
+          <w:left w:val="single" w:sz="4" w:space="2" w:color="9B6BD0"/>
+          <w:bottom w:val="single" w:sz="4" w:space="2" w:color="9B6BD0"/>
+          <w:right w:val="single" w:sz="4" w:space="2" w:color="9B6BD0"/>
+        </w:pBdr>
+        <w:shd w:val="clear" w:color="auto" w:fill="FAF5FF"/>
+      </w:pPr>
+      <w:r>
+        <w:rPr>
+          <w:rFonts w:ascii="맑은 고딕" w:hAnsi="맑은 고딕" w:eastAsia="맑은 고딕"/>
+          <w:b/>
+          <w:sz w:val="17"/>
+          <w:u w:val="none"/>
+        </w:rPr>
+        <w:t>&lt;조 건&gt;</w:t>
+      </w:r>
+    </w:p>
+    <w:p>
+      <w:pPr>
+        <w:spacing w:before="0" w:after="0" w:line="288" w:lineRule="auto"/>
+        <w:ind w:left="40"/>
+        <w:snapToGrid w:val="0"/>
+        <w:pBdr>
+          <w:top w:val="single" w:sz="4" w:space="2" w:color="9B6BD0"/>
+          <w:left w:val="single" w:sz="4" w:space="2" w:color="9B6BD0"/>
+          <w:bottom w:val="single" w:sz="4" w:space="2" w:color="9B6BD0"/>
+          <w:right w:val="single" w:sz="4" w:space="2" w:color="9B6BD0"/>
+        </w:pBdr>
+        <w:shd w:val="clear" w:color="auto" w:fill="FAF5FF"/>
+      </w:pPr>
       <w:r>
         <w:rPr>
           <w:rFonts w:ascii="맑은 고딕" w:hAnsi="맑은 고딕" w:eastAsia="맑은 고딕"/>
           <w:b w:val="0"/>
           <w:sz w:val="17"/>
-          <w:u w:val="single"/>
-        </w:rPr>
-        <w:t>that</w:t>
-      </w:r>
+          <w:u w:val="none"/>
+        </w:rPr>
+        <w:t>Q1. According to the writer, what should we suppose about a food that people have eaten in a particular way for thousands of years?</w:t>
+      </w:r>
+    </w:p>
+    <w:p>
+      <w:pPr>
+        <w:spacing w:before="0" w:after="0" w:line="288" w:lineRule="auto"/>
+        <w:ind w:left="40"/>
+        <w:snapToGrid w:val="0"/>
+        <w:pBdr>
+          <w:top w:val="single" w:sz="4" w:space="2" w:color="9B6BD0"/>
+          <w:left w:val="single" w:sz="4" w:space="2" w:color="9B6BD0"/>
+          <w:bottom w:val="single" w:sz="4" w:space="2" w:color="9B6BD0"/>
+          <w:right w:val="single" w:sz="4" w:space="2" w:color="9B6BD0"/>
+        </w:pBdr>
+        <w:shd w:val="clear" w:color="auto" w:fill="FAF5FF"/>
+      </w:pPr>
       <w:r>
         <w:rPr>
           <w:rFonts w:ascii="맑은 고딕" w:hAnsi="맑은 고딕" w:eastAsia="맑은 고딕"/>
@@ -1816,17 +2966,37 @@
           <w:sz w:val="17"/>
           <w:u w:val="none"/>
         </w:rPr>
-        <w:t xml:space="preserve"> are subtle and complicated. When we change our diets, especially when we do so quickly, we are effectively conducting huge experiments in nutrition. We ought to have more humility. Nutritional science is still young and there is so much we do not know. If we ⓑ</w:t>
-      </w:r>
+        <w:t>Q2. What does the writer say we are doing, in practice, when we change our diets in a hurry?</w:t>
+      </w:r>
+    </w:p>
+    <w:p>
+      <w:pPr>
+        <w:spacing w:before="0" w:after="60" w:line="288" w:lineRule="auto"/>
+        <w:ind w:left="40"/>
+        <w:snapToGrid w:val="0"/>
+        <w:pBdr>
+          <w:top w:val="single" w:sz="4" w:space="2" w:color="9B6BD0"/>
+          <w:left w:val="single" w:sz="4" w:space="2" w:color="9B6BD0"/>
+          <w:bottom w:val="single" w:sz="4" w:space="2" w:color="9B6BD0"/>
+          <w:right w:val="single" w:sz="4" w:space="2" w:color="9B6BD0"/>
+        </w:pBdr>
+        <w:shd w:val="clear" w:color="auto" w:fill="FAF5FF"/>
+      </w:pPr>
       <w:r>
         <w:rPr>
           <w:rFonts w:ascii="맑은 고딕" w:hAnsi="맑은 고딕" w:eastAsia="맑은 고딕"/>
           <w:b w:val="0"/>
           <w:sz w:val="17"/>
-          <w:u w:val="single"/>
-        </w:rPr>
-        <w:t>have eaten</w:t>
-      </w:r>
+          <w:u w:val="none"/>
+        </w:rPr>
+        <w:t>※ 답안지에 소문항 번호를 정확하게 기입할 것  예) 2-Q1 2-Q2</w:t>
+      </w:r>
+    </w:p>
+    <w:p>
+      <w:pPr>
+        <w:spacing w:before="0" w:after="40" w:line="360" w:lineRule="auto"/>
+        <w:snapToGrid w:val="0"/>
+      </w:pPr>
       <w:r>
         <w:rPr>
           <w:rFonts w:ascii="맑은 고딕" w:hAnsi="맑은 고딕" w:eastAsia="맑은 고딕"/>
@@ -1834,95 +3004,40 @@
           <w:sz w:val="17"/>
           <w:u w:val="none"/>
         </w:rPr>
-        <w:t xml:space="preserve"> certain foods in certain ways for millennia, we should assume until it ⓒ</w:t>
-      </w:r>
+        <w:t>Q1 ⇒ ______________________________________________________________</w:t>
+      </w:r>
+    </w:p>
+    <w:p>
+      <w:pPr>
+        <w:spacing w:before="0" w:after="40" w:line="360" w:lineRule="auto"/>
+        <w:snapToGrid w:val="0"/>
+      </w:pPr>
       <w:r>
         <w:rPr>
           <w:rFonts w:ascii="맑은 고딕" w:hAnsi="맑은 고딕" w:eastAsia="맑은 고딕"/>
           <w:b w:val="0"/>
           <w:sz w:val="17"/>
-          <w:u w:val="single"/>
-        </w:rPr>
-        <w:t>proves</w:t>
-      </w:r>
-      <w:r>
-        <w:rPr>
-          <w:rFonts w:ascii="맑은 고딕" w:hAnsi="맑은 고딕" w:eastAsia="맑은 고딕"/>
-          <w:b w:val="0"/>
-          <w:sz w:val="17"/>
-          <w:u w:val="none"/>
-        </w:rPr>
-        <w:t xml:space="preserve"> otherwise that there is probably a good reason why. Traditional foods that don’t fit neatly on the contemporary dietary food plate should generally be chosen over highly processed ones that ⓓ</w:t>
-      </w:r>
-      <w:r>
-        <w:rPr>
-          <w:rFonts w:ascii="맑은 고딕" w:hAnsi="맑은 고딕" w:eastAsia="맑은 고딕"/>
-          <w:b w:val="0"/>
-          <w:sz w:val="17"/>
-          <w:u w:val="single"/>
-        </w:rPr>
-        <w:t>does</w:t>
-      </w:r>
-      <w:r>
-        <w:rPr>
-          <w:rFonts w:ascii="맑은 고딕" w:hAnsi="맑은 고딕" w:eastAsia="맑은 고딕"/>
-          <w:b w:val="0"/>
-          <w:sz w:val="17"/>
-          <w:u w:val="none"/>
-        </w:rPr>
-        <w:t>. We should assume that traditionally made fatty blood sausages are preferable to lean, factory-made salamis; that spoonfuls of honey are superior to sprinkles of sweeteners. ⓔ</w:t>
-      </w:r>
-      <w:r>
-        <w:rPr>
-          <w:rFonts w:ascii="맑은 고딕" w:hAnsi="맑은 고딕" w:eastAsia="맑은 고딕"/>
-          <w:b w:val="0"/>
-          <w:sz w:val="17"/>
-          <w:u w:val="single"/>
-        </w:rPr>
-        <w:t>Witnessing</w:t>
-      </w:r>
-      <w:r>
-        <w:rPr>
-          <w:rFonts w:ascii="맑은 고딕" w:hAnsi="맑은 고딕" w:eastAsia="맑은 고딕"/>
-          <w:b w:val="0"/>
-          <w:sz w:val="17"/>
-          <w:u w:val="none"/>
-        </w:rPr>
-        <w:t xml:space="preserve"> how poorly traditional societies are faring as they undergo a nutrition transition should make those who have already completed it ⓕ</w:t>
-      </w:r>
-      <w:r>
-        <w:rPr>
-          <w:rFonts w:ascii="맑은 고딕" w:hAnsi="맑은 고딕" w:eastAsia="맑은 고딕"/>
-          <w:b w:val="0"/>
-          <w:sz w:val="17"/>
-          <w:u w:val="single"/>
-        </w:rPr>
-        <w:t>to question</w:t>
-      </w:r>
-      <w:r>
-        <w:rPr>
-          <w:rFonts w:ascii="맑은 고딕" w:hAnsi="맑은 고딕" w:eastAsia="맑은 고딕"/>
-          <w:b w:val="0"/>
-          <w:sz w:val="17"/>
-          <w:u w:val="none"/>
-        </w:rPr>
-        <w:t xml:space="preserve"> whether their diets have moved too far.</w:t>
+          <w:u w:val="none"/>
+        </w:rPr>
+        <w:t>Q2 ⇒ ______________________________________________________________</w:t>
       </w:r>
     </w:p>
     <w:p>
       <w:pPr>
-        <w:spacing w:before="0" w:after="20" w:line="276" w:lineRule="auto"/>
-        <w:ind w:left="80"/>
+        <w:keepNext/>
+        <w:spacing w:before="80" w:after="40" w:line="276" w:lineRule="auto"/>
         <w:snapToGrid w:val="0"/>
-      </w:pPr>
-      <w:r>
-        <w:rPr>
-          <w:rFonts w:ascii="맑은 고딕" w:hAnsi="맑은 고딕" w:eastAsia="맑은 고딕"/>
-          <w:b w:val="0"/>
+        <w:shd w:val="clear" w:color="auto" w:fill="6B21A8"/>
+      </w:pPr>
+      <w:r>
+        <w:rPr>
+          <w:rFonts w:ascii="맑은 고딕" w:hAnsi="맑은 고딕" w:eastAsia="맑은 고딕"/>
+          <w:b/>
+          <w:color w:val="FFFFFF"/>
           <w:sz w:val="17"/>
           <w:u w:val="none"/>
         </w:rPr>
-        <w:t>① ⓐ, ⓑ    ② ⓒ, ⓓ    ③ ⓒ, ⓓ, ⓕ    ④ ⓐ, ⓔ, ⓕ    ⑤ ⓑ, ⓓ, ⓔ</w:t>
+        <w:t>[지문 구조]  ※ 앞 문항을 모두 푼 뒤에 풀 것</w:t>
       </w:r>
     </w:p>
     <w:p>
@@ -1938,7 +3053,7 @@
           <w:sz w:val="17"/>
           <w:u w:val="none"/>
         </w:rPr>
-        <w:t>29-3.</w:t>
+        <w:t>29-8.</w:t>
       </w:r>
       <w:r>
         <w:rPr>
@@ -1947,7 +3062,30 @@
           <w:sz w:val="17"/>
           <w:u w:val="none"/>
         </w:rPr>
-        <w:t xml:space="preserve"> 다음 글의 (A), (B), (C)의 각 괄호 안에서 문맥과 어법에 맞는 표현으로 가장 적절한 것은? [3.0점]</w:t>
+        <w:t xml:space="preserve"> 글의 흐름으로 보아, 주어진 문장이 들어가기에 가장 적절한 곳은? [2.7점]</w:t>
+      </w:r>
+    </w:p>
+    <w:p>
+      <w:pPr>
+        <w:spacing w:before="0" w:after="60" w:line="288" w:lineRule="auto"/>
+        <w:ind w:left="40"/>
+        <w:snapToGrid w:val="0"/>
+        <w:pBdr>
+          <w:top w:val="single" w:sz="4" w:space="2" w:color="C99B4E"/>
+          <w:left w:val="single" w:sz="4" w:space="2" w:color="C99B4E"/>
+          <w:bottom w:val="single" w:sz="4" w:space="2" w:color="C99B4E"/>
+          <w:right w:val="single" w:sz="4" w:space="2" w:color="C99B4E"/>
+        </w:pBdr>
+        <w:shd w:val="clear" w:color="auto" w:fill="FFF8E1"/>
+      </w:pPr>
+      <w:r>
+        <w:rPr>
+          <w:rFonts w:ascii="맑은 고딕" w:hAnsi="맑은 고딕" w:eastAsia="맑은 고딕"/>
+          <w:b w:val="0"/>
+          <w:sz w:val="17"/>
+          <w:u w:val="none"/>
+        </w:rPr>
+        <w:t>Nutritional science is still young and there is so much we do not know.</w:t>
       </w:r>
     </w:p>
     <w:p>
@@ -1970,1216 +3108,7 @@
           <w:sz w:val="17"/>
           <w:u w:val="none"/>
         </w:rPr>
-        <w:t>Human beings have evolved to make the most of the resources available to them in ways that are (A) [subtle / obvious] and complicated. When we change our diets, especially when we do so quickly, we are effectively conducting huge experiments in nutrition. We ought to have more humility. Nutritional science is still young and there is so much we do not know. If we have eaten certain foods in certain ways for millennia, we should assume until it is (B) [proven / proving] otherwise that there is probably a good reason why. Traditional foods that don’t fit neatly on the contemporary dietary food plate should (C) [generally / rarely] be chosen over highly processed ones that do. We should assume that traditionally made fatty blood sausages are preferable to lean, factory-made salamis; that spoonfuls of honey are superior to sprinkles of sweeteners.</w:t>
-      </w:r>
-    </w:p>
-    <w:p>
-      <w:pPr>
-        <w:spacing w:before="0" w:after="0" w:line="269" w:lineRule="auto"/>
-        <w:ind w:left="180" w:hanging="180"/>
-        <w:snapToGrid w:val="0"/>
-      </w:pPr>
-      <w:r>
-        <w:rPr>
-          <w:rFonts w:ascii="맑은 고딕" w:hAnsi="맑은 고딕" w:eastAsia="맑은 고딕"/>
-          <w:b w:val="0"/>
-          <w:sz w:val="17"/>
-          <w:u w:val="none"/>
-        </w:rPr>
-        <w:t>① (A) obvious  (B) proven  (C) rarely</w:t>
-      </w:r>
-    </w:p>
-    <w:p>
-      <w:pPr>
-        <w:spacing w:before="0" w:after="0" w:line="269" w:lineRule="auto"/>
-        <w:ind w:left="180" w:hanging="180"/>
-        <w:snapToGrid w:val="0"/>
-      </w:pPr>
-      <w:r>
-        <w:rPr>
-          <w:rFonts w:ascii="맑은 고딕" w:hAnsi="맑은 고딕" w:eastAsia="맑은 고딕"/>
-          <w:b w:val="0"/>
-          <w:sz w:val="17"/>
-          <w:u w:val="none"/>
-        </w:rPr>
-        <w:t>② (A) subtle  (B) proving  (C) rarely</w:t>
-      </w:r>
-    </w:p>
-    <w:p>
-      <w:pPr>
-        <w:spacing w:before="0" w:after="0" w:line="269" w:lineRule="auto"/>
-        <w:ind w:left="180" w:hanging="180"/>
-        <w:snapToGrid w:val="0"/>
-      </w:pPr>
-      <w:r>
-        <w:rPr>
-          <w:rFonts w:ascii="맑은 고딕" w:hAnsi="맑은 고딕" w:eastAsia="맑은 고딕"/>
-          <w:b w:val="0"/>
-          <w:sz w:val="17"/>
-          <w:u w:val="none"/>
-        </w:rPr>
-        <w:t>③ (A) obvious  (B) proven  (C) generally</w:t>
-      </w:r>
-    </w:p>
-    <w:p>
-      <w:pPr>
-        <w:spacing w:before="0" w:after="0" w:line="269" w:lineRule="auto"/>
-        <w:ind w:left="180" w:hanging="180"/>
-        <w:snapToGrid w:val="0"/>
-      </w:pPr>
-      <w:r>
-        <w:rPr>
-          <w:rFonts w:ascii="맑은 고딕" w:hAnsi="맑은 고딕" w:eastAsia="맑은 고딕"/>
-          <w:b w:val="0"/>
-          <w:sz w:val="17"/>
-          <w:u w:val="none"/>
-        </w:rPr>
-        <w:t>④ (A) subtle  (B) proven  (C) generally</w:t>
-      </w:r>
-    </w:p>
-    <w:p>
-      <w:pPr>
-        <w:spacing w:before="0" w:after="0" w:line="269" w:lineRule="auto"/>
-        <w:ind w:left="180" w:hanging="180"/>
-        <w:snapToGrid w:val="0"/>
-      </w:pPr>
-      <w:r>
-        <w:rPr>
-          <w:rFonts w:ascii="맑은 고딕" w:hAnsi="맑은 고딕" w:eastAsia="맑은 고딕"/>
-          <w:b w:val="0"/>
-          <w:sz w:val="17"/>
-          <w:u w:val="none"/>
-        </w:rPr>
-        <w:t>⑤ (A) subtle  (B) proving  (C) generally</w:t>
-      </w:r>
-    </w:p>
-    <w:p>
-      <w:pPr>
-        <w:keepNext/>
-        <w:spacing w:before="80" w:after="20" w:line="276" w:lineRule="auto"/>
-        <w:snapToGrid w:val="0"/>
-      </w:pPr>
-      <w:r>
-        <w:rPr>
-          <w:rFonts w:ascii="맑은 고딕" w:hAnsi="맑은 고딕" w:eastAsia="맑은 고딕"/>
-          <w:b/>
-          <w:sz w:val="17"/>
-          <w:u w:val="none"/>
-        </w:rPr>
-        <w:t>29-4.</w:t>
-      </w:r>
-      <w:r>
-        <w:rPr>
-          <w:rFonts w:ascii="맑은 고딕" w:hAnsi="맑은 고딕" w:eastAsia="맑은 고딕"/>
-          <w:b w:val="0"/>
-          <w:sz w:val="17"/>
-          <w:u w:val="none"/>
-        </w:rPr>
-        <w:t xml:space="preserve"> According to the passage, which of the following is </w:t>
-      </w:r>
-      <w:r>
-        <w:rPr>
-          <w:rFonts w:ascii="맑은 고딕" w:hAnsi="맑은 고딕" w:eastAsia="맑은 고딕"/>
-          <w:b w:val="0"/>
-          <w:sz w:val="17"/>
-          <w:u w:val="single"/>
-        </w:rPr>
-        <w:t>NOT</w:t>
-      </w:r>
-      <w:r>
-        <w:rPr>
-          <w:rFonts w:ascii="맑은 고딕" w:hAnsi="맑은 고딕" w:eastAsia="맑은 고딕"/>
-          <w:b w:val="0"/>
-          <w:sz w:val="17"/>
-          <w:u w:val="none"/>
-        </w:rPr>
-        <w:t xml:space="preserve"> true? [2.8점]</w:t>
-      </w:r>
-    </w:p>
-    <w:p>
-      <w:pPr>
-        <w:spacing w:before="0" w:after="60" w:line="288" w:lineRule="auto"/>
-        <w:ind w:left="40"/>
-        <w:snapToGrid w:val="0"/>
-        <w:pBdr>
-          <w:top w:val="single" w:sz="4" w:space="2" w:color="999999"/>
-          <w:left w:val="single" w:sz="4" w:space="2" w:color="999999"/>
-          <w:bottom w:val="single" w:sz="4" w:space="2" w:color="999999"/>
-          <w:right w:val="single" w:sz="4" w:space="2" w:color="999999"/>
-        </w:pBdr>
-        <w:shd w:val="clear" w:color="auto" w:fill="F6F3EA"/>
-      </w:pPr>
-      <w:r>
-        <w:rPr>
-          <w:rFonts w:ascii="맑은 고딕" w:hAnsi="맑은 고딕" w:eastAsia="맑은 고딕"/>
-          <w:b w:val="0"/>
-          <w:sz w:val="17"/>
-          <w:u w:val="none"/>
-        </w:rPr>
-        <w:t>Human beings have evolved to make the most of the resources available to them in ways that are subtle and complicated. When we change our diets, especially when we do so quickly, we are effectively conducting huge experiments in nutrition. We ought to have more humility. Nutritional science is still young and there is so much we do not know. If we have eaten certain foods in certain ways for millennia, we should assume until it is proven otherwise that there is probably a good reason why. Traditional foods that don’t fit neatly on the contemporary dietary food plate should generally be chosen over highly processed ones that do. We should assume that traditionally made fatty blood sausages are preferable to lean, factory-made salamis; that spoonfuls of honey are superior to sprinkles of sweeteners. Witnessing how poorly traditional societies are faring as they undergo a nutrition transition should make those who have already completed it question whether their diets have moved too far.</w:t>
-      </w:r>
-    </w:p>
-    <w:p>
-      <w:pPr>
-        <w:spacing w:before="0" w:after="0" w:line="269" w:lineRule="auto"/>
-        <w:ind w:left="180" w:hanging="180"/>
-        <w:snapToGrid w:val="0"/>
-      </w:pPr>
-      <w:r>
-        <w:rPr>
-          <w:rFonts w:ascii="맑은 고딕" w:hAnsi="맑은 고딕" w:eastAsia="맑은 고딕"/>
-          <w:b w:val="0"/>
-          <w:sz w:val="17"/>
-          <w:u w:val="none"/>
-        </w:rPr>
-        <w:t>① Humans have developed subtle and complex ways of getting the most out of what is available to them.</w:t>
-      </w:r>
-    </w:p>
-    <w:p>
-      <w:pPr>
-        <w:spacing w:before="0" w:after="0" w:line="269" w:lineRule="auto"/>
-        <w:ind w:left="180" w:hanging="180"/>
-        <w:snapToGrid w:val="0"/>
-      </w:pPr>
-      <w:r>
-        <w:rPr>
-          <w:rFonts w:ascii="맑은 고딕" w:hAnsi="맑은 고딕" w:eastAsia="맑은 고딕"/>
-          <w:b w:val="0"/>
-          <w:sz w:val="17"/>
-          <w:u w:val="none"/>
-        </w:rPr>
-        <w:t>② Altering what we eat in a short period is compared to running a large-scale nutritional experiment.</w:t>
-      </w:r>
-    </w:p>
-    <w:p>
-      <w:pPr>
-        <w:spacing w:before="0" w:after="0" w:line="269" w:lineRule="auto"/>
-        <w:ind w:left="180" w:hanging="180"/>
-        <w:snapToGrid w:val="0"/>
-      </w:pPr>
-      <w:r>
-        <w:rPr>
-          <w:rFonts w:ascii="맑은 고딕" w:hAnsi="맑은 고딕" w:eastAsia="맑은 고딕"/>
-          <w:b w:val="0"/>
-          <w:sz w:val="17"/>
-          <w:u w:val="none"/>
-        </w:rPr>
-        <w:t>③ People who are now going through a nutrition transition are urged to ask whether their own diets have gone too far.</w:t>
-      </w:r>
-    </w:p>
-    <w:p>
-      <w:pPr>
-        <w:spacing w:before="0" w:after="0" w:line="269" w:lineRule="auto"/>
-        <w:ind w:left="180" w:hanging="180"/>
-        <w:snapToGrid w:val="0"/>
-      </w:pPr>
-      <w:r>
-        <w:rPr>
-          <w:rFonts w:ascii="맑은 고딕" w:hAnsi="맑은 고딕" w:eastAsia="맑은 고딕"/>
-          <w:b w:val="0"/>
-          <w:sz w:val="17"/>
-          <w:u w:val="none"/>
-        </w:rPr>
-        <w:t>④ A traditional food can deserve preference over a processed one even when the processed one matches today’s dietary guidelines better.</w:t>
-      </w:r>
-    </w:p>
-    <w:p>
-      <w:pPr>
-        <w:spacing w:before="0" w:after="0" w:line="269" w:lineRule="auto"/>
-        <w:ind w:left="180" w:hanging="180"/>
-        <w:snapToGrid w:val="0"/>
-      </w:pPr>
-      <w:r>
-        <w:rPr>
-          <w:rFonts w:ascii="맑은 고딕" w:hAnsi="맑은 고딕" w:eastAsia="맑은 고딕"/>
-          <w:b w:val="0"/>
-          <w:sz w:val="17"/>
-          <w:u w:val="none"/>
-        </w:rPr>
-        <w:t>⑤ The writer would rather take honey by the spoonful than use a sprinkle of artificial sweetener.</w:t>
-      </w:r>
-    </w:p>
-    <w:p>
-      <w:pPr>
-        <w:keepNext/>
-        <w:spacing w:before="80" w:after="20" w:line="276" w:lineRule="auto"/>
-        <w:snapToGrid w:val="0"/>
-      </w:pPr>
-      <w:r>
-        <w:rPr>
-          <w:rFonts w:ascii="맑은 고딕" w:hAnsi="맑은 고딕" w:eastAsia="맑은 고딕"/>
-          <w:b/>
-          <w:sz w:val="17"/>
-          <w:u w:val="none"/>
-        </w:rPr>
-        <w:t>29-5.</w:t>
-      </w:r>
-      <w:r>
-        <w:rPr>
-          <w:rFonts w:ascii="맑은 고딕" w:hAnsi="맑은 고딕" w:eastAsia="맑은 고딕"/>
-          <w:b w:val="0"/>
-          <w:sz w:val="17"/>
-          <w:u w:val="none"/>
-        </w:rPr>
-        <w:t xml:space="preserve"> [A]와 [B]를 읽고 이해한 것으로 가장 적절한 것은? [3.2점]</w:t>
-      </w:r>
-    </w:p>
-    <w:p>
-      <w:pPr>
-        <w:spacing w:before="0" w:after="60" w:line="288" w:lineRule="auto"/>
-        <w:ind w:left="40"/>
-        <w:snapToGrid w:val="0"/>
-        <w:pBdr>
-          <w:top w:val="single" w:sz="4" w:space="2" w:color="999999"/>
-          <w:left w:val="single" w:sz="4" w:space="2" w:color="999999"/>
-          <w:bottom w:val="single" w:sz="4" w:space="2" w:color="999999"/>
-          <w:right w:val="single" w:sz="4" w:space="2" w:color="999999"/>
-        </w:pBdr>
-        <w:shd w:val="clear" w:color="auto" w:fill="F6F3EA"/>
-      </w:pPr>
-      <w:r>
-        <w:rPr>
-          <w:rFonts w:ascii="맑은 고딕" w:hAnsi="맑은 고딕" w:eastAsia="맑은 고딕"/>
-          <w:b w:val="0"/>
-          <w:sz w:val="17"/>
-          <w:u w:val="none"/>
-        </w:rPr>
-        <w:t>[A] Nutritional science is still young and there is so much we do not know. If we have eaten certain foods in certain ways for millennia, we should assume until it is proven otherwise that there is probably a good reason why. Traditional foods that don’t fit neatly on the contemporary dietary food plate should generally be chosen over highly processed ones that do. Witnessing how poorly traditional societies are faring as they undergo a nutrition transition should make those who have already completed it question whether their diets have moved too far.</w:t>
-      </w:r>
-    </w:p>
-    <w:p>
-      <w:pPr>
-        <w:spacing w:before="0" w:after="60" w:line="288" w:lineRule="auto"/>
-        <w:ind w:left="40"/>
-        <w:snapToGrid w:val="0"/>
-        <w:pBdr>
-          <w:top w:val="single" w:sz="4" w:space="2" w:color="6B7FB8"/>
-          <w:left w:val="single" w:sz="4" w:space="2" w:color="6B7FB8"/>
-          <w:bottom w:val="single" w:sz="4" w:space="2" w:color="6B7FB8"/>
-          <w:right w:val="single" w:sz="4" w:space="2" w:color="6B7FB8"/>
-        </w:pBdr>
-        <w:shd w:val="clear" w:color="auto" w:fill="EEF2FF"/>
-      </w:pPr>
-      <w:r>
-        <w:rPr>
-          <w:rFonts w:ascii="맑은 고딕" w:hAnsi="맑은 고딕" w:eastAsia="맑은 고딕"/>
-          <w:b w:val="0"/>
-          <w:sz w:val="17"/>
-          <w:u w:val="none"/>
-        </w:rPr>
-        <w:t>[B] In farming, too, haste can be a form of arrogance. In many regions farmers kept growing the local grain varieties their ancestors had selected over countless seasons, even when newer seeds promised faster growth. The old varieties had come through the droughts, pests, and poor soils of that particular place, and their persistence was itself a kind of knowledge. Where villages replaced them all at once with a single imported variety, one bad year could wipe out an entire harvest. The lesson is not that new seeds are worthless, but that a variety which has fed a region for generations deserves the benefit of the doubt until it is clearly shown to be inferior.</w:t>
-      </w:r>
-    </w:p>
-    <w:p>
-      <w:pPr>
-        <w:spacing w:before="0" w:after="0" w:line="269" w:lineRule="auto"/>
-        <w:ind w:left="180" w:hanging="180"/>
-        <w:snapToGrid w:val="0"/>
-      </w:pPr>
-      <w:r>
-        <w:rPr>
-          <w:rFonts w:ascii="맑은 고딕" w:hAnsi="맑은 고딕" w:eastAsia="맑은 고딕"/>
-          <w:b w:val="0"/>
-          <w:sz w:val="17"/>
-          <w:u w:val="none"/>
-        </w:rPr>
-        <w:t>① [A] blames nutritional scientists for the decline of traditional societies, while [B] blames farmers for abandoning their seeds.</w:t>
-      </w:r>
-    </w:p>
-    <w:p>
-      <w:pPr>
-        <w:spacing w:before="0" w:after="0" w:line="269" w:lineRule="auto"/>
-        <w:ind w:left="180" w:hanging="180"/>
-        <w:snapToGrid w:val="0"/>
-      </w:pPr>
-      <w:r>
-        <w:rPr>
-          <w:rFonts w:ascii="맑은 고딕" w:hAnsi="맑은 고딕" w:eastAsia="맑은 고딕"/>
-          <w:b w:val="0"/>
-          <w:sz w:val="17"/>
-          <w:u w:val="none"/>
-        </w:rPr>
-        <w:t>② Both texts hold that whatever is new is bound to be worse than whatever is old.</w:t>
-      </w:r>
-    </w:p>
-    <w:p>
-      <w:pPr>
-        <w:spacing w:before="0" w:after="0" w:line="269" w:lineRule="auto"/>
-        <w:ind w:left="180" w:hanging="180"/>
-        <w:snapToGrid w:val="0"/>
-      </w:pPr>
-      <w:r>
-        <w:rPr>
-          <w:rFonts w:ascii="맑은 고딕" w:hAnsi="맑은 고딕" w:eastAsia="맑은 고딕"/>
-          <w:b w:val="0"/>
-          <w:sz w:val="17"/>
-          <w:u w:val="none"/>
-        </w:rPr>
-        <w:t>③ Both texts argue that something which has lasted for a very long time should be trusted until it is proven otherwise — [A] about foods, [B] about crop varieties.</w:t>
-      </w:r>
-    </w:p>
-    <w:p>
-      <w:pPr>
-        <w:spacing w:before="0" w:after="0" w:line="269" w:lineRule="auto"/>
-        <w:ind w:left="180" w:hanging="180"/>
-        <w:snapToGrid w:val="0"/>
-      </w:pPr>
-      <w:r>
-        <w:rPr>
-          <w:rFonts w:ascii="맑은 고딕" w:hAnsi="맑은 고딕" w:eastAsia="맑은 고딕"/>
-          <w:b w:val="0"/>
-          <w:sz w:val="17"/>
-          <w:u w:val="none"/>
-        </w:rPr>
-        <w:t>④ [A] treats a rapid change of diet as an experiment, whereas [B] sees replacing old seeds gradually as no safer than replacing them all at once.</w:t>
-      </w:r>
-    </w:p>
-    <w:p>
-      <w:pPr>
-        <w:spacing w:before="0" w:after="0" w:line="269" w:lineRule="auto"/>
-        <w:ind w:left="180" w:hanging="180"/>
-        <w:snapToGrid w:val="0"/>
-      </w:pPr>
-      <w:r>
-        <w:rPr>
-          <w:rFonts w:ascii="맑은 고딕" w:hAnsi="맑은 고딕" w:eastAsia="맑은 고딕"/>
-          <w:b w:val="0"/>
-          <w:sz w:val="17"/>
-          <w:u w:val="none"/>
-        </w:rPr>
-        <w:t>⑤ [B] regards the survival of old varieties as mere luck, while [A] regards a food’s long use as evidence of a reason behind it.</w:t>
-      </w:r>
-    </w:p>
-    <w:p>
-      <w:pPr>
-        <w:keepNext/>
-        <w:spacing w:before="80" w:after="20" w:line="276" w:lineRule="auto"/>
-        <w:snapToGrid w:val="0"/>
-      </w:pPr>
-      <w:r>
-        <w:rPr>
-          <w:rFonts w:ascii="맑은 고딕" w:hAnsi="맑은 고딕" w:eastAsia="맑은 고딕"/>
-          <w:b/>
-          <w:sz w:val="17"/>
-          <w:u w:val="none"/>
-        </w:rPr>
-        <w:t>29-6.</w:t>
-      </w:r>
-      <w:r>
-        <w:rPr>
-          <w:rFonts w:ascii="맑은 고딕" w:hAnsi="맑은 고딕" w:eastAsia="맑은 고딕"/>
-          <w:b w:val="0"/>
-          <w:sz w:val="17"/>
-          <w:u w:val="none"/>
-        </w:rPr>
-        <w:t xml:space="preserve"> 윗글의 밑줄 친 </w:t>
-      </w:r>
-      <w:r>
-        <w:rPr>
-          <w:rFonts w:ascii="맑은 고딕" w:hAnsi="맑은 고딕" w:eastAsia="맑은 고딕"/>
-          <w:b w:val="0"/>
-          <w:sz w:val="17"/>
-          <w:u w:val="single"/>
-        </w:rPr>
-        <w:t>whether their diets have moved too far</w:t>
-      </w:r>
-      <w:r>
-        <w:rPr>
-          <w:rFonts w:ascii="맑은 고딕" w:hAnsi="맑은 고딕" w:eastAsia="맑은 고딕"/>
-          <w:b w:val="0"/>
-          <w:sz w:val="17"/>
-          <w:u w:val="none"/>
-        </w:rPr>
-        <w:t>가 의미하는 바로 가장 적절한 것은? [2.9점]</w:t>
-      </w:r>
-    </w:p>
-    <w:p>
-      <w:pPr>
-        <w:spacing w:before="0" w:after="60" w:line="288" w:lineRule="auto"/>
-        <w:ind w:left="40"/>
-        <w:snapToGrid w:val="0"/>
-        <w:pBdr>
-          <w:top w:val="single" w:sz="4" w:space="2" w:color="999999"/>
-          <w:left w:val="single" w:sz="4" w:space="2" w:color="999999"/>
-          <w:bottom w:val="single" w:sz="4" w:space="2" w:color="999999"/>
-          <w:right w:val="single" w:sz="4" w:space="2" w:color="999999"/>
-        </w:pBdr>
-        <w:shd w:val="clear" w:color="auto" w:fill="F6F3EA"/>
-      </w:pPr>
-      <w:r>
-        <w:rPr>
-          <w:rFonts w:ascii="맑은 고딕" w:hAnsi="맑은 고딕" w:eastAsia="맑은 고딕"/>
-          <w:b w:val="0"/>
-          <w:sz w:val="17"/>
-          <w:u w:val="none"/>
-        </w:rPr>
-        <w:t xml:space="preserve">If we have eaten certain foods in certain ways for millennia, we should assume until it is proven otherwise that there is probably a good reason why. Traditional foods that don’t fit neatly on the contemporary dietary food plate should generally be chosen over highly processed ones that do. We should assume that traditionally made fatty blood sausages are preferable to lean, factory-made salamis; that spoonfuls of honey are superior to sprinkles of sweeteners. Witnessing how poorly traditional societies are faring as they undergo a nutrition transition should make those who have already completed it question </w:t>
-      </w:r>
-      <w:r>
-        <w:rPr>
-          <w:rFonts w:ascii="맑은 고딕" w:hAnsi="맑은 고딕" w:eastAsia="맑은 고딕"/>
-          <w:b w:val="0"/>
-          <w:sz w:val="17"/>
-          <w:u w:val="single"/>
-        </w:rPr>
-        <w:t>whether their diets have moved too far</w:t>
-      </w:r>
-      <w:r>
-        <w:rPr>
-          <w:rFonts w:ascii="맑은 고딕" w:hAnsi="맑은 고딕" w:eastAsia="맑은 고딕"/>
-          <w:b w:val="0"/>
-          <w:sz w:val="17"/>
-          <w:u w:val="none"/>
-        </w:rPr>
-        <w:t>.</w:t>
-      </w:r>
-    </w:p>
-    <w:p>
-      <w:pPr>
-        <w:spacing w:before="0" w:after="0" w:line="269" w:lineRule="auto"/>
-        <w:ind w:left="180" w:hanging="180"/>
-        <w:snapToGrid w:val="0"/>
-      </w:pPr>
-      <w:r>
-        <w:rPr>
-          <w:rFonts w:ascii="맑은 고딕" w:hAnsi="맑은 고딕" w:eastAsia="맑은 고딕"/>
-          <w:b w:val="0"/>
-          <w:sz w:val="17"/>
-          <w:u w:val="none"/>
-        </w:rPr>
-        <w:t>① whether they are now eating far more than their bodies actually need</w:t>
-      </w:r>
-    </w:p>
-    <w:p>
-      <w:pPr>
-        <w:spacing w:before="0" w:after="0" w:line="269" w:lineRule="auto"/>
-        <w:ind w:left="180" w:hanging="180"/>
-        <w:snapToGrid w:val="0"/>
-      </w:pPr>
-      <w:r>
-        <w:rPr>
-          <w:rFonts w:ascii="맑은 고딕" w:hAnsi="맑은 고딕" w:eastAsia="맑은 고딕"/>
-          <w:b w:val="0"/>
-          <w:sz w:val="17"/>
-          <w:u w:val="none"/>
-        </w:rPr>
-        <w:t>② whether they have given up too much of the way their ancestors used to eat</w:t>
-      </w:r>
-    </w:p>
-    <w:p>
-      <w:pPr>
-        <w:spacing w:before="0" w:after="0" w:line="269" w:lineRule="auto"/>
-        <w:ind w:left="180" w:hanging="180"/>
-        <w:snapToGrid w:val="0"/>
-      </w:pPr>
-      <w:r>
-        <w:rPr>
-          <w:rFonts w:ascii="맑은 고딕" w:hAnsi="맑은 고딕" w:eastAsia="맑은 고딕"/>
-          <w:b w:val="0"/>
-          <w:sz w:val="17"/>
-          <w:u w:val="none"/>
-        </w:rPr>
-        <w:t>③ whether the food they eat is transported over too great a distance</w:t>
-      </w:r>
-    </w:p>
-    <w:p>
-      <w:pPr>
-        <w:spacing w:before="0" w:after="0" w:line="269" w:lineRule="auto"/>
-        <w:ind w:left="180" w:hanging="180"/>
-        <w:snapToGrid w:val="0"/>
-      </w:pPr>
-      <w:r>
-        <w:rPr>
-          <w:rFonts w:ascii="맑은 고딕" w:hAnsi="맑은 고딕" w:eastAsia="맑은 고딕"/>
-          <w:b w:val="0"/>
-          <w:sz w:val="17"/>
-          <w:u w:val="none"/>
-        </w:rPr>
-        <w:t>④ whether they changed their eating habits too slowly to keep up with science</w:t>
-      </w:r>
-    </w:p>
-    <w:p>
-      <w:pPr>
-        <w:spacing w:before="0" w:after="0" w:line="269" w:lineRule="auto"/>
-        <w:ind w:left="180" w:hanging="180"/>
-        <w:snapToGrid w:val="0"/>
-      </w:pPr>
-      <w:r>
-        <w:rPr>
-          <w:rFonts w:ascii="맑은 고딕" w:hAnsi="맑은 고딕" w:eastAsia="맑은 고딕"/>
-          <w:b w:val="0"/>
-          <w:sz w:val="17"/>
-          <w:u w:val="none"/>
-        </w:rPr>
-        <w:t>⑤ whether the societies now in transition will eventually eat as they do</w:t>
-      </w:r>
-    </w:p>
-    <w:p>
-      <w:pPr>
-        <w:keepNext/>
-        <w:spacing w:before="80" w:after="20" w:line="276" w:lineRule="auto"/>
-        <w:snapToGrid w:val="0"/>
-      </w:pPr>
-      <w:r>
-        <w:rPr>
-          <w:rFonts w:ascii="맑은 고딕" w:hAnsi="맑은 고딕" w:eastAsia="맑은 고딕"/>
-          <w:b/>
-          <w:sz w:val="17"/>
-          <w:u w:val="none"/>
-        </w:rPr>
-        <w:t>29-7.</w:t>
-      </w:r>
-      <w:r>
-        <w:rPr>
-          <w:rFonts w:ascii="맑은 고딕" w:hAnsi="맑은 고딕" w:eastAsia="맑은 고딕"/>
-          <w:b w:val="0"/>
-          <w:sz w:val="17"/>
-          <w:u w:val="none"/>
-        </w:rPr>
-        <w:t xml:space="preserve"> 다음 글을 읽고 이해한 학생의 반응으로 적절하지 </w:t>
-      </w:r>
-      <w:r>
-        <w:rPr>
-          <w:rFonts w:ascii="맑은 고딕" w:hAnsi="맑은 고딕" w:eastAsia="맑은 고딕"/>
-          <w:b w:val="0"/>
-          <w:sz w:val="17"/>
-          <w:u w:val="single"/>
-        </w:rPr>
-        <w:t>않은</w:t>
-      </w:r>
-      <w:r>
-        <w:rPr>
-          <w:rFonts w:ascii="맑은 고딕" w:hAnsi="맑은 고딕" w:eastAsia="맑은 고딕"/>
-          <w:b w:val="0"/>
-          <w:sz w:val="17"/>
-          <w:u w:val="none"/>
-        </w:rPr>
-        <w:t xml:space="preserve"> 것은? [3.1점]</w:t>
-      </w:r>
-    </w:p>
-    <w:p>
-      <w:pPr>
-        <w:spacing w:before="0" w:after="60" w:line="288" w:lineRule="auto"/>
-        <w:ind w:left="40"/>
-        <w:snapToGrid w:val="0"/>
-        <w:pBdr>
-          <w:top w:val="single" w:sz="4" w:space="2" w:color="999999"/>
-          <w:left w:val="single" w:sz="4" w:space="2" w:color="999999"/>
-          <w:bottom w:val="single" w:sz="4" w:space="2" w:color="999999"/>
-          <w:right w:val="single" w:sz="4" w:space="2" w:color="999999"/>
-        </w:pBdr>
-        <w:shd w:val="clear" w:color="auto" w:fill="F6F3EA"/>
-      </w:pPr>
-      <w:r>
-        <w:rPr>
-          <w:rFonts w:ascii="맑은 고딕" w:hAnsi="맑은 고딕" w:eastAsia="맑은 고딕"/>
-          <w:b w:val="0"/>
-          <w:sz w:val="17"/>
-          <w:u w:val="none"/>
-        </w:rPr>
-        <w:t>When we change our diets, especially when we do so quickly, we are effectively conducting huge experiments in nutrition. We ought to have more humility. Nutritional science is still young and there is so much we do not know. If we have eaten certain foods in certain ways for millennia, we should assume until it is proven otherwise that there is probably a good reason why. Traditional foods that don’t fit neatly on the contemporary dietary food plate should generally be chosen over highly processed ones that do. Witnessing how poorly traditional societies are faring as they undergo a nutrition transition should make those who have already completed it question whether their diets have moved too far.</w:t>
-      </w:r>
-    </w:p>
-    <w:p>
-      <w:pPr>
-        <w:spacing w:before="0" w:after="0" w:line="269" w:lineRule="auto"/>
-        <w:ind w:left="180" w:hanging="180"/>
-        <w:snapToGrid w:val="0"/>
-      </w:pPr>
-      <w:r>
-        <w:rPr>
-          <w:rFonts w:ascii="맑은 고딕" w:hAnsi="맑은 고딕" w:eastAsia="맑은 고딕"/>
-          <w:b w:val="0"/>
-          <w:sz w:val="17"/>
-          <w:u w:val="none"/>
-        </w:rPr>
-        <w:t>① 민호: 할머니가 담가 주시던 발효 음식은 해롭다는 연구가 분명히 나오기 전까지는 계속 먹어도 되겠구나.</w:t>
-      </w:r>
-    </w:p>
-    <w:p>
-      <w:pPr>
-        <w:spacing w:before="0" w:after="0" w:line="269" w:lineRule="auto"/>
-        <w:ind w:left="180" w:hanging="180"/>
-        <w:snapToGrid w:val="0"/>
-      </w:pPr>
-      <w:r>
-        <w:rPr>
-          <w:rFonts w:ascii="맑은 고딕" w:hAnsi="맑은 고딕" w:eastAsia="맑은 고딕"/>
-          <w:b w:val="0"/>
-          <w:sz w:val="17"/>
-          <w:u w:val="none"/>
-        </w:rPr>
-        <w:t>② 수민: 영양학이 아직 역사가 짧으니, 모든 전통 음식은 어떤 가공 식품보다도 반드시 더 건강에 좋다는 뜻이네.</w:t>
-      </w:r>
-    </w:p>
-    <w:p>
-      <w:pPr>
-        <w:spacing w:before="0" w:after="0" w:line="269" w:lineRule="auto"/>
-        <w:ind w:left="180" w:hanging="180"/>
-        <w:snapToGrid w:val="0"/>
-      </w:pPr>
-      <w:r>
-        <w:rPr>
-          <w:rFonts w:ascii="맑은 고딕" w:hAnsi="맑은 고딕" w:eastAsia="맑은 고딕"/>
-          <w:b w:val="0"/>
-          <w:sz w:val="17"/>
-          <w:u w:val="none"/>
-        </w:rPr>
-        <w:t>③ 지우: 필자는 과학을 거부하는 게 아니라, 과학이 아직 모르는 게 많다는 걸 인정하라고 요구하는 거야.</w:t>
-      </w:r>
-    </w:p>
-    <w:p>
-      <w:pPr>
-        <w:spacing w:before="0" w:after="0" w:line="269" w:lineRule="auto"/>
-        <w:ind w:left="180" w:hanging="180"/>
-        <w:snapToGrid w:val="0"/>
-      </w:pPr>
-      <w:r>
-        <w:rPr>
-          <w:rFonts w:ascii="맑은 고딕" w:hAnsi="맑은 고딕" w:eastAsia="맑은 고딕"/>
-          <w:b w:val="0"/>
-          <w:sz w:val="17"/>
-          <w:u w:val="none"/>
-        </w:rPr>
-        <w:t>④ 하나: 유행하는 식단으로 하룻밤에 식단 전체를 바꾸는 건 필자가 경고하는 ‘거대한 실험’ 그 자체겠네.</w:t>
-      </w:r>
-    </w:p>
-    <w:p>
-      <w:pPr>
-        <w:spacing w:before="0" w:after="0" w:line="269" w:lineRule="auto"/>
-        <w:ind w:left="180" w:hanging="180"/>
-        <w:snapToGrid w:val="0"/>
-      </w:pPr>
-      <w:r>
-        <w:rPr>
-          <w:rFonts w:ascii="맑은 고딕" w:hAnsi="맑은 고딕" w:eastAsia="맑은 고딕"/>
-          <w:b w:val="0"/>
-          <w:sz w:val="17"/>
-          <w:u w:val="none"/>
-        </w:rPr>
-        <w:t>⑤ 태양: 영양 전환을 겪는 전통 사회의 건강 악화는, 먼저 전환한 사람들에게 보내는 경고로 제시된 거야.</w:t>
-      </w:r>
-    </w:p>
-    <w:p>
-      <w:pPr>
-        <w:keepNext/>
-        <w:spacing w:before="80" w:after="40" w:line="276" w:lineRule="auto"/>
-        <w:snapToGrid w:val="0"/>
-        <w:shd w:val="clear" w:color="auto" w:fill="8A3A12"/>
-      </w:pPr>
-      <w:r>
-        <w:rPr>
-          <w:rFonts w:ascii="맑은 고딕" w:hAnsi="맑은 고딕" w:eastAsia="맑은 고딕"/>
-          <w:b/>
-          <w:color w:val="FFFFFF"/>
-          <w:sz w:val="17"/>
-          <w:u w:val="none"/>
-        </w:rPr>
-        <w:t>서답형  29-서1 ~ 29-서2</w:t>
-      </w:r>
-    </w:p>
-    <w:p>
-      <w:pPr>
-        <w:keepNext/>
-        <w:spacing w:before="80" w:after="20" w:line="276" w:lineRule="auto"/>
-        <w:snapToGrid w:val="0"/>
-      </w:pPr>
-      <w:r>
-        <w:rPr>
-          <w:rFonts w:ascii="맑은 고딕" w:hAnsi="맑은 고딕" w:eastAsia="맑은 고딕"/>
-          <w:b/>
-          <w:sz w:val="17"/>
-          <w:u w:val="none"/>
-        </w:rPr>
-        <w:t>29-서1.</w:t>
-      </w:r>
-      <w:r>
-        <w:rPr>
-          <w:rFonts w:ascii="맑은 고딕" w:hAnsi="맑은 고딕" w:eastAsia="맑은 고딕"/>
-          <w:b w:val="0"/>
-          <w:sz w:val="17"/>
-          <w:u w:val="none"/>
-        </w:rPr>
-        <w:t xml:space="preserve"> 다음 글의 내용을 요약하고자 한다. 빈칸 (1)~(3)에 들어갈 적절한 단어를 본문에서 찾아 </w:t>
-      </w:r>
-      <w:r>
-        <w:rPr>
-          <w:rFonts w:ascii="맑은 고딕" w:hAnsi="맑은 고딕" w:eastAsia="맑은 고딕"/>
-          <w:b w:val="0"/>
-          <w:sz w:val="17"/>
-          <w:u w:val="single"/>
-        </w:rPr>
-        <w:t>반드시 변형하여</w:t>
-      </w:r>
-      <w:r>
-        <w:rPr>
-          <w:rFonts w:ascii="맑은 고딕" w:hAnsi="맑은 고딕" w:eastAsia="맑은 고딕"/>
-          <w:b w:val="0"/>
-          <w:sz w:val="17"/>
-          <w:u w:val="none"/>
-        </w:rPr>
-        <w:t xml:space="preserve"> 쓰시오. (한 칸에 한 단어이며 서로 다른 단어임.) [각 1점, 총 3점] [3.0점]</w:t>
-      </w:r>
-    </w:p>
-    <w:p>
-      <w:pPr>
-        <w:spacing w:before="0" w:after="60" w:line="288" w:lineRule="auto"/>
-        <w:ind w:left="40"/>
-        <w:snapToGrid w:val="0"/>
-        <w:pBdr>
-          <w:top w:val="single" w:sz="4" w:space="2" w:color="999999"/>
-          <w:left w:val="single" w:sz="4" w:space="2" w:color="999999"/>
-          <w:bottom w:val="single" w:sz="4" w:space="2" w:color="999999"/>
-          <w:right w:val="single" w:sz="4" w:space="2" w:color="999999"/>
-        </w:pBdr>
-        <w:shd w:val="clear" w:color="auto" w:fill="F6F3EA"/>
-      </w:pPr>
-      <w:r>
-        <w:rPr>
-          <w:rFonts w:ascii="맑은 고딕" w:hAnsi="맑은 고딕" w:eastAsia="맑은 고딕"/>
-          <w:b w:val="0"/>
-          <w:sz w:val="17"/>
-          <w:u w:val="none"/>
-        </w:rPr>
-        <w:t>When we change our diets, especially when we do so quickly, we are effectively conducting huge experiments in nutrition. We ought to have more humility. Nutritional science is still young and there is so much we do not know. If we have eaten certain foods in certain ways for millennia, we should assume until it is proven otherwise that there is probably a good reason why. Traditional foods that don’t fit neatly on the contemporary dietary food plate should generally be chosen over highly processed ones that do.</w:t>
-      </w:r>
-    </w:p>
-    <w:p>
-      <w:pPr>
-        <w:spacing w:before="0" w:after="60" w:line="288" w:lineRule="auto"/>
-        <w:ind w:left="40"/>
-        <w:snapToGrid w:val="0"/>
-        <w:pBdr>
-          <w:top w:val="single" w:sz="4" w:space="2" w:color="C99B4E"/>
-          <w:left w:val="single" w:sz="4" w:space="2" w:color="C99B4E"/>
-          <w:bottom w:val="single" w:sz="4" w:space="2" w:color="C99B4E"/>
-          <w:right w:val="single" w:sz="4" w:space="2" w:color="C99B4E"/>
-        </w:pBdr>
-        <w:shd w:val="clear" w:color="auto" w:fill="FFF8E1"/>
-      </w:pPr>
-      <w:r>
-        <w:rPr>
-          <w:rFonts w:ascii="맑은 고딕" w:hAnsi="맑은 고딕" w:eastAsia="맑은 고딕"/>
-          <w:b w:val="0"/>
-          <w:sz w:val="17"/>
-          <w:u w:val="none"/>
-        </w:rPr>
-        <w:t>Our (1) ________ of nutrition is still limited, so the (2) ________ that foods eaten for millennia have a good reason behind them should stand until there is (3) ________ to the contrary.</w:t>
-      </w:r>
-    </w:p>
-    <w:p>
-      <w:pPr>
-        <w:spacing w:before="0" w:after="0" w:line="288" w:lineRule="auto"/>
-        <w:ind w:left="40"/>
-        <w:snapToGrid w:val="0"/>
-        <w:pBdr>
-          <w:top w:val="single" w:sz="4" w:space="2" w:color="9B6BD0"/>
-          <w:left w:val="single" w:sz="4" w:space="2" w:color="9B6BD0"/>
-          <w:bottom w:val="single" w:sz="4" w:space="2" w:color="9B6BD0"/>
-          <w:right w:val="single" w:sz="4" w:space="2" w:color="9B6BD0"/>
-        </w:pBdr>
-        <w:shd w:val="clear" w:color="auto" w:fill="FAF5FF"/>
-      </w:pPr>
-      <w:r>
-        <w:rPr>
-          <w:rFonts w:ascii="맑은 고딕" w:hAnsi="맑은 고딕" w:eastAsia="맑은 고딕"/>
-          <w:b/>
-          <w:sz w:val="17"/>
-          <w:u w:val="none"/>
-        </w:rPr>
-        <w:t>&lt;조 건&gt;</w:t>
-      </w:r>
-    </w:p>
-    <w:p>
-      <w:pPr>
-        <w:spacing w:before="0" w:after="0" w:line="288" w:lineRule="auto"/>
-        <w:ind w:left="40"/>
-        <w:snapToGrid w:val="0"/>
-        <w:pBdr>
-          <w:top w:val="single" w:sz="4" w:space="2" w:color="9B6BD0"/>
-          <w:left w:val="single" w:sz="4" w:space="2" w:color="9B6BD0"/>
-          <w:bottom w:val="single" w:sz="4" w:space="2" w:color="9B6BD0"/>
-          <w:right w:val="single" w:sz="4" w:space="2" w:color="9B6BD0"/>
-        </w:pBdr>
-        <w:shd w:val="clear" w:color="auto" w:fill="FAF5FF"/>
-      </w:pPr>
-      <w:r>
-        <w:rPr>
-          <w:rFonts w:ascii="맑은 고딕" w:hAnsi="맑은 고딕" w:eastAsia="맑은 고딕"/>
-          <w:b w:val="0"/>
-          <w:sz w:val="17"/>
-          <w:u w:val="none"/>
-        </w:rPr>
-        <w:t>1. (1)~(3)은 본문의 단어를 반드시 변형(품사 전환)하여 쓸 것 — 본문 형태 그대로 쓰면 0점</w:t>
-      </w:r>
-    </w:p>
-    <w:p>
-      <w:pPr>
-        <w:spacing w:before="0" w:after="60" w:line="288" w:lineRule="auto"/>
-        <w:ind w:left="40"/>
-        <w:snapToGrid w:val="0"/>
-        <w:pBdr>
-          <w:top w:val="single" w:sz="4" w:space="2" w:color="9B6BD0"/>
-          <w:left w:val="single" w:sz="4" w:space="2" w:color="9B6BD0"/>
-          <w:bottom w:val="single" w:sz="4" w:space="2" w:color="9B6BD0"/>
-          <w:right w:val="single" w:sz="4" w:space="2" w:color="9B6BD0"/>
-        </w:pBdr>
-        <w:shd w:val="clear" w:color="auto" w:fill="FAF5FF"/>
-      </w:pPr>
-      <w:r>
-        <w:rPr>
-          <w:rFonts w:ascii="맑은 고딕" w:hAnsi="맑은 고딕" w:eastAsia="맑은 고딕"/>
-          <w:b w:val="0"/>
-          <w:sz w:val="17"/>
-          <w:u w:val="none"/>
-        </w:rPr>
-        <w:t>2. 답안지에 소문항 번호를 정확하게 기입할 것  예) 1-(1) 1-(2) 1-(3)</w:t>
-      </w:r>
-    </w:p>
-    <w:p>
-      <w:pPr>
-        <w:spacing w:before="0" w:after="40" w:line="360" w:lineRule="auto"/>
-        <w:snapToGrid w:val="0"/>
-      </w:pPr>
-      <w:r>
-        <w:rPr>
-          <w:rFonts w:ascii="맑은 고딕" w:hAnsi="맑은 고딕" w:eastAsia="맑은 고딕"/>
-          <w:b w:val="0"/>
-          <w:sz w:val="17"/>
-          <w:u w:val="none"/>
-        </w:rPr>
-        <w:t>(1) ______________   (2) ______________   (3) ______________</w:t>
-      </w:r>
-    </w:p>
-    <w:p>
-      <w:pPr>
-        <w:keepNext/>
-        <w:spacing w:before="80" w:after="20" w:line="276" w:lineRule="auto"/>
-        <w:snapToGrid w:val="0"/>
-      </w:pPr>
-      <w:r>
-        <w:rPr>
-          <w:rFonts w:ascii="맑은 고딕" w:hAnsi="맑은 고딕" w:eastAsia="맑은 고딕"/>
-          <w:b/>
-          <w:sz w:val="17"/>
-          <w:u w:val="none"/>
-        </w:rPr>
-        <w:t>29-서2.</w:t>
-      </w:r>
-      <w:r>
-        <w:rPr>
-          <w:rFonts w:ascii="맑은 고딕" w:hAnsi="맑은 고딕" w:eastAsia="맑은 고딕"/>
-          <w:b w:val="0"/>
-          <w:sz w:val="17"/>
-          <w:u w:val="none"/>
-        </w:rPr>
-        <w:t xml:space="preserve"> 다음 글의 밑줄 친 문장과 같은 뜻이 되도록 &lt;보기&gt;의 표현을 모두 사용하여 &lt;조건&gt;에 맞게 영작하시오. [3점] [3.0점]</w:t>
-      </w:r>
-    </w:p>
-    <w:p>
-      <w:pPr>
-        <w:spacing w:before="0" w:after="60" w:line="288" w:lineRule="auto"/>
-        <w:ind w:left="40"/>
-        <w:snapToGrid w:val="0"/>
-        <w:pBdr>
-          <w:top w:val="single" w:sz="4" w:space="2" w:color="999999"/>
-          <w:left w:val="single" w:sz="4" w:space="2" w:color="999999"/>
-          <w:bottom w:val="single" w:sz="4" w:space="2" w:color="999999"/>
-          <w:right w:val="single" w:sz="4" w:space="2" w:color="999999"/>
-        </w:pBdr>
-        <w:shd w:val="clear" w:color="auto" w:fill="F6F3EA"/>
-      </w:pPr>
-      <w:r>
-        <w:rPr>
-          <w:rFonts w:ascii="맑은 고딕" w:hAnsi="맑은 고딕" w:eastAsia="맑은 고딕"/>
-          <w:b w:val="0"/>
-          <w:sz w:val="17"/>
-          <w:u w:val="none"/>
-        </w:rPr>
-        <w:t xml:space="preserve">Nutritional science is still young and there is so much we do not know. </w:t>
-      </w:r>
-      <w:r>
-        <w:rPr>
-          <w:rFonts w:ascii="맑은 고딕" w:hAnsi="맑은 고딕" w:eastAsia="맑은 고딕"/>
-          <w:b w:val="0"/>
-          <w:sz w:val="17"/>
-          <w:u w:val="single"/>
-        </w:rPr>
-        <w:t>If we have eaten certain foods in certain ways for millennia, we should assume until it is proven otherwise that there is probably a good reason why.</w:t>
-      </w:r>
-    </w:p>
-    <w:p>
-      <w:pPr>
-        <w:spacing w:before="0" w:after="60" w:line="288" w:lineRule="auto"/>
-        <w:ind w:left="40"/>
-        <w:snapToGrid w:val="0"/>
-        <w:pBdr>
-          <w:top w:val="single" w:sz="4" w:space="2" w:color="9B6BD0"/>
-          <w:left w:val="single" w:sz="4" w:space="2" w:color="9B6BD0"/>
-          <w:bottom w:val="single" w:sz="4" w:space="2" w:color="9B6BD0"/>
-          <w:right w:val="single" w:sz="4" w:space="2" w:color="9B6BD0"/>
-        </w:pBdr>
-        <w:shd w:val="clear" w:color="auto" w:fill="FAF5FF"/>
-      </w:pPr>
-      <w:r>
-        <w:rPr>
-          <w:rFonts w:ascii="맑은 고딕" w:hAnsi="맑은 고딕" w:eastAsia="맑은 고딕"/>
-          <w:b/>
-          <w:sz w:val="17"/>
-          <w:u w:val="none"/>
-        </w:rPr>
-        <w:t>&lt;보 기&gt;</w:t>
-      </w:r>
-      <w:r>
-        <w:rPr>
-          <w:rFonts w:ascii="맑은 고딕" w:hAnsi="맑은 고딕" w:eastAsia="맑은 고딕"/>
-          <w:b w:val="0"/>
-          <w:sz w:val="17"/>
-          <w:u w:val="none"/>
-        </w:rPr>
-        <w:t xml:space="preserve"> assumed / should / that / until / it / is / be / proven / otherwise / there / probably / a good reason / why</w:t>
-      </w:r>
-    </w:p>
-    <w:p>
-      <w:pPr>
-        <w:spacing w:before="0" w:after="0" w:line="288" w:lineRule="auto"/>
-        <w:ind w:left="40"/>
-        <w:snapToGrid w:val="0"/>
-        <w:pBdr>
-          <w:top w:val="single" w:sz="4" w:space="2" w:color="9B6BD0"/>
-          <w:left w:val="single" w:sz="4" w:space="2" w:color="9B6BD0"/>
-          <w:bottom w:val="single" w:sz="4" w:space="2" w:color="9B6BD0"/>
-          <w:right w:val="single" w:sz="4" w:space="2" w:color="9B6BD0"/>
-        </w:pBdr>
-        <w:shd w:val="clear" w:color="auto" w:fill="FAF5FF"/>
-      </w:pPr>
-      <w:r>
-        <w:rPr>
-          <w:rFonts w:ascii="맑은 고딕" w:hAnsi="맑은 고딕" w:eastAsia="맑은 고딕"/>
-          <w:b/>
-          <w:sz w:val="17"/>
-          <w:u w:val="none"/>
-        </w:rPr>
-        <w:t>&lt;조 건&gt;</w:t>
-      </w:r>
-    </w:p>
-    <w:p>
-      <w:pPr>
-        <w:spacing w:before="0" w:after="0" w:line="288" w:lineRule="auto"/>
-        <w:ind w:left="40"/>
-        <w:snapToGrid w:val="0"/>
-        <w:pBdr>
-          <w:top w:val="single" w:sz="4" w:space="2" w:color="9B6BD0"/>
-          <w:left w:val="single" w:sz="4" w:space="2" w:color="9B6BD0"/>
-          <w:bottom w:val="single" w:sz="4" w:space="2" w:color="9B6BD0"/>
-          <w:right w:val="single" w:sz="4" w:space="2" w:color="9B6BD0"/>
-        </w:pBdr>
-        <w:shd w:val="clear" w:color="auto" w:fill="FAF5FF"/>
-      </w:pPr>
-      <w:r>
-        <w:rPr>
-          <w:rFonts w:ascii="맑은 고딕" w:hAnsi="맑은 고딕" w:eastAsia="맑은 고딕"/>
-          <w:b w:val="0"/>
-          <w:sz w:val="17"/>
-          <w:u w:val="none"/>
-        </w:rPr>
-        <w:t>1. &lt;보기&gt;의 표현을 모두 한 번씩만 사용할 것</w:t>
-      </w:r>
-    </w:p>
-    <w:p>
-      <w:pPr>
-        <w:spacing w:before="0" w:after="0" w:line="288" w:lineRule="auto"/>
-        <w:ind w:left="40"/>
-        <w:snapToGrid w:val="0"/>
-        <w:pBdr>
-          <w:top w:val="single" w:sz="4" w:space="2" w:color="9B6BD0"/>
-          <w:left w:val="single" w:sz="4" w:space="2" w:color="9B6BD0"/>
-          <w:bottom w:val="single" w:sz="4" w:space="2" w:color="9B6BD0"/>
-          <w:right w:val="single" w:sz="4" w:space="2" w:color="9B6BD0"/>
-        </w:pBdr>
-        <w:shd w:val="clear" w:color="auto" w:fill="FAF5FF"/>
-      </w:pPr>
-      <w:r>
-        <w:rPr>
-          <w:rFonts w:ascii="맑은 고딕" w:hAnsi="맑은 고딕" w:eastAsia="맑은 고딕"/>
-          <w:b w:val="0"/>
-          <w:sz w:val="17"/>
-          <w:u w:val="none"/>
-        </w:rPr>
-        <w:t>2. 어형 변형 없음 · 다른 단어를 추가하지 말 것</w:t>
-      </w:r>
-    </w:p>
-    <w:p>
-      <w:pPr>
-        <w:spacing w:before="0" w:after="0" w:line="288" w:lineRule="auto"/>
-        <w:ind w:left="40"/>
-        <w:snapToGrid w:val="0"/>
-        <w:pBdr>
-          <w:top w:val="single" w:sz="4" w:space="2" w:color="9B6BD0"/>
-          <w:left w:val="single" w:sz="4" w:space="2" w:color="9B6BD0"/>
-          <w:bottom w:val="single" w:sz="4" w:space="2" w:color="9B6BD0"/>
-          <w:right w:val="single" w:sz="4" w:space="2" w:color="9B6BD0"/>
-        </w:pBdr>
-        <w:shd w:val="clear" w:color="auto" w:fill="FAF5FF"/>
-      </w:pPr>
-      <w:r>
-        <w:rPr>
-          <w:rFonts w:ascii="맑은 고딕" w:hAnsi="맑은 고딕" w:eastAsia="맑은 고딕"/>
-          <w:b w:val="0"/>
-          <w:sz w:val="17"/>
-          <w:u w:val="none"/>
-        </w:rPr>
-        <w:t>3. 가주어(It) – 진주어(that절) 구문으로 쓸 것</w:t>
-      </w:r>
-    </w:p>
-    <w:p>
-      <w:pPr>
-        <w:spacing w:before="0" w:after="0" w:line="288" w:lineRule="auto"/>
-        <w:ind w:left="40"/>
-        <w:snapToGrid w:val="0"/>
-        <w:pBdr>
-          <w:top w:val="single" w:sz="4" w:space="2" w:color="9B6BD0"/>
-          <w:left w:val="single" w:sz="4" w:space="2" w:color="9B6BD0"/>
-          <w:bottom w:val="single" w:sz="4" w:space="2" w:color="9B6BD0"/>
-          <w:right w:val="single" w:sz="4" w:space="2" w:color="9B6BD0"/>
-        </w:pBdr>
-        <w:shd w:val="clear" w:color="auto" w:fill="FAF5FF"/>
-      </w:pPr>
-      <w:r>
-        <w:rPr>
-          <w:rFonts w:ascii="맑은 고딕" w:hAnsi="맑은 고딕" w:eastAsia="맑은 고딕"/>
-          <w:b w:val="0"/>
-          <w:sz w:val="17"/>
-          <w:u w:val="none"/>
-        </w:rPr>
-        <w:t>4. 총 15단어로 쓸 것 (a good reason은 3단어로 셈)</w:t>
-      </w:r>
-    </w:p>
-    <w:p>
-      <w:pPr>
-        <w:spacing w:before="0" w:after="60" w:line="288" w:lineRule="auto"/>
-        <w:ind w:left="40"/>
-        <w:snapToGrid w:val="0"/>
-        <w:pBdr>
-          <w:top w:val="single" w:sz="4" w:space="2" w:color="9B6BD0"/>
-          <w:left w:val="single" w:sz="4" w:space="2" w:color="9B6BD0"/>
-          <w:bottom w:val="single" w:sz="4" w:space="2" w:color="9B6BD0"/>
-          <w:right w:val="single" w:sz="4" w:space="2" w:color="9B6BD0"/>
-        </w:pBdr>
-        <w:shd w:val="clear" w:color="auto" w:fill="FAF5FF"/>
-      </w:pPr>
-      <w:r>
-        <w:rPr>
-          <w:rFonts w:ascii="맑은 고딕" w:hAnsi="맑은 고딕" w:eastAsia="맑은 고딕"/>
-          <w:b w:val="0"/>
-          <w:sz w:val="17"/>
-          <w:u w:val="none"/>
-        </w:rPr>
-        <w:t>5. 답안지에 소문항 번호를 정확하게 기입할 것</w:t>
-      </w:r>
-    </w:p>
-    <w:p>
-      <w:pPr>
-        <w:spacing w:before="0" w:after="40" w:line="360" w:lineRule="auto"/>
-        <w:snapToGrid w:val="0"/>
-      </w:pPr>
-      <w:r>
-        <w:rPr>
-          <w:rFonts w:ascii="맑은 고딕" w:hAnsi="맑은 고딕" w:eastAsia="맑은 고딕"/>
-          <w:b w:val="0"/>
-          <w:sz w:val="17"/>
-          <w:u w:val="none"/>
-        </w:rPr>
-        <w:t>⇒ It ______________________________________________________________________________ .</w:t>
-      </w:r>
-    </w:p>
-    <w:p>
-      <w:pPr>
-        <w:keepNext/>
-        <w:spacing w:before="80" w:after="40" w:line="276" w:lineRule="auto"/>
-        <w:snapToGrid w:val="0"/>
-        <w:shd w:val="clear" w:color="auto" w:fill="6B21A8"/>
-      </w:pPr>
-      <w:r>
-        <w:rPr>
-          <w:rFonts w:ascii="맑은 고딕" w:hAnsi="맑은 고딕" w:eastAsia="맑은 고딕"/>
-          <w:b/>
-          <w:color w:val="FFFFFF"/>
-          <w:sz w:val="17"/>
-          <w:u w:val="none"/>
-        </w:rPr>
-        <w:t>[지문 구조]  ※ 앞 문항을 모두 푼 뒤에 풀 것</w:t>
-      </w:r>
-    </w:p>
-    <w:p>
-      <w:pPr>
-        <w:keepNext/>
-        <w:spacing w:before="80" w:after="20" w:line="276" w:lineRule="auto"/>
-        <w:snapToGrid w:val="0"/>
-      </w:pPr>
-      <w:r>
-        <w:rPr>
-          <w:rFonts w:ascii="맑은 고딕" w:hAnsi="맑은 고딕" w:eastAsia="맑은 고딕"/>
-          <w:b/>
-          <w:sz w:val="17"/>
-          <w:u w:val="none"/>
-        </w:rPr>
-        <w:t>29-8.</w:t>
-      </w:r>
-      <w:r>
-        <w:rPr>
-          <w:rFonts w:ascii="맑은 고딕" w:hAnsi="맑은 고딕" w:eastAsia="맑은 고딕"/>
-          <w:b w:val="0"/>
-          <w:sz w:val="17"/>
-          <w:u w:val="none"/>
-        </w:rPr>
-        <w:t xml:space="preserve"> 글의 흐름으로 보아, 주어진 문장이 들어가기에 가장 적절한 곳은? [2.7점]</w:t>
-      </w:r>
-    </w:p>
-    <w:p>
-      <w:pPr>
-        <w:spacing w:before="0" w:after="60" w:line="288" w:lineRule="auto"/>
-        <w:ind w:left="40"/>
-        <w:snapToGrid w:val="0"/>
-        <w:pBdr>
-          <w:top w:val="single" w:sz="4" w:space="2" w:color="C99B4E"/>
-          <w:left w:val="single" w:sz="4" w:space="2" w:color="C99B4E"/>
-          <w:bottom w:val="single" w:sz="4" w:space="2" w:color="C99B4E"/>
-          <w:right w:val="single" w:sz="4" w:space="2" w:color="C99B4E"/>
-        </w:pBdr>
-        <w:shd w:val="clear" w:color="auto" w:fill="FFF8E1"/>
-      </w:pPr>
-      <w:r>
-        <w:rPr>
-          <w:rFonts w:ascii="맑은 고딕" w:hAnsi="맑은 고딕" w:eastAsia="맑은 고딕"/>
-          <w:b w:val="0"/>
-          <w:sz w:val="17"/>
-          <w:u w:val="none"/>
-        </w:rPr>
-        <w:t>We ought to have more humility.</w:t>
-      </w:r>
-    </w:p>
-    <w:p>
-      <w:pPr>
-        <w:spacing w:before="0" w:after="60" w:line="288" w:lineRule="auto"/>
-        <w:ind w:left="40"/>
-        <w:snapToGrid w:val="0"/>
-        <w:pBdr>
-          <w:top w:val="single" w:sz="4" w:space="2" w:color="999999"/>
-          <w:left w:val="single" w:sz="4" w:space="2" w:color="999999"/>
-          <w:bottom w:val="single" w:sz="4" w:space="2" w:color="999999"/>
-          <w:right w:val="single" w:sz="4" w:space="2" w:color="999999"/>
-        </w:pBdr>
-        <w:shd w:val="clear" w:color="auto" w:fill="F6F3EA"/>
-      </w:pPr>
-      <w:r>
-        <w:rPr>
-          <w:rFonts w:ascii="맑은 고딕" w:hAnsi="맑은 고딕" w:eastAsia="맑은 고딕"/>
-          <w:b w:val="0"/>
-          <w:sz w:val="17"/>
-          <w:u w:val="none"/>
-        </w:rPr>
-        <w:t>Human beings have evolved to make the most of the resources available to them in ways that are subtle and complicated. When we change our diets, especially when we do so quickly, we are effectively conducting huge experiments in nutrition. ( ① ) Nutritional science is still young and there is so much we do not know. ( ② ) If we have eaten certain foods in certain ways for millennia, we should assume until it is proven otherwise that there is probably a good reason why. ( ③ ) Traditional foods that don’t fit neatly on the contemporary dietary food plate should generally be chosen over highly processed ones that do. ( ④ ) We should assume that traditionally made fatty blood sausages are preferable to lean, factory-made salamis; that spoonfuls of honey are superior to sprinkles of sweeteners. ( ⑤ ) Witnessing how poorly traditional societies are faring as they undergo a nutrition transition should make those who have already completed it question whether their diets have moved too far.</w:t>
+        <w:t>Human beings have evolved to make the most of the resources available to them in ways that are subtle and complicated. ( ① ) When we change our diets, especially when we do so quickly, we are effectively conducting huge experiments in nutrition. ( ② ) We ought to have more humility. ( ③ ) If we have eaten certain foods in certain ways for millennia, we should assume until it is proven otherwise that there is probably a good reason why. ( ④ ) Traditional foods that don’t fit neatly on the contemporary dietary food plate should generally be chosen over highly processed ones that do. ( ⑤ ) We should assume that traditionally made fatty blood sausages are preferable to lean, factory-made salamis; that spoonfuls of honey are superior to sprinkles of sweeteners.</w:t>
       </w:r>
     </w:p>
     <w:p>
@@ -3273,7 +3202,7 @@
           <w:sz w:val="15"/>
           <w:u w:val="none"/>
         </w:rPr>
-        <w:t xml:space="preserve"> ★to make (evolve to-v)</w:t>
+        <w:t xml:space="preserve"> ★to make (evolve + to-v ‘~하도록 진화하다’)</w:t>
       </w:r>
     </w:p>
     <w:p>
@@ -3298,7 +3227,7 @@
           <w:sz w:val="15"/>
           <w:u w:val="none"/>
         </w:rPr>
-        <w:t xml:space="preserve"> ★that (선행사 ways · 불완전절 → 관계대명사; what 불가)</w:t>
+        <w:t xml:space="preserve"> ★available (명사 resources를 뒤에서 꾸미는 형용사 — 부사 불가)</w:t>
       </w:r>
     </w:p>
     <w:p>
@@ -3348,7 +3277,7 @@
           <w:sz w:val="15"/>
           <w:u w:val="none"/>
         </w:rPr>
-        <w:t xml:space="preserve"> ★do (do so = change our diets)</w:t>
+        <w:t xml:space="preserve"> quickly (동사 do so 수식 → 부사)</w:t>
       </w:r>
     </w:p>
     <w:p>
@@ -3373,7 +3302,7 @@
           <w:sz w:val="15"/>
           <w:u w:val="none"/>
         </w:rPr>
-        <w:t xml:space="preserve"> effectively (동사 수식 부사)</w:t>
+        <w:t xml:space="preserve"> ★effectively (현재분사 conducting 수식 → 부사 ‘사실상’)</w:t>
       </w:r>
     </w:p>
     <w:p>
@@ -3398,7 +3327,7 @@
           <w:sz w:val="15"/>
           <w:u w:val="none"/>
         </w:rPr>
-        <w:t xml:space="preserve"> conducting (진행형)</w:t>
+        <w:t xml:space="preserve"> conducting (are + -ing 진행형)</w:t>
       </w:r>
     </w:p>
     <w:p>
@@ -3423,7 +3352,7 @@
           <w:sz w:val="15"/>
           <w:u w:val="none"/>
         </w:rPr>
-        <w:t xml:space="preserve"> humility</w:t>
+        <w:t xml:space="preserve"> experiments</w:t>
       </w:r>
     </w:p>
     <w:p>
@@ -3448,7 +3377,7 @@
           <w:sz w:val="15"/>
           <w:u w:val="none"/>
         </w:rPr>
-        <w:t xml:space="preserve"> ★is (so much 불가산 → 단수)</w:t>
+        <w:t xml:space="preserve"> humility</w:t>
       </w:r>
     </w:p>
     <w:p>
@@ -3473,7 +3402,7 @@
           <w:sz w:val="15"/>
           <w:u w:val="none"/>
         </w:rPr>
-        <w:t xml:space="preserve"> ★have eaten (for millennia → 현재완료)</w:t>
+        <w:t xml:space="preserve"> young (영양학은 아직 ‘역사가 짧다’ — 뒤 ‘모르는 것이 많다’와 호응; mature는 반대)</w:t>
       </w:r>
     </w:p>
     <w:p>
@@ -3498,7 +3427,7 @@
           <w:sz w:val="15"/>
           <w:u w:val="none"/>
         </w:rPr>
-        <w:t xml:space="preserve"> millennia</w:t>
+        <w:t xml:space="preserve"> ★is (so much 불가산 → 단수)</w:t>
       </w:r>
     </w:p>
     <w:p>
@@ -3523,7 +3452,7 @@
           <w:sz w:val="15"/>
           <w:u w:val="none"/>
         </w:rPr>
-        <w:t xml:space="preserve"> ★is proven (it = 그것이 틀렸다는 것 → 증명되는 수동)</w:t>
+        <w:t xml:space="preserve"> ★have eaten (for millennia ‘지금까지 수천 년간’ → 현재완료)</w:t>
       </w:r>
     </w:p>
     <w:p>
@@ -3548,7 +3477,7 @@
           <w:sz w:val="15"/>
           <w:u w:val="none"/>
         </w:rPr>
-        <w:t xml:space="preserve"> neatly (fit 수식 부사)</w:t>
+        <w:t xml:space="preserve"> millennia</w:t>
       </w:r>
     </w:p>
     <w:p>
@@ -3573,7 +3502,7 @@
           <w:sz w:val="15"/>
           <w:u w:val="none"/>
         </w:rPr>
-        <w:t xml:space="preserve"> chosen (be + p.p.)</w:t>
+        <w:t xml:space="preserve"> otherwise (‘달리’ 증명될 때까지 — 반대 증거가 나올 때까지; likewise는 ‘마찬가지로’)</w:t>
       </w:r>
     </w:p>
     <w:p>
@@ -3598,7 +3527,7 @@
           <w:sz w:val="15"/>
           <w:u w:val="none"/>
         </w:rPr>
-        <w:t xml:space="preserve"> ★processed (‘가공된’ 과거분사)</w:t>
+        <w:t xml:space="preserve"> ★that (선행사 Traditional foods, 관계절 주어 자리 — what 불가)</w:t>
       </w:r>
     </w:p>
     <w:p>
@@ -3623,7 +3552,7 @@
           <w:sz w:val="15"/>
           <w:u w:val="none"/>
         </w:rPr>
-        <w:t xml:space="preserve"> preferable (preferable to)</w:t>
+        <w:t xml:space="preserve"> chosen (should be + p.p. 수동 ‘선택되어야’)</w:t>
       </w:r>
     </w:p>
     <w:p>
@@ -3648,7 +3577,7 @@
           <w:sz w:val="15"/>
           <w:u w:val="none"/>
         </w:rPr>
-        <w:t xml:space="preserve"> superior (꿀 &gt; 감미료, 필자 주장)</w:t>
+        <w:t xml:space="preserve"> ★processed (‘가공된’ 과거분사 — 음식이 가공되는 대상)</w:t>
       </w:r>
     </w:p>
     <w:p>
@@ -3673,7 +3602,7 @@
           <w:sz w:val="15"/>
           <w:u w:val="none"/>
         </w:rPr>
-        <w:t xml:space="preserve"> ★Witnessing (동명사 주어)</w:t>
+        <w:t xml:space="preserve"> preferable (전통 소시지가 공장제보다 ‘더 낫다’ — 다음 절 honey superior와 평행; inferior는 반대)</w:t>
       </w:r>
     </w:p>
     <w:p>
@@ -3698,7 +3627,7 @@
           <w:sz w:val="15"/>
           <w:u w:val="none"/>
         </w:rPr>
-        <w:t xml:space="preserve"> ★poorly (형편없이 — 뒤 ‘너무 멀리 갔는지 의문’과 호응)</w:t>
+        <w:t xml:space="preserve"> superior</w:t>
       </w:r>
     </w:p>
     <w:p>
@@ -3723,7 +3652,7 @@
           <w:sz w:val="15"/>
           <w:u w:val="none"/>
         </w:rPr>
-        <w:t xml:space="preserve"> traditional</w:t>
+        <w:t xml:space="preserve"> ★Witnessing (문장의 주어 역할 → 동명사; 과거분사는 주어 불가)</w:t>
       </w:r>
     </w:p>
     <w:p>
@@ -3748,7 +3677,7 @@
           <w:sz w:val="15"/>
           <w:u w:val="none"/>
         </w:rPr>
-        <w:t xml:space="preserve"> faring (진행형)</w:t>
+        <w:t xml:space="preserve"> transition (a nutrition + 명사)</w:t>
       </w:r>
     </w:p>
     <w:p>
@@ -3773,7 +3702,7 @@
           <w:sz w:val="15"/>
           <w:u w:val="none"/>
         </w:rPr>
-        <w:t xml:space="preserve"> ★question (make + O + 동사원형)</w:t>
+        <w:t xml:space="preserve"> ★question (사역동사 make + O + 동사원형)</w:t>
       </w:r>
     </w:p>
     <w:p>
@@ -3798,7 +3727,7 @@
           <w:sz w:val="15"/>
           <w:u w:val="none"/>
         </w:rPr>
-        <w:t xml:space="preserve"> ○ (be chosen over = be preferred to, 둘 다 수동 어법 성립)</w:t>
+        <w:t xml:space="preserve"> ○ (do so = change our diets → change them)</w:t>
       </w:r>
     </w:p>
     <w:p>
@@ -3823,7 +3752,7 @@
           <w:sz w:val="15"/>
           <w:u w:val="none"/>
         </w:rPr>
-        <w:t xml:space="preserve"> ○ (do = fit neatly … → that do fit 가능)</w:t>
+        <w:t xml:space="preserve"> ★✕ — 바른 형태: there is so much (so many things로 바꾸려면 there are여야 함 — 제시 교정은 수일치를 깨뜨림)</w:t>
       </w:r>
     </w:p>
     <w:p>
@@ -3848,25 +3777,7 @@
           <w:sz w:val="15"/>
           <w:u w:val="none"/>
         </w:rPr>
-        <w:t xml:space="preserve"> ★✕ — 바른 형태: there </w:t>
-      </w:r>
-      <w:r>
-        <w:rPr>
-          <w:rFonts w:ascii="맑은 고딕" w:hAnsi="맑은 고딕" w:eastAsia="맑은 고딕"/>
-          <w:b/>
-          <w:sz w:val="15"/>
-          <w:u w:val="none"/>
-        </w:rPr>
-        <w:t>is so much</w:t>
-      </w:r>
-      <w:r>
-        <w:rPr>
-          <w:rFonts w:ascii="맑은 고딕" w:hAnsi="맑은 고딕" w:eastAsia="맑은 고딕"/>
-          <w:b w:val="0"/>
-          <w:sz w:val="15"/>
-          <w:u w:val="none"/>
-        </w:rPr>
-        <w:t xml:space="preserve"> (much 불가산 단수)</w:t>
+        <w:t xml:space="preserve"> ○ (question whether = wonder whether ‘~인지 의문을 갖다’)</w:t>
       </w:r>
     </w:p>
     <w:p>
@@ -3891,25 +3802,7 @@
           <w:sz w:val="15"/>
           <w:u w:val="none"/>
         </w:rPr>
-        <w:t xml:space="preserve"> Human beings have evolved to make the most of the resources </w:t>
-      </w:r>
-      <w:r>
-        <w:rPr>
-          <w:rFonts w:ascii="맑은 고딕" w:hAnsi="맑은 고딕" w:eastAsia="맑은 고딕"/>
-          <w:b/>
-          <w:sz w:val="15"/>
-          <w:u w:val="none"/>
-        </w:rPr>
-        <w:t>available</w:t>
-      </w:r>
-      <w:r>
-        <w:rPr>
-          <w:rFonts w:ascii="맑은 고딕" w:hAnsi="맑은 고딕" w:eastAsia="맑은 고딕"/>
-          <w:b w:val="0"/>
-          <w:sz w:val="15"/>
-          <w:u w:val="none"/>
-        </w:rPr>
-        <w:t xml:space="preserve"> to them in ways that are subtle and complicated. (보충 available / 제외 availability / evolve→evolved, be→are)</w:t>
+        <w:t xml:space="preserve"> When we change our diets, especially when we do so quickly, we are effectively conducting huge experiments in nutrition. (보충 especially / 제외 effective / be→are, conduct→conducting)</w:t>
       </w:r>
     </w:p>
     <w:p>
@@ -3934,25 +3827,7 @@
           <w:sz w:val="15"/>
           <w:u w:val="none"/>
         </w:rPr>
-        <w:t xml:space="preserve"> If we have eaten certain foods in certain ways for millennia, we should assume until it is proven otherwise that there is </w:t>
-      </w:r>
-      <w:r>
-        <w:rPr>
-          <w:rFonts w:ascii="맑은 고딕" w:hAnsi="맑은 고딕" w:eastAsia="맑은 고딕"/>
-          <w:b/>
-          <w:sz w:val="15"/>
-          <w:u w:val="none"/>
-        </w:rPr>
-        <w:t>probably</w:t>
-      </w:r>
-      <w:r>
-        <w:rPr>
-          <w:rFonts w:ascii="맑은 고딕" w:hAnsi="맑은 고딕" w:eastAsia="맑은 고딕"/>
-          <w:b w:val="0"/>
-          <w:sz w:val="15"/>
-          <w:u w:val="none"/>
-        </w:rPr>
-        <w:t xml:space="preserve"> a good reason why. (보충 probably / 제외 because / eat→eaten, prove→proven, be→is)</w:t>
+        <w:t xml:space="preserve"> Witnessing how poorly traditional societies are faring as they undergo a nutrition transition should make those who have already completed it question whether their diets have moved too far. (보충 whether / 제외 that / witness→Witnessing)</w:t>
       </w:r>
     </w:p>
     <w:p>
@@ -3977,7 +3852,7 @@
           <w:sz w:val="15"/>
           <w:u w:val="none"/>
         </w:rPr>
-        <w:t xml:space="preserve"> We should assume that traditionally made fatty blood sausages are preferable to lean, factory-made salamis. (traditional→traditionally)</w:t>
+        <w:t xml:space="preserve"> If we have eaten certain foods in certain ways for millennia, we should assume until it is proven otherwise that there is probably a good reason why. (eat→eaten)</w:t>
       </w:r>
     </w:p>
     <w:p>
@@ -4002,7 +3877,7 @@
           <w:sz w:val="15"/>
           <w:u w:val="none"/>
         </w:rPr>
-        <w:t xml:space="preserve"> change our diets</w:t>
+        <w:t xml:space="preserve"> 그럴 만한 이유가 있다는 가정(이 틀렸다는 것)</w:t>
       </w:r>
     </w:p>
     <w:p>
@@ -4052,7 +3927,7 @@
           <w:sz w:val="15"/>
           <w:u w:val="none"/>
         </w:rPr>
-        <w:t xml:space="preserve"> fit neatly on the contemporary dietary food plate</w:t>
+        <w:t xml:space="preserve"> a nutrition transition</w:t>
       </w:r>
     </w:p>
     <w:p>
@@ -4077,7 +3952,7 @@
           <w:sz w:val="15"/>
           <w:u w:val="none"/>
         </w:rPr>
-        <w:t xml:space="preserve"> those who have already completed it</w:t>
+        <w:t xml:space="preserve"> fit neatly on the contemporary dietary food plate</w:t>
       </w:r>
     </w:p>
     <w:p>
@@ -4102,7 +3977,7 @@
           <w:sz w:val="15"/>
           <w:u w:val="none"/>
         </w:rPr>
-        <w:t xml:space="preserve"> ★had selected (대과거 — 농부가 기르던 시점보다 앞서 선택)</w:t>
+        <w:t xml:space="preserve"> ★who (선행사 modern visitors(사람))</w:t>
       </w:r>
     </w:p>
     <w:p>
@@ -4127,7 +4002,7 @@
           <w:sz w:val="15"/>
           <w:u w:val="none"/>
         </w:rPr>
-        <w:t xml:space="preserve"> which (선행사 a variety)</w:t>
+        <w:t xml:space="preserve"> ★taught (주어 the first winter의 본동사 — 과거)</w:t>
       </w:r>
     </w:p>
     <w:p>
@@ -4152,7 +4027,7 @@
           <w:sz w:val="15"/>
           <w:u w:val="none"/>
         </w:rPr>
-        <w:t xml:space="preserve"> ★shown (be shown to be — 수동)</w:t>
+        <w:t xml:space="preserve"> ★is (before절은 현재시제로 미래를 대신 — deserves와 호응)</w:t>
       </w:r>
     </w:p>
     <w:p>
@@ -4177,7 +4052,7 @@
           <w:sz w:val="15"/>
           <w:u w:val="none"/>
         </w:rPr>
-        <w:t xml:space="preserve"> doubt</w:t>
+        <w:t xml:space="preserve"> knows</w:t>
       </w:r>
     </w:p>
     <w:p>
@@ -4218,7 +4093,7 @@
           <w:sz w:val="15"/>
           <w:u w:val="none"/>
         </w:rPr>
-        <w:t xml:space="preserve"> 정답 ⑤ — (a) ○ (b) ○ (c) ✕ (d) ✕ (e) ○</w:t>
+        <w:t xml:space="preserve"> 정답 ⑤ — (A) ○ (B) ✕ (C) ✕ (D) ○</w:t>
       </w:r>
     </w:p>
     <w:p>
@@ -4243,7 +4118,7 @@
           <w:sz w:val="15"/>
           <w:u w:val="none"/>
         </w:rPr>
-        <w:t xml:space="preserve"> 정답 ③ — ⓒ proves → is proven / ⓓ does → do / ⓕ to question → question</w:t>
+        <w:t xml:space="preserve"> 정답 ① — (A) we should admit how little we actually understand about what we eat · (B) The burden of proof, in short, lies with the new food, not the old one</w:t>
       </w:r>
     </w:p>
     <w:p>
@@ -4268,7 +4143,7 @@
           <w:sz w:val="15"/>
           <w:u w:val="none"/>
         </w:rPr>
-        <w:t xml:space="preserve"> 정답 ④ — subtle · proven · generally</w:t>
+        <w:t xml:space="preserve"> 정답 ① — caution · long-established</w:t>
       </w:r>
     </w:p>
     <w:p>
@@ -4293,7 +4168,7 @@
           <w:sz w:val="15"/>
           <w:u w:val="none"/>
         </w:rPr>
-        <w:t xml:space="preserve"> 정답 ③</w:t>
+        <w:t xml:space="preserve"> 정답 ④</w:t>
       </w:r>
     </w:p>
     <w:p>
@@ -4368,7 +4243,7 @@
           <w:sz w:val="15"/>
           <w:u w:val="none"/>
         </w:rPr>
-        <w:t xml:space="preserve"> 정답 ②</w:t>
+        <w:t xml:space="preserve"> 정답 ④ — inferior → preferable</w:t>
       </w:r>
     </w:p>
     <w:p>
@@ -4393,7 +4268,7 @@
           <w:sz w:val="15"/>
           <w:u w:val="none"/>
         </w:rPr>
-        <w:t xml:space="preserve"> (1) knowledge  (2) assumption  (3) proof</w:t>
+        <w:t xml:space="preserve"> We should generally choose traditional foods that don’t fit neatly on the contemporary dietary food plate over highly processed ones that do.</w:t>
       </w:r>
     </w:p>
     <w:p>
@@ -4418,7 +4293,7 @@
           <w:sz w:val="15"/>
           <w:u w:val="none"/>
         </w:rPr>
-        <w:t xml:space="preserve"> It should be assumed, until proven otherwise, that there is probably a good reason why.</w:t>
+        <w:t xml:space="preserve"> Q1: We should suppose that a sound (good) reason lies behind the habit, unless and until someone shows otherwise.  Q2: We are running an enormous and untested experiment on our own nutrition.</w:t>
       </w:r>
     </w:p>
     <w:p>
@@ -4443,7 +4318,7 @@
           <w:sz w:val="15"/>
           <w:u w:val="none"/>
         </w:rPr>
-        <w:t xml:space="preserve"> 정답 ①</w:t>
+        <w:t xml:space="preserve"> 정답 ③</w:t>
       </w:r>
     </w:p>
     <w:p>
@@ -4493,7 +4368,7 @@
           <w:sz w:val="14"/>
           <w:u w:val="none"/>
         </w:rPr>
-        <w:t>(c) [어법 함정]</w:t>
+        <w:t>(B) [근거 뒤집기]</w:t>
       </w:r>
       <w:r>
         <w:rPr>
@@ -4502,7 +4377,7 @@
           <w:sz w:val="14"/>
           <w:u w:val="none"/>
         </w:rPr>
-        <w:t xml:space="preserve"> societies를 꾸미는 것처럼 보이지만 수식 대상은 are faring(동사) → 부사 poorly가 맞다. </w:t>
+        <w:t xml:space="preserve"> ‘현재 이전’이라는 말은 맞지만 그것은 현재완료의 조건이지 과거완료의 조건이 아니다. </w:t>
       </w:r>
       <w:r>
         <w:rPr>
@@ -4511,7 +4386,7 @@
           <w:sz w:val="14"/>
           <w:u w:val="none"/>
         </w:rPr>
-        <w:t>(d) [어휘 함정]</w:t>
+        <w:t>(C) [방향 역전]</w:t>
       </w:r>
       <w:r>
         <w:rPr>
@@ -4520,7 +4395,43 @@
           <w:sz w:val="14"/>
           <w:u w:val="none"/>
         </w:rPr>
-        <w:t xml:space="preserve"> fare를 ‘지내다’로만 알면 thrive와 같아 보이지만 how poorly … faring = ‘얼마나 형편없이 지내는지’ → thriving은 반대말. ③은 (d)를 옳다고 본 경우, ④는 (c)를 옳다고 본 경우, ①은 (d)를 놓친 경우.</w:t>
+        <w:t xml:space="preserve"> modesty를 자신감으로 읽은 함정. </w:t>
+      </w:r>
+      <w:r>
+        <w:rPr>
+          <w:rFonts w:ascii="맑은 고딕" w:hAnsi="맑은 고딕" w:eastAsia="맑은 고딕"/>
+          <w:b/>
+          <w:sz w:val="14"/>
+          <w:u w:val="none"/>
+        </w:rPr>
+        <w:t>(D) [decoy]</w:t>
+      </w:r>
+      <w:r>
+        <w:rPr>
+          <w:rFonts w:ascii="맑은 고딕" w:hAnsi="맑은 고딕" w:eastAsia="맑은 고딕"/>
+          <w:b w:val="0"/>
+          <w:sz w:val="14"/>
+          <w:u w:val="none"/>
+        </w:rPr>
+        <w:t xml:space="preserve"> eaten을 동사로 보면 틀린 것처럼 보여 ③·④를 고르게 된다. </w:t>
+      </w:r>
+      <w:r>
+        <w:rPr>
+          <w:rFonts w:ascii="맑은 고딕" w:hAnsi="맑은 고딕" w:eastAsia="맑은 고딕"/>
+          <w:b/>
+          <w:sz w:val="14"/>
+          <w:u w:val="none"/>
+        </w:rPr>
+        <w:t>(A)</w:t>
+      </w:r>
+      <w:r>
+        <w:rPr>
+          <w:rFonts w:ascii="맑은 고딕" w:hAnsi="맑은 고딕" w:eastAsia="맑은 고딕"/>
+          <w:b w:val="0"/>
+          <w:sz w:val="14"/>
+          <w:u w:val="none"/>
+        </w:rPr>
+        <w:t xml:space="preserve"> 를 틀렸다고 보면 ① — 예시 분류는 본문 그대로.</w:t>
       </w:r>
     </w:p>
     <w:p>
@@ -4554,7 +4465,7 @@
           <w:sz w:val="14"/>
           <w:u w:val="none"/>
         </w:rPr>
-        <w:t>ⓐ [decoy]</w:t>
+        <w:t>③ [한 끗]</w:t>
       </w:r>
       <w:r>
         <w:rPr>
@@ -4563,7 +4474,7 @@
           <w:sz w:val="14"/>
           <w:u w:val="none"/>
         </w:rPr>
-        <w:t xml:space="preserve"> ways 뒤라 관계부사 how/in which를 떠올리기 쉽지만 뒤에 주어 없는 불완전절(are subtle)이므로 관계대명사 that이 맞다. </w:t>
+        <w:t xml:space="preserve"> (B)는 맞지만 (A)가 필자와 반대 — 겸손은 과학을 ‘더’ 믿자는 말이 아니다. </w:t>
       </w:r>
       <w:r>
         <w:rPr>
@@ -4572,7 +4483,7 @@
           <w:sz w:val="14"/>
           <w:u w:val="none"/>
         </w:rPr>
-        <w:t>ⓔ [decoy]</w:t>
+        <w:t>② [한 끗]</w:t>
       </w:r>
       <w:r>
         <w:rPr>
@@ -4581,7 +4492,7 @@
           <w:sz w:val="14"/>
           <w:u w:val="none"/>
         </w:rPr>
-        <w:t xml:space="preserve"> 긴 동명사구 주어 — 동사 should make와 떨어져 있어 Witness로 고치고 싶게 만든다. </w:t>
+        <w:t xml:space="preserve"> (A)는 맞지만 (B)가 앞 문장과 정반대. </w:t>
       </w:r>
       <w:r>
         <w:rPr>
@@ -4590,7 +4501,7 @@
           <w:sz w:val="14"/>
           <w:u w:val="none"/>
         </w:rPr>
-        <w:t>ⓑ [decoy]</w:t>
+        <w:t>⑤ [절대화]</w:t>
       </w:r>
       <w:r>
         <w:rPr>
@@ -4599,7 +4510,7 @@
           <w:sz w:val="14"/>
           <w:u w:val="none"/>
         </w:rPr>
-        <w:t xml:space="preserve"> had eaten으로 고치면 과거완료 기준 시점이 없어 오히려 틀린다. ② ⓒ,ⓓ만 고르면 사역동사 자리를 놓친 것.</w:t>
+        <w:t xml:space="preserve"> 필자는 ‘검증될 때까지 옛것을 믿자’이지 ‘아무것도 믿지 말자’가 아니다.</w:t>
       </w:r>
     </w:p>
     <w:p>
@@ -4633,7 +4544,7 @@
           <w:sz w:val="14"/>
           <w:u w:val="none"/>
         </w:rPr>
-        <w:t>⑤ [한 끗]</w:t>
+        <w:t>② [한 끗]</w:t>
       </w:r>
       <w:r>
         <w:rPr>
@@ -4642,7 +4553,7 @@
           <w:sz w:val="14"/>
           <w:u w:val="none"/>
         </w:rPr>
-        <w:t xml:space="preserve"> (A)(C)는 맞고 (B)만 proving(능동) — it이 ‘증명하는’ 주체가 아니라 ‘증명되는’ 대상이므로 ✕. </w:t>
+        <w:t xml:space="preserve"> (A)는 맞지만 (B)가 입증 책임의 방향과 반대 — 믿어 줄 대상은 옛 음식. </w:t>
       </w:r>
       <w:r>
         <w:rPr>
@@ -4651,7 +4562,7 @@
           <w:sz w:val="14"/>
           <w:u w:val="none"/>
         </w:rPr>
-        <w:t>③ [한 끗]</w:t>
+        <w:t>④ [한 끗]</w:t>
       </w:r>
       <w:r>
         <w:rPr>
@@ -4660,7 +4571,7 @@
           <w:sz w:val="14"/>
           <w:u w:val="none"/>
         </w:rPr>
-        <w:t xml:space="preserve"> (B)(C)는 맞고 (A)만 obvious — 자원 활용 방식이 명백하다면 ‘모르는 것이 많다’는 뒤 문장과 모순.</w:t>
+        <w:t xml:space="preserve"> (B)는 맞지만 enthusiasm은 ‘실험을 서두르는’ 태도라 필자와 반대.</w:t>
       </w:r>
     </w:p>
     <w:p>
@@ -4694,7 +4605,7 @@
           <w:sz w:val="14"/>
           <w:u w:val="none"/>
         </w:rPr>
-        <w:t>③ [주체 교체]</w:t>
+        <w:t>① [직역 함정]</w:t>
       </w:r>
       <w:r>
         <w:rPr>
@@ -4703,7 +4614,7 @@
           <w:sz w:val="14"/>
           <w:u w:val="none"/>
         </w:rPr>
-        <w:t xml:space="preserve"> ‘겪는 중인 사회’는 경고의 </w:t>
+        <w:t xml:space="preserve"> experiments를 실제 과학 실험으로 읽음 — 주체는 과학자가 아니라 ‘식단을 바꾸는 우리’. </w:t>
       </w:r>
       <w:r>
         <w:rPr>
@@ -4712,7 +4623,7 @@
           <w:sz w:val="14"/>
           <w:u w:val="none"/>
         </w:rPr>
-        <w:t>사례</w:t>
+        <w:t>② [방향 역전]</w:t>
       </w:r>
       <w:r>
         <w:rPr>
@@ -4721,7 +4632,7 @@
           <w:sz w:val="14"/>
           <w:u w:val="none"/>
         </w:rPr>
-        <w:t xml:space="preserve">이고, 질문해야 할 사람은 전환을 </w:t>
+        <w:t xml:space="preserve"> 신중함(careful)은 필자가 요구하는 것이지 현재 상태가 아니다. </w:t>
       </w:r>
       <w:r>
         <w:rPr>
@@ -4730,7 +4641,7 @@
           <w:sz w:val="14"/>
           <w:u w:val="none"/>
         </w:rPr>
-        <w:t>이미 끝낸</w:t>
+        <w:t>⑤</w:t>
       </w:r>
       <w:r>
         <w:rPr>
@@ -4739,43 +4650,7 @@
           <w:sz w:val="14"/>
           <w:u w:val="none"/>
         </w:rPr>
-        <w:t xml:space="preserve"> 쪽. 문장 앞부분만 읽으면 일치처럼 보인다. </w:t>
-      </w:r>
-      <w:r>
-        <w:rPr>
-          <w:rFonts w:ascii="맑은 고딕" w:hAnsi="맑은 고딕" w:eastAsia="맑은 고딕"/>
-          <w:b/>
-          <w:sz w:val="14"/>
-          <w:u w:val="none"/>
-        </w:rPr>
-        <w:t>④ [한 끗 정답지]</w:t>
-      </w:r>
-      <w:r>
-        <w:rPr>
-          <w:rFonts w:ascii="맑은 고딕" w:hAnsi="맑은 고딕" w:eastAsia="맑은 고딕"/>
-          <w:b w:val="0"/>
-          <w:sz w:val="14"/>
-          <w:u w:val="none"/>
-        </w:rPr>
-        <w:t xml:space="preserve"> don’t fit neatly … chosen over … ones that do를 ‘지침에 더 맞더라도’로 환언 — 어려워 보여도 참. </w:t>
-      </w:r>
-      <w:r>
-        <w:rPr>
-          <w:rFonts w:ascii="맑은 고딕" w:hAnsi="맑은 고딕" w:eastAsia="맑은 고딕"/>
-          <w:b/>
-          <w:sz w:val="14"/>
-          <w:u w:val="none"/>
-        </w:rPr>
-        <w:t>⑤</w:t>
-      </w:r>
-      <w:r>
-        <w:rPr>
-          <w:rFonts w:ascii="맑은 고딕" w:hAnsi="맑은 고딕" w:eastAsia="맑은 고딕"/>
-          <w:b w:val="0"/>
-          <w:sz w:val="14"/>
-          <w:u w:val="none"/>
-        </w:rPr>
-        <w:t xml:space="preserve"> spoonfuls of honey are superior to sprinkles of sweeteners의 환언.</w:t>
+        <w:t xml:space="preserve"> gradual은 quickly와 반대.</w:t>
       </w:r>
     </w:p>
     <w:p>
@@ -4809,7 +4684,7 @@
           <w:sz w:val="14"/>
           <w:u w:val="none"/>
         </w:rPr>
-        <w:t>② [절대화]</w:t>
+        <w:t>③ [주체 교체]</w:t>
       </w:r>
       <w:r>
         <w:rPr>
@@ -4818,7 +4693,7 @@
           <w:sz w:val="14"/>
           <w:u w:val="none"/>
         </w:rPr>
-        <w:t xml:space="preserve"> [B]가 not that new seeds are worthless라고 명시, [A]도 generally·probably로 한정. </w:t>
+        <w:t xml:space="preserve"> 전통 공동체는 ‘경고의 사례’이고 질문할 사람은 이미 전환을 마친 쪽 — 문장 앞부분만 읽으면 일치처럼 보인다. </w:t>
       </w:r>
       <w:r>
         <w:rPr>
@@ -4827,7 +4702,7 @@
           <w:sz w:val="14"/>
           <w:u w:val="none"/>
         </w:rPr>
-        <w:t>④ [조건 역전]</w:t>
+        <w:t>④ [한 끗 정답지]</w:t>
       </w:r>
       <w:r>
         <w:rPr>
@@ -4836,25 +4711,7 @@
           <w:sz w:val="14"/>
           <w:u w:val="none"/>
         </w:rPr>
-        <w:t xml:space="preserve"> [B]가 문제 삼는 것은 all at once(일괄 교체) — 점진적 교체에 대한 언급은 없다. </w:t>
-      </w:r>
-      <w:r>
-        <w:rPr>
-          <w:rFonts w:ascii="맑은 고딕" w:hAnsi="맑은 고딕" w:eastAsia="맑은 고딕"/>
-          <w:b/>
-          <w:sz w:val="14"/>
-          <w:u w:val="none"/>
-        </w:rPr>
-        <w:t>⑤ [인과 치환]</w:t>
-      </w:r>
-      <w:r>
-        <w:rPr>
-          <w:rFonts w:ascii="맑은 고딕" w:hAnsi="맑은 고딕" w:eastAsia="맑은 고딕"/>
-          <w:b w:val="0"/>
-          <w:sz w:val="14"/>
-          <w:u w:val="none"/>
-        </w:rPr>
-        <w:t xml:space="preserve"> [B]는 persistence was itself a kind of knowledge — 운이 아니라 지식.</w:t>
+        <w:t xml:space="preserve"> sits awkwardly on today’s official diet chart … be preferred의 환언 — 참.</w:t>
       </w:r>
     </w:p>
     <w:p>
@@ -4888,7 +4745,7 @@
           <w:sz w:val="14"/>
           <w:u w:val="none"/>
         </w:rPr>
-        <w:t>③ [어휘 직역 함정]</w:t>
+        <w:t>② [세부 함정]</w:t>
       </w:r>
       <w:r>
         <w:rPr>
@@ -4897,7 +4754,7 @@
           <w:sz w:val="14"/>
           <w:u w:val="none"/>
         </w:rPr>
-        <w:t xml:space="preserve"> move·far를 물리적 거리로 읽은 오답. </w:t>
+        <w:t xml:space="preserve"> ‘형편없이 지낸다(fare badly)’는 언급이 있어 답할 수 있다고 착각하기 쉽지만, 구체적 질병명은 없다. </w:t>
       </w:r>
       <w:r>
         <w:rPr>
@@ -4906,7 +4763,7 @@
           <w:sz w:val="14"/>
           <w:u w:val="none"/>
         </w:rPr>
-        <w:t>④ [방향 역전]</w:t>
+        <w:t>⑤ [주체 함정]</w:t>
       </w:r>
       <w:r>
         <w:rPr>
@@ -4915,25 +4772,7 @@
           <w:sz w:val="14"/>
           <w:u w:val="none"/>
         </w:rPr>
-        <w:t xml:space="preserve"> 필자는 ‘너무 빨리·너무 많이’ 바꾼 것을 걱정하지 ‘너무 느리게’를 걱정하지 않는다. </w:t>
-      </w:r>
-      <w:r>
-        <w:rPr>
-          <w:rFonts w:ascii="맑은 고딕" w:hAnsi="맑은 고딕" w:eastAsia="맑은 고딕"/>
-          <w:b/>
-          <w:sz w:val="14"/>
-          <w:u w:val="none"/>
-        </w:rPr>
-        <w:t>①</w:t>
-      </w:r>
-      <w:r>
-        <w:rPr>
-          <w:rFonts w:ascii="맑은 고딕" w:hAnsi="맑은 고딕" w:eastAsia="맑은 고딕"/>
-          <w:b w:val="0"/>
-          <w:sz w:val="14"/>
-          <w:u w:val="none"/>
-        </w:rPr>
-        <w:t xml:space="preserve"> 양(quantity)에 대한 언급은 본문에 없다.</w:t>
+        <w:t xml:space="preserve"> 전통 공동체가 아니라 ‘우리’라는 답이 본문에 명시돼 있다.</w:t>
       </w:r>
     </w:p>
     <w:p>
@@ -4967,7 +4806,7 @@
           <w:sz w:val="14"/>
           <w:u w:val="none"/>
         </w:rPr>
-        <w:t>② [절대어]</w:t>
+        <w:t>⑤ [한 끗]</w:t>
       </w:r>
       <w:r>
         <w:rPr>
@@ -4976,7 +4815,7 @@
           <w:sz w:val="14"/>
           <w:u w:val="none"/>
         </w:rPr>
-        <w:t xml:space="preserve"> every·any·반드시 — 본문의 generally·probably를 지웠다. 결론 방향이 필자와 같아 보여서 고르지 않기 쉬운 함정. </w:t>
+        <w:t xml:space="preserve"> are faring과 poorly의 결합을 ‘잘 지낸다’로 오독하면 부적절해 보이지만, ‘형편없이 지내는’ 모습이 경고의 근거다. </w:t>
       </w:r>
       <w:r>
         <w:rPr>
@@ -4985,7 +4824,7 @@
           <w:sz w:val="14"/>
           <w:u w:val="none"/>
         </w:rPr>
-        <w:t>①·④</w:t>
+        <w:t>③</w:t>
       </w:r>
       <w:r>
         <w:rPr>
@@ -4994,7 +4833,7 @@
           <w:sz w:val="14"/>
           <w:u w:val="none"/>
         </w:rPr>
-        <w:t xml:space="preserve"> 는 본문 원칙을 자기 상황에 적용한 적절한 반응(조건절 유지).</w:t>
+        <w:t xml:space="preserve"> ‘젊다’가 학문에 어색해 보여도 ‘역사가 짧다’는 뜻으로 적절.</w:t>
       </w:r>
     </w:p>
     <w:p>
@@ -5019,7 +4858,43 @@
           <w:sz w:val="14"/>
           <w:u w:val="none"/>
         </w:rPr>
-        <w:t xml:space="preserve"> (1) knowing·known ✕(명사 자리, of 앞). (2) the ___ that … 동격절을 받는 명사 → assumption(assuming ✕). (3) there is ___ to the contrary → 불가산 명사 proof(prove·proven ✕, evidence는 본문에 없음). [채점] 변형 없이 know/assume/proven 쓰면 0점.</w:t>
+        <w:t xml:space="preserve"> </w:t>
+      </w:r>
+      <w:r>
+        <w:rPr>
+          <w:rFonts w:ascii="맑은 고딕" w:hAnsi="맑은 고딕" w:eastAsia="맑은 고딕"/>
+          <w:b/>
+          <w:sz w:val="14"/>
+          <w:u w:val="none"/>
+        </w:rPr>
+        <w:t>We should generally be chosen</w:t>
+      </w:r>
+      <w:r>
+        <w:rPr>
+          <w:rFonts w:ascii="맑은 고딕" w:hAnsi="맑은 고딕" w:eastAsia="맑은 고딕"/>
+          <w:b w:val="0"/>
+          <w:sz w:val="14"/>
+          <w:u w:val="none"/>
+        </w:rPr>
+        <w:t xml:space="preserve"> ✕ — 능동이므로 be 삭제·chosen→choose. </w:t>
+      </w:r>
+      <w:r>
+        <w:rPr>
+          <w:rFonts w:ascii="맑은 고딕" w:hAnsi="맑은 고딕" w:eastAsia="맑은 고딕"/>
+          <w:b/>
+          <w:sz w:val="14"/>
+          <w:u w:val="none"/>
+        </w:rPr>
+        <w:t>choose over highly processed ones traditional foods</w:t>
+      </w:r>
+      <w:r>
+        <w:rPr>
+          <w:rFonts w:ascii="맑은 고딕" w:hAnsi="맑은 고딕" w:eastAsia="맑은 고딕"/>
+          <w:b w:val="0"/>
+          <w:sz w:val="14"/>
+          <w:u w:val="none"/>
+        </w:rPr>
+        <w:t xml:space="preserve"> ✕ — 목적어가 먼저, over구는 뒤. [채점] 능동 전환·동사 변형 1.5 / 어순·보기 전부 1 / 철자·단어 수 0.5.</w:t>
       </w:r>
     </w:p>
     <w:p>
@@ -5053,7 +4928,7 @@
           <w:sz w:val="14"/>
           <w:u w:val="none"/>
         </w:rPr>
-        <w:t>It should assume</w:t>
+        <w:t>Q1에 ‘we should stop eating it’을 쓰면</w:t>
       </w:r>
       <w:r>
         <w:rPr>
@@ -5062,7 +4937,7 @@
           <w:sz w:val="14"/>
           <w:u w:val="none"/>
         </w:rPr>
-        <w:t xml:space="preserve"> ✕(it이 가정하는 주체가 아님 → be assumed). </w:t>
+        <w:t xml:space="preserve"> ✕ — 필자의 태도와 반대. </w:t>
       </w:r>
       <w:r>
         <w:rPr>
@@ -5071,7 +4946,7 @@
           <w:sz w:val="14"/>
           <w:u w:val="none"/>
         </w:rPr>
-        <w:t>until it is proven</w:t>
+        <w:t>Q2에 ‘we are being modest’를 쓰면</w:t>
       </w:r>
       <w:r>
         <w:rPr>
@@ -5080,25 +4955,7 @@
           <w:sz w:val="14"/>
           <w:u w:val="none"/>
         </w:rPr>
-        <w:t xml:space="preserve"> ✕(it 두 번 — 보기에 1개). </w:t>
-      </w:r>
-      <w:r>
-        <w:rPr>
-          <w:rFonts w:ascii="맑은 고딕" w:hAnsi="맑은 고딕" w:eastAsia="맑은 고딕"/>
-          <w:b/>
-          <w:sz w:val="14"/>
-          <w:u w:val="none"/>
-        </w:rPr>
-        <w:t>that</w:t>
-      </w:r>
-      <w:r>
-        <w:rPr>
-          <w:rFonts w:ascii="맑은 고딕" w:hAnsi="맑은 고딕" w:eastAsia="맑은 고딕"/>
-          <w:b w:val="0"/>
-          <w:sz w:val="14"/>
-          <w:u w:val="none"/>
-        </w:rPr>
-        <w:t>을 until 앞에 두면 진주어절이 끊긴다. [채점] 가주어·수동 구조 1.5 / until proven otherwise 삽입 위치 1 / 어순·철자 0.5.</w:t>
+        <w:t xml:space="preserve"> ✕ — modesty는 필자가 ‘요구’하는 것. [채점] 각 문항 내용 1 + 문장 완성·어법 0.5.</w:t>
       </w:r>
     </w:p>
     <w:p>
@@ -5141,7 +4998,25 @@
           <w:sz w:val="14"/>
           <w:u w:val="none"/>
         </w:rPr>
-        <w:t xml:space="preserve"> ‘모르는 것이 많다 → 겸손해야 한다’ 순서도 자연스러워 보이지만, 그러면 ② 뒤 If 문장이 겸손의 적용이 아니라 ‘모른다’에 바로 붙어 논리 단계가 하나 빠진다. 주장–근거–적용 순.</w:t>
+        <w:t xml:space="preserve"> 근거를 주장 앞에 둘 수도 있어 보이지만, 주어진 문장은 ‘실험’이 아니라 ‘겸손’의 이유이며, 필자는 짧은 주장 뒤에 이유를 붙이는 순서를 쓴다. </w:t>
+      </w:r>
+      <w:r>
+        <w:rPr>
+          <w:rFonts w:ascii="맑은 고딕" w:hAnsi="맑은 고딕" w:eastAsia="맑은 고딕"/>
+          <w:b/>
+          <w:sz w:val="14"/>
+          <w:u w:val="none"/>
+        </w:rPr>
+        <w:t>④</w:t>
+      </w:r>
+      <w:r>
+        <w:rPr>
+          <w:rFonts w:ascii="맑은 고딕" w:hAnsi="맑은 고딕" w:eastAsia="맑은 고딕"/>
+          <w:b w:val="0"/>
+          <w:sz w:val="14"/>
+          <w:u w:val="none"/>
+        </w:rPr>
+        <w:t xml:space="preserve"> 적용 문장 사이에 끼면 흐름이 끊긴다.</w:t>
       </w:r>
     </w:p>
     <w:p>
@@ -5166,7 +5041,7 @@
           <w:sz w:val="14"/>
           <w:u w:val="none"/>
         </w:rPr>
-        <w:t xml:space="preserve"> 인간은 자신들이 이용할 수 있는 자원을 미묘하고 복잡한 방식으로 최대한 활용하도록 진화해 왔다. 식단을 바꿀 때, 특히 빠르게 바꿀 때, 우리는 사실상 영양에 관한 거대한 실험을 하고 있는 것이다. 우리는 더 겸손해야 한다. 영양학은 아직 역사가 짧고 우리가 모르는 것이 너무나 많다. 우리가 특정 음식을 특정 방식으로 수천 년 동안 먹어 왔다면, 달리 증명될 때까지는 아마 그럴 만한 이유가 있다고 가정해야 한다. 현대의 식단 접시에 깔끔하게 들어맞지 않는 전통 식품이, 들어맞는 고도로 가공된 식품보다 일반적으로 선택되어야 한다. 전통 방식으로 만든 기름진 블러드 소시지가 기름기 없는 공장제 살라미보다 낫고, 꿀 몇 숟갈이 뿌리는 감미료보다 낫다고 가정해야 한다. 전통 사회가 영양 전환을 겪으며 얼마나 형편없이 지내고 있는지를 목격하는 것은, 그것을 이미 마친 사람들로 하여금 자신들의 식단이 너무 멀리 간 것은 아닌지 의문을 갖게 해야 한다.</w:t>
+        <w:t xml:space="preserve"> ['인간은 자신들이 이용할 수 있는 자원을 미묘하고 복잡한 방식으로 최대한 활용하도록 진화해 왔다.', '식단을 바꿀 때, 특히 빠르게 바꿀 때, 우리는 사실상 영양에 관한 거대한 실험을 하고 있는 것이다.', '우리는 더 겸손해야 한다.', '영양학은 아직 역사가 짧고 우리가 모르는 것이 너무나 많다.', '우리가 특정 음식을 특정 방식으로 수천 년 동안 먹어 왔다면, 달리 증명될 때까지는 아마 그럴 만한 이유가 있다고 가정해야 한다.', '현대의 식단 접시에 깔끔하게 들어맞지 않는 전통 식품이, 들어맞는 고도로 가공된 식품보다 일반적으로 선택되어야 한다.', '전통 방식으로 만든 기름진 블러드 소시지가 기름기 없는 공장제 살라미보다 낫고, 꿀 몇 숟갈이 뿌리는 감미료보다 낫다고 가정해야 한다.', '전통 사회가 영양 전환을 겪으며 얼마나 형편없이 지내고 있는지를 목격하는 것은, 그것을 이미 마친 사람들로 하여금 자신들의 식단이 너무 멀리 간 것은 아닌지 의문을 갖게 해야 한다.']</w:t>
       </w:r>
     </w:p>
     <w:p>
@@ -5191,7 +5066,7 @@
           <w:sz w:val="14"/>
           <w:u w:val="none"/>
         </w:rPr>
-        <w:t xml:space="preserve"> 농업에서도 서두름은 오만의 한 형태일 수 있다. 많은 지역에서 농부들은 더 새로운 종자가 더 빠른 성장을 약속할 때조차 조상들이 수많은 계절에 걸쳐 골라낸 지역 곡물 품종을 계속 길렀다. 옛 품종은 그 땅의 가뭄·해충·척박한 토양을 견뎌 왔고, 그 끈질김 자체가 일종의 지식이었다. 마을이 그것들을 한꺼번에 단일 수입 품종으로 바꾼 곳에서는 흉년 한 해가 수확 전체를 쓸어 버릴 수 있었다. 교훈은 새 종자가 쓸모없다는 것이 아니라, 여러 세대 동안 한 지역을 먹여 온 품종은 열등하다고 명확히 밝혀질 때까지 일단 믿어 줄 만하다는 것이다.</w:t>
+        <w:t xml:space="preserve"> ['건축가들도 같은 오만을 보일 수 있다.', '어느 산골 마을의 옛집들은 두꺼운 벽과 작은 창으로 지어졌고, 그 집들이 어둡다고 느낀 현대의 방문객들은 그 설계가 그저 뒤떨어진 것이라고 흔히 단정했다.', '그러다 몇몇 집주인이 경치를 들이려고 벽을 유리로 바꿨고, 첫 겨울은 옛 방식이 왜 오래 이어졌는지를 그들에게 가르쳐 주었다: 방을 따뜻하게 유지하기가 불가능했던 것이다.', '수백 년의 날씨를 견뎌 온 건축 방식은 뜯어내기 전에 먼저 이해될 자격이 있다.']</w:t>
       </w:r>
     </w:p>
     <w:sectPr>

--- a/shinmok1/pack/2510/H1MOGO25-10_29_SET.docx
+++ b/shinmok1/pack/2510/H1MOGO25-10_29_SET.docx
@@ -1014,7 +1014,7 @@
           <w:sz w:val="16"/>
           <w:u w:val="none"/>
         </w:rPr>
-        <w:t xml:space="preserve">  주어진 말을 모두 사용 · 필요한 단어 1개만 어형 변형</w:t>
+        <w:t xml:space="preserve">  주어진 말을 모두 사용 · 어형 변형 3곳 · 조건의 단어 수·구문을 지킬 것</w:t>
       </w:r>
     </w:p>
     <w:p>
@@ -1038,9 +1038,19 @@
           <w:rFonts w:ascii="맑은 고딕" w:hAnsi="맑은 고딕" w:eastAsia="맑은 고딕"/>
           <w:b w:val="0"/>
           <w:sz w:val="17"/>
-          <w:u w:val="none"/>
-        </w:rPr>
-        <w:t>우리가 특정 음식을 특정 방식으로 수천 년 동안 먹어 왔다면, 달리 증명될 때까지는 아마 그럴 만한 이유가 있다고 가정해야 한다.</w:t>
+          <w:u w:val="single"/>
+        </w:rPr>
+        <w:t>If we have eaten certain foods in certain ways for millennia, we should assume until it is proven otherwise that there is probably a good reason why.</w:t>
+      </w:r>
+      <w:r>
+        <w:rPr>
+          <w:rFonts w:ascii="맑은 고딕" w:hAnsi="맑은 고딕" w:eastAsia="맑은 고딕"/>
+          <w:b w:val="0"/>
+          <w:sz w:val="17"/>
+          <w:u w:val="none"/>
+        </w:rPr>
+        <w:br/>
+        <w:t>&lt;조건&gt; 밑줄 친 영문과 같은 뜻이 되도록 · 구문: unless 조건절(= if … not) + 전치사 for + 동명사 · 총 24단어</w:t>
       </w:r>
     </w:p>
     <w:p>
@@ -1057,7 +1067,7 @@
           <w:sz w:val="17"/>
           <w:u w:val="none"/>
         </w:rPr>
-        <w:t>we / certain foods / if / eat / should assume / for millennia / have / we / in certain ways / until / it is proven otherwise / that / there is probably / a good reason why</w:t>
+        <w:t>is / prove / unless / it / otherwise / should assume / that / be / there / probably / we / a good reason / in certain ways / for / for millennia / eat / certain foods</w:t>
       </w:r>
     </w:p>
     <w:p>
@@ -2637,7 +2647,7 @@
           <w:sz w:val="17"/>
           <w:u w:val="none"/>
         </w:rPr>
-        <w:t xml:space="preserve">If we have eaten certain foods in certain ways for millennia, we should assume until it is proven otherwise that there is probably a good reason why. </w:t>
+        <w:t xml:space="preserve">Nutritional science is still young and there is so much we do not know. </w:t>
       </w:r>
       <w:r>
         <w:rPr>
@@ -2678,7 +2688,7 @@
           <w:sz w:val="17"/>
           <w:u w:val="none"/>
         </w:rPr>
-        <w:t xml:space="preserve"> we / should / generally / chosen / traditional foods / that / don’t fit neatly / on the contemporary dietary food plate / over / highly processed ones / that do</w:t>
+        <w:t xml:space="preserve"> highly processed ones / be / on the contemporary dietary food plate / traditional foods / to / generally / prefer / that do / don’t fit neatly / that</w:t>
       </w:r>
     </w:p>
     <w:p>
@@ -2724,7 +2734,7 @@
           <w:sz w:val="17"/>
           <w:u w:val="none"/>
         </w:rPr>
-        <w:t>1. Use ALL the expressions in the box, each only once.</w:t>
+        <w:t>1. &lt;보기&gt;의 표현을 모두 한 번씩 사용할 것 (다른 단어 추가 금지)</w:t>
       </w:r>
     </w:p>
     <w:p>
@@ -2747,7 +2757,7 @@
           <w:sz w:val="17"/>
           <w:u w:val="none"/>
         </w:rPr>
-        <w:t>2. Change the form of ONE word only, and do NOT add any other words.</w:t>
+        <w:t>2. 필요한 단어 2개의 형태를 바꿀 것</w:t>
       </w:r>
     </w:p>
     <w:p>
@@ -2770,7 +2780,7 @@
           <w:sz w:val="17"/>
           <w:u w:val="none"/>
         </w:rPr>
-        <w:t>3. Begin with ‘We’ and rewrite the sentence in the active voice.</w:t>
+        <w:t>3. ‘be preferable to’ 구문을 사용하고, 부사 generally는 be동사 바로 뒤에 둘 것</w:t>
       </w:r>
     </w:p>
     <w:p>
@@ -2793,7 +2803,7 @@
           <w:sz w:val="17"/>
           <w:u w:val="none"/>
         </w:rPr>
-        <w:t>4. Write 22 words in total.</w:t>
+        <w:t>4. 총 21단어로 쓸 것</w:t>
       </w:r>
     </w:p>
     <w:p>
@@ -2831,7 +2841,7 @@
           <w:sz w:val="17"/>
           <w:u w:val="none"/>
         </w:rPr>
-        <w:t>⇒ We ________________________________________________________________________ .</w:t>
+        <w:t>⇒ Traditional foods ________________________________________________________________________ .</w:t>
       </w:r>
     </w:p>
     <w:p>
@@ -3852,7 +3862,7 @@
           <w:sz w:val="15"/>
           <w:u w:val="none"/>
         </w:rPr>
-        <w:t xml:space="preserve"> If we have eaten certain foods in certain ways for millennia, we should assume until it is proven otherwise that there is probably a good reason why. (eat→eaten)</w:t>
+        <w:t xml:space="preserve"> Unless it is proven otherwise, we should assume that there is probably a good reason for eating certain foods in certain ways for millennia. (영→영 재진술: If we have eaten … until it is proven otherwise → Unless …, a good reason for eating … / prove→proven · be→is · eat→eating / 24단어 / unless + for -ing)</w:t>
       </w:r>
     </w:p>
     <w:p>
@@ -4268,7 +4278,7 @@
           <w:sz w:val="15"/>
           <w:u w:val="none"/>
         </w:rPr>
-        <w:t xml:space="preserve"> We should generally choose traditional foods that don’t fit neatly on the contemporary dietary food plate over highly processed ones that do.</w:t>
+        <w:t xml:space="preserve"> Traditional foods that don’t fit neatly on the contemporary dietary food plate are generally preferable to highly processed ones that do.</w:t>
       </w:r>
     </w:p>
     <w:p>
@@ -4867,7 +4877,7 @@
           <w:sz w:val="14"/>
           <w:u w:val="none"/>
         </w:rPr>
-        <w:t>We should generally be chosen</w:t>
+        <w:t>are generally preferred to</w:t>
       </w:r>
       <w:r>
         <w:rPr>
@@ -4876,7 +4886,7 @@
           <w:sz w:val="14"/>
           <w:u w:val="none"/>
         </w:rPr>
-        <w:t xml:space="preserve"> ✕ — 능동이므로 be 삭제·chosen→choose. </w:t>
+        <w:t xml:space="preserve"> △ — 뜻은 통하나 ‘단어 2개 변형’·보기(prefer→preferable) 조건과 어긋남(preferred는 보기에 없는 수동 분사). </w:t>
       </w:r>
       <w:r>
         <w:rPr>
@@ -4885,7 +4895,7 @@
           <w:sz w:val="14"/>
           <w:u w:val="none"/>
         </w:rPr>
-        <w:t>choose over highly processed ones traditional foods</w:t>
+        <w:t>are preferable generally to</w:t>
       </w:r>
       <w:r>
         <w:rPr>
@@ -4894,7 +4904,25 @@
           <w:sz w:val="14"/>
           <w:u w:val="none"/>
         </w:rPr>
-        <w:t xml:space="preserve"> ✕ — 목적어가 먼저, over구는 뒤. [채점] 능동 전환·동사 변형 1.5 / 어순·보기 전부 1 / 철자·단어 수 0.5.</w:t>
+        <w:t xml:space="preserve"> ✕ — 조건 3 위반. </w:t>
+      </w:r>
+      <w:r>
+        <w:rPr>
+          <w:rFonts w:ascii="맑은 고딕" w:hAnsi="맑은 고딕" w:eastAsia="맑은 고딕"/>
+          <w:b/>
+          <w:sz w:val="14"/>
+          <w:u w:val="none"/>
+        </w:rPr>
+        <w:t>Traditional foods that do … ones that don’t fit neatly</w:t>
+      </w:r>
+      <w:r>
+        <w:rPr>
+          <w:rFonts w:ascii="맑은 고딕" w:hAnsi="맑은 고딕" w:eastAsia="맑은 고딕"/>
+          <w:b w:val="0"/>
+          <w:sz w:val="14"/>
+          <w:u w:val="none"/>
+        </w:rPr>
+        <w:t xml:space="preserve"> ✕ — 두 관계절이 바뀌어 뜻이 반대. [채점] 구문(be preferable to) 1.5 / 어형 2곳 1 / 철자·단어 수 0.5.</w:t>
       </w:r>
     </w:p>
     <w:p>
